--- a/отчет.docx
+++ b/отчет.docx
@@ -4,18 +4,5024 @@
   <w:body>
     <w:p>
       <w:pPr>
+        <w:pStyle w:val="p1"/>
+        <w:spacing w:line="360" w:lineRule="auto"/>
+        <w:jc w:val="center"/>
+        <w:rPr>
+          <w:sz w:val="28"/>
+          <w:szCs w:val="28"/>
+        </w:rPr>
+      </w:pPr>
+      <w:r>
+        <w:rPr>
+          <w:b/>
+          <w:bCs/>
+          <w:sz w:val="28"/>
+          <w:szCs w:val="28"/>
+        </w:rPr>
+        <w:t>«Санкт-Петербургский политехнический университет»</w:t>
+      </w:r>
+    </w:p>
+    <w:p>
+      <w:pPr>
+        <w:pStyle w:val="p1"/>
+        <w:spacing w:line="360" w:lineRule="auto"/>
+        <w:jc w:val="center"/>
+        <w:rPr>
+          <w:sz w:val="28"/>
+          <w:szCs w:val="28"/>
+        </w:rPr>
+      </w:pPr>
+      <w:r>
+        <w:rPr>
+          <w:b/>
+          <w:bCs/>
+          <w:sz w:val="28"/>
+          <w:szCs w:val="28"/>
+        </w:rPr>
+        <w:t>Институт компьютерных наук и кибербезопасности</w:t>
+      </w:r>
+    </w:p>
+    <w:p>
+      <w:pPr>
+        <w:pStyle w:val="p1"/>
+        <w:spacing w:line="360" w:lineRule="auto"/>
+        <w:jc w:val="center"/>
+        <w:rPr>
+          <w:b/>
+          <w:bCs/>
+          <w:sz w:val="28"/>
+          <w:szCs w:val="28"/>
+        </w:rPr>
+      </w:pPr>
+      <w:r>
+        <w:rPr>
+          <w:b/>
+          <w:bCs/>
+          <w:sz w:val="28"/>
+          <w:szCs w:val="28"/>
+        </w:rPr>
+        <w:t>Высшая школа программной инженерии</w:t>
+      </w:r>
+    </w:p>
+    <w:p>
+      <w:pPr>
+        <w:pStyle w:val="p1"/>
+        <w:jc w:val="center"/>
+        <w:rPr>
+          <w:b/>
+          <w:bCs/>
+        </w:rPr>
+      </w:pPr>
+    </w:p>
+    <w:p>
+      <w:pPr>
+        <w:pStyle w:val="p1"/>
+        <w:jc w:val="center"/>
+        <w:rPr>
+          <w:b/>
+          <w:bCs/>
+        </w:rPr>
+      </w:pPr>
+    </w:p>
+    <w:p>
+      <w:pPr>
+        <w:pStyle w:val="p1"/>
+        <w:jc w:val="center"/>
+        <w:rPr>
+          <w:b/>
+          <w:bCs/>
+        </w:rPr>
+      </w:pPr>
+    </w:p>
+    <w:p>
+      <w:pPr>
+        <w:pStyle w:val="p1"/>
+        <w:jc w:val="center"/>
+        <w:rPr>
+          <w:b/>
+          <w:bCs/>
+        </w:rPr>
+      </w:pPr>
+    </w:p>
+    <w:p>
+      <w:pPr>
+        <w:pStyle w:val="p1"/>
+        <w:jc w:val="center"/>
+        <w:rPr>
+          <w:b/>
+          <w:bCs/>
+        </w:rPr>
+      </w:pPr>
+    </w:p>
+    <w:p>
+      <w:pPr>
+        <w:pStyle w:val="p1"/>
+        <w:jc w:val="center"/>
+        <w:rPr>
+          <w:b/>
+          <w:bCs/>
+        </w:rPr>
+      </w:pPr>
+    </w:p>
+    <w:p>
+      <w:pPr>
+        <w:pStyle w:val="p1"/>
+        <w:jc w:val="center"/>
+        <w:rPr>
+          <w:b/>
+          <w:bCs/>
+        </w:rPr>
+      </w:pPr>
+    </w:p>
+    <w:p>
+      <w:pPr>
+        <w:pStyle w:val="p1"/>
+        <w:jc w:val="center"/>
+        <w:rPr>
+          <w:b/>
+          <w:bCs/>
+        </w:rPr>
+      </w:pPr>
+    </w:p>
+    <w:p>
+      <w:pPr>
+        <w:pStyle w:val="p1"/>
+        <w:jc w:val="center"/>
+        <w:rPr>
+          <w:b/>
+          <w:bCs/>
+        </w:rPr>
+      </w:pPr>
+    </w:p>
+    <w:p>
+      <w:pPr>
+        <w:pStyle w:val="p1"/>
+        <w:jc w:val="center"/>
+        <w:rPr>
+          <w:b/>
+          <w:bCs/>
+        </w:rPr>
+      </w:pPr>
+    </w:p>
+    <w:p>
+      <w:pPr>
+        <w:pStyle w:val="p1"/>
+        <w:jc w:val="center"/>
+        <w:rPr>
+          <w:b/>
+          <w:bCs/>
+        </w:rPr>
+      </w:pPr>
+    </w:p>
+    <w:p>
+      <w:pPr>
+        <w:pStyle w:val="p1"/>
+        <w:jc w:val="center"/>
+        <w:rPr>
+          <w:b/>
+          <w:bCs/>
+        </w:rPr>
+      </w:pPr>
+    </w:p>
+    <w:p>
+      <w:pPr>
+        <w:pStyle w:val="p1"/>
+        <w:jc w:val="center"/>
+        <w:rPr>
+          <w:sz w:val="28"/>
+          <w:szCs w:val="28"/>
+        </w:rPr>
+      </w:pPr>
+    </w:p>
+    <w:p>
+      <w:pPr>
+        <w:pStyle w:val="p2"/>
+        <w:jc w:val="center"/>
+        <w:rPr>
+          <w:sz w:val="28"/>
+          <w:szCs w:val="28"/>
+        </w:rPr>
+      </w:pPr>
+      <w:r>
+        <w:rPr>
+          <w:b/>
+          <w:bCs/>
+          <w:sz w:val="28"/>
+          <w:szCs w:val="28"/>
+        </w:rPr>
+        <w:t>КУРСОВАЯ РАБОТ</w:t>
+      </w:r>
+    </w:p>
+    <w:p>
+      <w:pPr>
+        <w:pStyle w:val="p1"/>
+        <w:jc w:val="center"/>
+        <w:rPr>
+          <w:sz w:val="28"/>
+          <w:szCs w:val="28"/>
+        </w:rPr>
+      </w:pPr>
+      <w:r>
+        <w:rPr>
+          <w:sz w:val="28"/>
+          <w:szCs w:val="28"/>
+        </w:rPr>
+        <w:t>по дисциплине</w:t>
+      </w:r>
+    </w:p>
+    <w:p>
+      <w:pPr>
+        <w:pStyle w:val="p1"/>
+        <w:jc w:val="center"/>
+        <w:rPr>
+          <w:sz w:val="28"/>
+          <w:szCs w:val="28"/>
+        </w:rPr>
+      </w:pPr>
+      <w:r>
+        <w:rPr>
+          <w:sz w:val="28"/>
+          <w:szCs w:val="28"/>
+        </w:rPr>
+        <w:t>«</w:t>
+      </w:r>
+      <w:r>
+        <w:rPr>
+          <w:sz w:val="28"/>
+          <w:szCs w:val="28"/>
+        </w:rPr>
+        <w:t>Глубокое обучение</w:t>
+      </w:r>
+      <w:r>
+        <w:rPr>
+          <w:sz w:val="28"/>
+          <w:szCs w:val="28"/>
+        </w:rPr>
+        <w:t>»</w:t>
+      </w:r>
+    </w:p>
+    <w:p>
+      <w:pPr>
+        <w:pStyle w:val="p1"/>
+        <w:jc w:val="center"/>
+        <w:rPr>
+          <w:sz w:val="28"/>
+          <w:szCs w:val="28"/>
+        </w:rPr>
+      </w:pPr>
+    </w:p>
+    <w:p>
+      <w:pPr>
+        <w:pStyle w:val="p1"/>
+        <w:jc w:val="center"/>
+      </w:pPr>
+    </w:p>
+    <w:p>
+      <w:pPr>
+        <w:pStyle w:val="p1"/>
+        <w:jc w:val="center"/>
+      </w:pPr>
+    </w:p>
+    <w:p>
+      <w:pPr>
+        <w:pStyle w:val="p1"/>
+        <w:jc w:val="center"/>
+      </w:pPr>
+    </w:p>
+    <w:p>
+      <w:pPr>
+        <w:pStyle w:val="p1"/>
+        <w:jc w:val="left"/>
+      </w:pPr>
+    </w:p>
+    <w:p>
+      <w:pPr>
+        <w:pStyle w:val="p1"/>
+        <w:jc w:val="center"/>
+      </w:pPr>
+    </w:p>
+    <w:p>
+      <w:pPr>
+        <w:pStyle w:val="p1"/>
+        <w:jc w:val="center"/>
+      </w:pPr>
+    </w:p>
+    <w:p>
+      <w:pPr>
+        <w:pStyle w:val="p1"/>
+        <w:jc w:val="center"/>
+      </w:pPr>
+    </w:p>
+    <w:p>
+      <w:pPr>
+        <w:pStyle w:val="p1"/>
+        <w:jc w:val="center"/>
+      </w:pPr>
+    </w:p>
+    <w:tbl>
+      <w:tblPr>
+        <w:tblStyle w:val="ac"/>
+        <w:tblW w:w="0" w:type="auto"/>
+        <w:tblBorders>
+          <w:top w:val="none" w:sz="0" w:space="0" w:color="auto"/>
+          <w:left w:val="none" w:sz="0" w:space="0" w:color="auto"/>
+          <w:bottom w:val="none" w:sz="0" w:space="0" w:color="auto"/>
+          <w:right w:val="none" w:sz="0" w:space="0" w:color="auto"/>
+          <w:insideH w:val="none" w:sz="0" w:space="0" w:color="auto"/>
+          <w:insideV w:val="none" w:sz="0" w:space="0" w:color="auto"/>
+        </w:tblBorders>
+        <w:tblLook w:val="04A0" w:firstRow="1" w:lastRow="0" w:firstColumn="1" w:lastColumn="0" w:noHBand="0" w:noVBand="1"/>
+      </w:tblPr>
+      <w:tblGrid>
+        <w:gridCol w:w="4536"/>
+        <w:gridCol w:w="4809"/>
+      </w:tblGrid>
+      <w:tr>
+        <w:trPr>
+          <w:trHeight w:val="1076"/>
+        </w:trPr>
+        <w:tc>
+          <w:tcPr>
+            <w:tcW w:w="4536" w:type="dxa"/>
+          </w:tcPr>
+          <w:p>
+            <w:pPr>
+              <w:pStyle w:val="p1"/>
+              <w:rPr>
+                <w:sz w:val="28"/>
+                <w:szCs w:val="28"/>
+              </w:rPr>
+            </w:pPr>
+            <w:r>
+              <w:rPr>
+                <w:sz w:val="28"/>
+                <w:szCs w:val="28"/>
+              </w:rPr>
+              <w:t>Выполнили студент</w:t>
+            </w:r>
+            <w:r>
+              <w:rPr>
+                <w:sz w:val="28"/>
+                <w:szCs w:val="28"/>
+              </w:rPr>
+              <w:t>ы</w:t>
+            </w:r>
+          </w:p>
+          <w:p>
+            <w:pPr>
+              <w:pStyle w:val="p1"/>
+              <w:rPr>
+                <w:sz w:val="28"/>
+                <w:szCs w:val="28"/>
+              </w:rPr>
+            </w:pPr>
+          </w:p>
+        </w:tc>
+        <w:tc>
+          <w:tcPr>
+            <w:tcW w:w="4809" w:type="dxa"/>
+          </w:tcPr>
+          <w:p>
+            <w:pPr>
+              <w:pStyle w:val="p1"/>
+              <w:jc w:val="right"/>
+              <w:rPr>
+                <w:sz w:val="28"/>
+                <w:szCs w:val="28"/>
+              </w:rPr>
+            </w:pPr>
+            <w:r>
+              <w:rPr>
+                <w:sz w:val="28"/>
+                <w:szCs w:val="28"/>
+              </w:rPr>
+              <w:t>5130904/20104</w:t>
+            </w:r>
+          </w:p>
+          <w:p>
+            <w:pPr>
+              <w:pStyle w:val="p1"/>
+              <w:jc w:val="right"/>
+              <w:rPr>
+                <w:sz w:val="28"/>
+                <w:szCs w:val="28"/>
+              </w:rPr>
+            </w:pPr>
+            <w:r>
+              <w:rPr>
+                <w:sz w:val="28"/>
+                <w:szCs w:val="28"/>
+              </w:rPr>
+              <w:t xml:space="preserve">Шелковников Д.С., Туркин </w:t>
+            </w:r>
+            <w:proofErr w:type="gramStart"/>
+            <w:r>
+              <w:rPr>
+                <w:sz w:val="28"/>
+                <w:szCs w:val="28"/>
+              </w:rPr>
+              <w:t>Н.А.</w:t>
+            </w:r>
+            <w:proofErr w:type="gramEnd"/>
+          </w:p>
+          <w:p>
+            <w:pPr>
+              <w:pStyle w:val="p1"/>
+              <w:jc w:val="right"/>
+              <w:rPr>
+                <w:sz w:val="28"/>
+                <w:szCs w:val="28"/>
+              </w:rPr>
+            </w:pPr>
+          </w:p>
+          <w:p>
+            <w:pPr>
+              <w:pStyle w:val="p1"/>
+              <w:jc w:val="right"/>
+              <w:rPr>
+                <w:sz w:val="28"/>
+                <w:szCs w:val="28"/>
+              </w:rPr>
+            </w:pPr>
+            <w:r>
+              <w:rPr>
+                <w:sz w:val="28"/>
+                <w:szCs w:val="28"/>
+              </w:rPr>
+              <w:t>5130904/20105</w:t>
+            </w:r>
+          </w:p>
+          <w:p>
+            <w:pPr>
+              <w:pStyle w:val="p1"/>
+              <w:jc w:val="right"/>
+              <w:rPr>
+                <w:sz w:val="28"/>
+                <w:szCs w:val="28"/>
+              </w:rPr>
+            </w:pPr>
+            <w:r>
+              <w:rPr>
+                <w:sz w:val="28"/>
+                <w:szCs w:val="28"/>
+              </w:rPr>
+              <w:t xml:space="preserve">Мишанина </w:t>
+            </w:r>
+            <w:proofErr w:type="gramStart"/>
+            <w:r>
+              <w:rPr>
+                <w:sz w:val="28"/>
+                <w:szCs w:val="28"/>
+              </w:rPr>
+              <w:t>Е.А.</w:t>
+            </w:r>
+            <w:proofErr w:type="gramEnd"/>
+          </w:p>
+          <w:p>
+            <w:pPr>
+              <w:pStyle w:val="p1"/>
+              <w:jc w:val="right"/>
+              <w:rPr>
+                <w:sz w:val="28"/>
+                <w:szCs w:val="28"/>
+              </w:rPr>
+            </w:pPr>
+          </w:p>
+          <w:p>
+            <w:pPr>
+              <w:pStyle w:val="p1"/>
+              <w:jc w:val="right"/>
+              <w:rPr>
+                <w:sz w:val="28"/>
+                <w:szCs w:val="28"/>
+              </w:rPr>
+            </w:pPr>
+          </w:p>
+        </w:tc>
+      </w:tr>
+      <w:tr>
+        <w:trPr>
+          <w:trHeight w:val="943"/>
+        </w:trPr>
+        <w:tc>
+          <w:tcPr>
+            <w:tcW w:w="4536" w:type="dxa"/>
+          </w:tcPr>
+          <w:p>
+            <w:pPr>
+              <w:pStyle w:val="p1"/>
+              <w:rPr>
+                <w:sz w:val="28"/>
+                <w:szCs w:val="28"/>
+              </w:rPr>
+            </w:pPr>
+            <w:r>
+              <w:rPr>
+                <w:sz w:val="28"/>
+                <w:szCs w:val="28"/>
+              </w:rPr>
+              <w:t>Руководитель</w:t>
+            </w:r>
+          </w:p>
+        </w:tc>
+        <w:tc>
+          <w:tcPr>
+            <w:tcW w:w="4809" w:type="dxa"/>
+          </w:tcPr>
+          <w:p>
+            <w:pPr>
+              <w:pStyle w:val="p1"/>
+              <w:jc w:val="right"/>
+              <w:rPr>
+                <w:sz w:val="28"/>
+                <w:szCs w:val="28"/>
+              </w:rPr>
+            </w:pPr>
+            <w:r>
+              <w:rPr>
+                <w:sz w:val="28"/>
+                <w:szCs w:val="28"/>
+              </w:rPr>
+              <w:t xml:space="preserve">Малеев </w:t>
+            </w:r>
+            <w:proofErr w:type="gramStart"/>
+            <w:r>
+              <w:rPr>
+                <w:sz w:val="28"/>
+                <w:szCs w:val="28"/>
+              </w:rPr>
+              <w:t>О.Г.</w:t>
+            </w:r>
+            <w:proofErr w:type="gramEnd"/>
+          </w:p>
+        </w:tc>
+      </w:tr>
+    </w:tbl>
+    <w:p>
+      <w:pPr>
+        <w:pStyle w:val="p1"/>
+        <w:jc w:val="left"/>
+      </w:pPr>
+    </w:p>
+    <w:p>
+      <w:pPr>
+        <w:pStyle w:val="p3"/>
+      </w:pPr>
+    </w:p>
+    <w:p>
+      <w:pPr>
+        <w:pStyle w:val="p3"/>
+      </w:pPr>
+    </w:p>
+    <w:p>
+      <w:pPr>
+        <w:pStyle w:val="p3"/>
+      </w:pPr>
+    </w:p>
+    <w:p>
+      <w:pPr>
+        <w:pStyle w:val="p3"/>
+      </w:pPr>
+    </w:p>
+    <w:p>
+      <w:pPr>
+        <w:pStyle w:val="p3"/>
+      </w:pPr>
+    </w:p>
+    <w:p>
+      <w:pPr>
+        <w:pStyle w:val="p3"/>
+      </w:pPr>
+    </w:p>
+    <w:p>
+      <w:pPr>
+        <w:pStyle w:val="p3"/>
+        <w:jc w:val="center"/>
+      </w:pPr>
+    </w:p>
+    <w:p>
+      <w:pPr>
+        <w:pStyle w:val="p3"/>
+        <w:jc w:val="center"/>
+        <w:rPr>
+          <w:sz w:val="28"/>
+          <w:szCs w:val="28"/>
+        </w:rPr>
+      </w:pPr>
+      <w:r>
+        <w:rPr>
+          <w:sz w:val="28"/>
+          <w:szCs w:val="28"/>
+        </w:rPr>
+        <w:t>Санкт-Петербург</w:t>
+      </w:r>
+    </w:p>
+    <w:p>
+      <w:pPr>
+        <w:spacing w:after="160" w:line="278" w:lineRule="auto"/>
+        <w:ind w:firstLine="0"/>
+        <w:jc w:val="center"/>
+        <w:rPr>
+          <w:szCs w:val="28"/>
+          <w:lang w:val="ru-RU"/>
+        </w:rPr>
+      </w:pPr>
+      <w:r>
+        <w:rPr>
+          <w:szCs w:val="28"/>
+        </w:rPr>
+        <w:t>2026</w:t>
+      </w:r>
+    </w:p>
+    <w:sdt>
+      <w:sdtPr>
+        <w:rPr>
+          <w:rFonts w:ascii="Times New Roman" w:hAnsi="Times New Roman" w:cs="Times New Roman"/>
+          <w:color w:val="000000" w:themeColor="text1"/>
+          <w:sz w:val="40"/>
+          <w:szCs w:val="40"/>
+        </w:rPr>
+        <w:id w:val="1260173121"/>
+        <w:docPartObj>
+          <w:docPartGallery w:val="Table of Contents"/>
+          <w:docPartUnique/>
+        </w:docPartObj>
+      </w:sdtPr>
+      <w:sdtEndPr>
+        <w:rPr>
+          <w:rFonts w:eastAsia="Times New Roman"/>
+          <w:noProof/>
+          <w:color w:val="auto"/>
+          <w:sz w:val="28"/>
+          <w:szCs w:val="22"/>
+          <w:lang w:val="ru"/>
+        </w:rPr>
+      </w:sdtEndPr>
+      <w:sdtContent>
+        <w:p>
+          <w:pPr>
+            <w:pStyle w:val="ad"/>
+            <w:spacing w:line="360" w:lineRule="auto"/>
+            <w:rPr>
+              <w:rFonts w:ascii="Times New Roman" w:hAnsi="Times New Roman" w:cs="Times New Roman"/>
+              <w:color w:val="000000" w:themeColor="text1"/>
+              <w:sz w:val="40"/>
+              <w:szCs w:val="40"/>
+            </w:rPr>
+          </w:pPr>
+          <w:r>
+            <w:rPr>
+              <w:rFonts w:ascii="Times New Roman" w:hAnsi="Times New Roman" w:cs="Times New Roman"/>
+              <w:color w:val="000000" w:themeColor="text1"/>
+              <w:sz w:val="40"/>
+              <w:szCs w:val="40"/>
+            </w:rPr>
+            <w:t>Оглавление</w:t>
+          </w:r>
+        </w:p>
+        <w:p>
+          <w:pPr>
+            <w:pStyle w:val="12"/>
+            <w:tabs>
+              <w:tab w:val="left" w:pos="1120"/>
+              <w:tab w:val="right" w:leader="dot" w:pos="9345"/>
+            </w:tabs>
+            <w:ind w:firstLine="0"/>
+            <w:rPr>
+              <w:rFonts w:ascii="Times New Roman" w:eastAsiaTheme="minorEastAsia" w:hAnsi="Times New Roman" w:cs="Times New Roman"/>
+              <w:b w:val="0"/>
+              <w:bCs w:val="0"/>
+              <w:noProof/>
+              <w:color w:val="000000" w:themeColor="text1"/>
+              <w:kern w:val="2"/>
+              <w:sz w:val="28"/>
+              <w:szCs w:val="28"/>
+              <w:lang w:val="ru-RU"/>
+              <w14:ligatures w14:val="standardContextual"/>
+            </w:rPr>
+          </w:pPr>
+          <w:r>
+            <w:rPr>
+              <w:rFonts w:ascii="Times New Roman" w:hAnsi="Times New Roman" w:cs="Times New Roman"/>
+              <w:b w:val="0"/>
+              <w:bCs w:val="0"/>
+              <w:color w:val="000000" w:themeColor="text1"/>
+              <w:sz w:val="28"/>
+              <w:szCs w:val="28"/>
+            </w:rPr>
+            <w:fldChar w:fldCharType="begin"/>
+          </w:r>
+          <w:r>
+            <w:rPr>
+              <w:rFonts w:ascii="Times New Roman" w:hAnsi="Times New Roman" w:cs="Times New Roman"/>
+              <w:b w:val="0"/>
+              <w:bCs w:val="0"/>
+              <w:color w:val="000000" w:themeColor="text1"/>
+              <w:sz w:val="28"/>
+              <w:szCs w:val="28"/>
+            </w:rPr>
+            <w:instrText>TOC \o "1-3" \h \z \u</w:instrText>
+          </w:r>
+          <w:r>
+            <w:rPr>
+              <w:rFonts w:ascii="Times New Roman" w:hAnsi="Times New Roman" w:cs="Times New Roman"/>
+              <w:b w:val="0"/>
+              <w:bCs w:val="0"/>
+              <w:color w:val="000000" w:themeColor="text1"/>
+              <w:sz w:val="28"/>
+              <w:szCs w:val="28"/>
+            </w:rPr>
+            <w:fldChar w:fldCharType="separate"/>
+          </w:r>
+          <w:hyperlink w:anchor="_Toc226555971" w:history="1">
+            <w:r>
+              <w:rPr>
+                <w:rStyle w:val="ae"/>
+                <w:rFonts w:ascii="Times New Roman" w:hAnsi="Times New Roman" w:cs="Times New Roman"/>
+                <w:b w:val="0"/>
+                <w:bCs w:val="0"/>
+                <w:noProof/>
+                <w:color w:val="000000" w:themeColor="text1"/>
+                <w:sz w:val="28"/>
+                <w:szCs w:val="28"/>
+                <w:lang w:val="ru-RU"/>
+              </w:rPr>
+              <w:t>1</w:t>
+            </w:r>
+            <w:r>
+              <w:rPr>
+                <w:rFonts w:ascii="Times New Roman" w:eastAsiaTheme="minorEastAsia" w:hAnsi="Times New Roman" w:cs="Times New Roman"/>
+                <w:b w:val="0"/>
+                <w:bCs w:val="0"/>
+                <w:noProof/>
+                <w:color w:val="000000" w:themeColor="text1"/>
+                <w:kern w:val="2"/>
+                <w:sz w:val="28"/>
+                <w:szCs w:val="28"/>
+                <w:lang w:val="ru-RU"/>
+                <w14:ligatures w14:val="standardContextual"/>
+              </w:rPr>
+              <w:tab/>
+            </w:r>
+            <w:r>
+              <w:rPr>
+                <w:rStyle w:val="ae"/>
+                <w:rFonts w:ascii="Times New Roman" w:hAnsi="Times New Roman" w:cs="Times New Roman"/>
+                <w:b w:val="0"/>
+                <w:bCs w:val="0"/>
+                <w:noProof/>
+                <w:color w:val="000000" w:themeColor="text1"/>
+                <w:sz w:val="28"/>
+                <w:szCs w:val="28"/>
+                <w:lang w:val="ru-RU"/>
+              </w:rPr>
+              <w:t>Введение</w:t>
+            </w:r>
+            <w:r>
+              <w:rPr>
+                <w:rFonts w:ascii="Times New Roman" w:hAnsi="Times New Roman" w:cs="Times New Roman"/>
+                <w:b w:val="0"/>
+                <w:bCs w:val="0"/>
+                <w:noProof/>
+                <w:webHidden/>
+                <w:color w:val="000000" w:themeColor="text1"/>
+                <w:sz w:val="28"/>
+                <w:szCs w:val="28"/>
+              </w:rPr>
+              <w:tab/>
+            </w:r>
+            <w:r>
+              <w:rPr>
+                <w:rFonts w:ascii="Times New Roman" w:hAnsi="Times New Roman" w:cs="Times New Roman"/>
+                <w:b w:val="0"/>
+                <w:bCs w:val="0"/>
+                <w:noProof/>
+                <w:webHidden/>
+                <w:color w:val="000000" w:themeColor="text1"/>
+                <w:sz w:val="28"/>
+                <w:szCs w:val="28"/>
+              </w:rPr>
+              <w:fldChar w:fldCharType="begin"/>
+            </w:r>
+            <w:r>
+              <w:rPr>
+                <w:rFonts w:ascii="Times New Roman" w:hAnsi="Times New Roman" w:cs="Times New Roman"/>
+                <w:b w:val="0"/>
+                <w:bCs w:val="0"/>
+                <w:noProof/>
+                <w:webHidden/>
+                <w:color w:val="000000" w:themeColor="text1"/>
+                <w:sz w:val="28"/>
+                <w:szCs w:val="28"/>
+              </w:rPr>
+              <w:instrText xml:space="preserve"> PAGEREF _Toc226555971 \h </w:instrText>
+            </w:r>
+            <w:r>
+              <w:rPr>
+                <w:rFonts w:ascii="Times New Roman" w:hAnsi="Times New Roman" w:cs="Times New Roman"/>
+                <w:b w:val="0"/>
+                <w:bCs w:val="0"/>
+                <w:noProof/>
+                <w:webHidden/>
+                <w:color w:val="000000" w:themeColor="text1"/>
+                <w:sz w:val="28"/>
+                <w:szCs w:val="28"/>
+              </w:rPr>
+            </w:r>
+            <w:r>
+              <w:rPr>
+                <w:rFonts w:ascii="Times New Roman" w:hAnsi="Times New Roman" w:cs="Times New Roman"/>
+                <w:b w:val="0"/>
+                <w:bCs w:val="0"/>
+                <w:noProof/>
+                <w:webHidden/>
+                <w:color w:val="000000" w:themeColor="text1"/>
+                <w:sz w:val="28"/>
+                <w:szCs w:val="28"/>
+              </w:rPr>
+              <w:fldChar w:fldCharType="separate"/>
+            </w:r>
+            <w:r>
+              <w:rPr>
+                <w:rFonts w:ascii="Times New Roman" w:hAnsi="Times New Roman" w:cs="Times New Roman"/>
+                <w:b w:val="0"/>
+                <w:bCs w:val="0"/>
+                <w:noProof/>
+                <w:webHidden/>
+                <w:color w:val="000000" w:themeColor="text1"/>
+                <w:sz w:val="28"/>
+                <w:szCs w:val="28"/>
+              </w:rPr>
+              <w:t>3</w:t>
+            </w:r>
+            <w:r>
+              <w:rPr>
+                <w:rFonts w:ascii="Times New Roman" w:hAnsi="Times New Roman" w:cs="Times New Roman"/>
+                <w:b w:val="0"/>
+                <w:bCs w:val="0"/>
+                <w:noProof/>
+                <w:webHidden/>
+                <w:color w:val="000000" w:themeColor="text1"/>
+                <w:sz w:val="28"/>
+                <w:szCs w:val="28"/>
+              </w:rPr>
+              <w:fldChar w:fldCharType="end"/>
+            </w:r>
+          </w:hyperlink>
+        </w:p>
+        <w:p>
+          <w:pPr>
+            <w:pStyle w:val="12"/>
+            <w:tabs>
+              <w:tab w:val="left" w:pos="1120"/>
+              <w:tab w:val="right" w:leader="dot" w:pos="9345"/>
+            </w:tabs>
+            <w:ind w:firstLine="0"/>
+            <w:rPr>
+              <w:rFonts w:ascii="Times New Roman" w:eastAsiaTheme="minorEastAsia" w:hAnsi="Times New Roman" w:cs="Times New Roman"/>
+              <w:b w:val="0"/>
+              <w:bCs w:val="0"/>
+              <w:noProof/>
+              <w:color w:val="000000" w:themeColor="text1"/>
+              <w:kern w:val="2"/>
+              <w:sz w:val="28"/>
+              <w:szCs w:val="28"/>
+              <w:lang w:val="ru-RU"/>
+              <w14:ligatures w14:val="standardContextual"/>
+            </w:rPr>
+          </w:pPr>
+          <w:hyperlink w:anchor="_Toc226555972" w:history="1">
+            <w:r>
+              <w:rPr>
+                <w:rStyle w:val="ae"/>
+                <w:rFonts w:ascii="Times New Roman" w:hAnsi="Times New Roman" w:cs="Times New Roman"/>
+                <w:b w:val="0"/>
+                <w:bCs w:val="0"/>
+                <w:noProof/>
+                <w:color w:val="000000" w:themeColor="text1"/>
+                <w:sz w:val="28"/>
+                <w:szCs w:val="28"/>
+                <w:lang w:val="ru-RU"/>
+              </w:rPr>
+              <w:t>2</w:t>
+            </w:r>
+            <w:r>
+              <w:rPr>
+                <w:rFonts w:ascii="Times New Roman" w:eastAsiaTheme="minorEastAsia" w:hAnsi="Times New Roman" w:cs="Times New Roman"/>
+                <w:b w:val="0"/>
+                <w:bCs w:val="0"/>
+                <w:noProof/>
+                <w:color w:val="000000" w:themeColor="text1"/>
+                <w:kern w:val="2"/>
+                <w:sz w:val="28"/>
+                <w:szCs w:val="28"/>
+                <w:lang w:val="ru-RU"/>
+                <w14:ligatures w14:val="standardContextual"/>
+              </w:rPr>
+              <w:tab/>
+            </w:r>
+            <w:r>
+              <w:rPr>
+                <w:rStyle w:val="ae"/>
+                <w:rFonts w:ascii="Times New Roman" w:hAnsi="Times New Roman" w:cs="Times New Roman"/>
+                <w:b w:val="0"/>
+                <w:bCs w:val="0"/>
+                <w:noProof/>
+                <w:color w:val="000000" w:themeColor="text1"/>
+                <w:sz w:val="28"/>
+                <w:szCs w:val="28"/>
+                <w:lang w:val="ru-RU"/>
+              </w:rPr>
+              <w:t>Анализ предметной области и обзор технологий</w:t>
+            </w:r>
+            <w:r>
+              <w:rPr>
+                <w:rFonts w:ascii="Times New Roman" w:hAnsi="Times New Roman" w:cs="Times New Roman"/>
+                <w:b w:val="0"/>
+                <w:bCs w:val="0"/>
+                <w:noProof/>
+                <w:webHidden/>
+                <w:color w:val="000000" w:themeColor="text1"/>
+                <w:sz w:val="28"/>
+                <w:szCs w:val="28"/>
+              </w:rPr>
+              <w:tab/>
+            </w:r>
+            <w:r>
+              <w:rPr>
+                <w:rFonts w:ascii="Times New Roman" w:hAnsi="Times New Roman" w:cs="Times New Roman"/>
+                <w:b w:val="0"/>
+                <w:bCs w:val="0"/>
+                <w:noProof/>
+                <w:webHidden/>
+                <w:color w:val="000000" w:themeColor="text1"/>
+                <w:sz w:val="28"/>
+                <w:szCs w:val="28"/>
+              </w:rPr>
+              <w:fldChar w:fldCharType="begin"/>
+            </w:r>
+            <w:r>
+              <w:rPr>
+                <w:rFonts w:ascii="Times New Roman" w:hAnsi="Times New Roman" w:cs="Times New Roman"/>
+                <w:b w:val="0"/>
+                <w:bCs w:val="0"/>
+                <w:noProof/>
+                <w:webHidden/>
+                <w:color w:val="000000" w:themeColor="text1"/>
+                <w:sz w:val="28"/>
+                <w:szCs w:val="28"/>
+              </w:rPr>
+              <w:instrText xml:space="preserve"> PAGEREF _Toc226555972 \h </w:instrText>
+            </w:r>
+            <w:r>
+              <w:rPr>
+                <w:rFonts w:ascii="Times New Roman" w:hAnsi="Times New Roman" w:cs="Times New Roman"/>
+                <w:b w:val="0"/>
+                <w:bCs w:val="0"/>
+                <w:noProof/>
+                <w:webHidden/>
+                <w:color w:val="000000" w:themeColor="text1"/>
+                <w:sz w:val="28"/>
+                <w:szCs w:val="28"/>
+              </w:rPr>
+            </w:r>
+            <w:r>
+              <w:rPr>
+                <w:rFonts w:ascii="Times New Roman" w:hAnsi="Times New Roman" w:cs="Times New Roman"/>
+                <w:b w:val="0"/>
+                <w:bCs w:val="0"/>
+                <w:noProof/>
+                <w:webHidden/>
+                <w:color w:val="000000" w:themeColor="text1"/>
+                <w:sz w:val="28"/>
+                <w:szCs w:val="28"/>
+              </w:rPr>
+              <w:fldChar w:fldCharType="separate"/>
+            </w:r>
+            <w:r>
+              <w:rPr>
+                <w:rFonts w:ascii="Times New Roman" w:hAnsi="Times New Roman" w:cs="Times New Roman"/>
+                <w:b w:val="0"/>
+                <w:bCs w:val="0"/>
+                <w:noProof/>
+                <w:webHidden/>
+                <w:color w:val="000000" w:themeColor="text1"/>
+                <w:sz w:val="28"/>
+                <w:szCs w:val="28"/>
+              </w:rPr>
+              <w:t>4</w:t>
+            </w:r>
+            <w:r>
+              <w:rPr>
+                <w:rFonts w:ascii="Times New Roman" w:hAnsi="Times New Roman" w:cs="Times New Roman"/>
+                <w:b w:val="0"/>
+                <w:bCs w:val="0"/>
+                <w:noProof/>
+                <w:webHidden/>
+                <w:color w:val="000000" w:themeColor="text1"/>
+                <w:sz w:val="28"/>
+                <w:szCs w:val="28"/>
+              </w:rPr>
+              <w:fldChar w:fldCharType="end"/>
+            </w:r>
+          </w:hyperlink>
+        </w:p>
+        <w:p>
+          <w:pPr>
+            <w:pStyle w:val="12"/>
+            <w:tabs>
+              <w:tab w:val="left" w:pos="1120"/>
+              <w:tab w:val="right" w:leader="dot" w:pos="9345"/>
+            </w:tabs>
+            <w:ind w:firstLine="0"/>
+            <w:rPr>
+              <w:rFonts w:ascii="Times New Roman" w:eastAsiaTheme="minorEastAsia" w:hAnsi="Times New Roman" w:cs="Times New Roman"/>
+              <w:b w:val="0"/>
+              <w:bCs w:val="0"/>
+              <w:noProof/>
+              <w:color w:val="000000" w:themeColor="text1"/>
+              <w:kern w:val="2"/>
+              <w:sz w:val="28"/>
+              <w:szCs w:val="28"/>
+              <w:lang w:val="ru-RU"/>
+              <w14:ligatures w14:val="standardContextual"/>
+            </w:rPr>
+          </w:pPr>
+          <w:hyperlink w:anchor="_Toc226555973" w:history="1">
+            <w:r>
+              <w:rPr>
+                <w:rStyle w:val="ae"/>
+                <w:rFonts w:ascii="Times New Roman" w:hAnsi="Times New Roman" w:cs="Times New Roman"/>
+                <w:b w:val="0"/>
+                <w:bCs w:val="0"/>
+                <w:noProof/>
+                <w:color w:val="000000" w:themeColor="text1"/>
+                <w:sz w:val="28"/>
+                <w:szCs w:val="28"/>
+                <w:lang w:val="ru-RU"/>
+              </w:rPr>
+              <w:t>3</w:t>
+            </w:r>
+            <w:r>
+              <w:rPr>
+                <w:rFonts w:ascii="Times New Roman" w:eastAsiaTheme="minorEastAsia" w:hAnsi="Times New Roman" w:cs="Times New Roman"/>
+                <w:b w:val="0"/>
+                <w:bCs w:val="0"/>
+                <w:noProof/>
+                <w:color w:val="000000" w:themeColor="text1"/>
+                <w:kern w:val="2"/>
+                <w:sz w:val="28"/>
+                <w:szCs w:val="28"/>
+                <w:lang w:val="ru-RU"/>
+                <w14:ligatures w14:val="standardContextual"/>
+              </w:rPr>
+              <w:tab/>
+            </w:r>
+            <w:r>
+              <w:rPr>
+                <w:rStyle w:val="ae"/>
+                <w:rFonts w:ascii="Times New Roman" w:hAnsi="Times New Roman" w:cs="Times New Roman"/>
+                <w:b w:val="0"/>
+                <w:bCs w:val="0"/>
+                <w:noProof/>
+                <w:color w:val="000000" w:themeColor="text1"/>
+                <w:sz w:val="28"/>
+                <w:szCs w:val="28"/>
+                <w:lang w:val="ru-RU"/>
+              </w:rPr>
+              <w:t>Архитектура и технологический стек</w:t>
+            </w:r>
+            <w:r>
+              <w:rPr>
+                <w:rFonts w:ascii="Times New Roman" w:hAnsi="Times New Roman" w:cs="Times New Roman"/>
+                <w:b w:val="0"/>
+                <w:bCs w:val="0"/>
+                <w:noProof/>
+                <w:webHidden/>
+                <w:color w:val="000000" w:themeColor="text1"/>
+                <w:sz w:val="28"/>
+                <w:szCs w:val="28"/>
+              </w:rPr>
+              <w:tab/>
+            </w:r>
+            <w:r>
+              <w:rPr>
+                <w:rFonts w:ascii="Times New Roman" w:hAnsi="Times New Roman" w:cs="Times New Roman"/>
+                <w:b w:val="0"/>
+                <w:bCs w:val="0"/>
+                <w:noProof/>
+                <w:webHidden/>
+                <w:color w:val="000000" w:themeColor="text1"/>
+                <w:sz w:val="28"/>
+                <w:szCs w:val="28"/>
+              </w:rPr>
+              <w:fldChar w:fldCharType="begin"/>
+            </w:r>
+            <w:r>
+              <w:rPr>
+                <w:rFonts w:ascii="Times New Roman" w:hAnsi="Times New Roman" w:cs="Times New Roman"/>
+                <w:b w:val="0"/>
+                <w:bCs w:val="0"/>
+                <w:noProof/>
+                <w:webHidden/>
+                <w:color w:val="000000" w:themeColor="text1"/>
+                <w:sz w:val="28"/>
+                <w:szCs w:val="28"/>
+              </w:rPr>
+              <w:instrText xml:space="preserve"> PAGEREF _Toc226555973 \h </w:instrText>
+            </w:r>
+            <w:r>
+              <w:rPr>
+                <w:rFonts w:ascii="Times New Roman" w:hAnsi="Times New Roman" w:cs="Times New Roman"/>
+                <w:b w:val="0"/>
+                <w:bCs w:val="0"/>
+                <w:noProof/>
+                <w:webHidden/>
+                <w:color w:val="000000" w:themeColor="text1"/>
+                <w:sz w:val="28"/>
+                <w:szCs w:val="28"/>
+              </w:rPr>
+            </w:r>
+            <w:r>
+              <w:rPr>
+                <w:rFonts w:ascii="Times New Roman" w:hAnsi="Times New Roman" w:cs="Times New Roman"/>
+                <w:b w:val="0"/>
+                <w:bCs w:val="0"/>
+                <w:noProof/>
+                <w:webHidden/>
+                <w:color w:val="000000" w:themeColor="text1"/>
+                <w:sz w:val="28"/>
+                <w:szCs w:val="28"/>
+              </w:rPr>
+              <w:fldChar w:fldCharType="separate"/>
+            </w:r>
+            <w:r>
+              <w:rPr>
+                <w:rFonts w:ascii="Times New Roman" w:hAnsi="Times New Roman" w:cs="Times New Roman"/>
+                <w:b w:val="0"/>
+                <w:bCs w:val="0"/>
+                <w:noProof/>
+                <w:webHidden/>
+                <w:color w:val="000000" w:themeColor="text1"/>
+                <w:sz w:val="28"/>
+                <w:szCs w:val="28"/>
+              </w:rPr>
+              <w:t>4</w:t>
+            </w:r>
+            <w:r>
+              <w:rPr>
+                <w:rFonts w:ascii="Times New Roman" w:hAnsi="Times New Roman" w:cs="Times New Roman"/>
+                <w:b w:val="0"/>
+                <w:bCs w:val="0"/>
+                <w:noProof/>
+                <w:webHidden/>
+                <w:color w:val="000000" w:themeColor="text1"/>
+                <w:sz w:val="28"/>
+                <w:szCs w:val="28"/>
+              </w:rPr>
+              <w:fldChar w:fldCharType="end"/>
+            </w:r>
+          </w:hyperlink>
+        </w:p>
+        <w:p>
+          <w:pPr>
+            <w:pStyle w:val="23"/>
+            <w:tabs>
+              <w:tab w:val="left" w:pos="1680"/>
+              <w:tab w:val="right" w:leader="dot" w:pos="9345"/>
+            </w:tabs>
+            <w:ind w:firstLine="0"/>
+            <w:rPr>
+              <w:rFonts w:ascii="Times New Roman" w:eastAsiaTheme="minorEastAsia" w:hAnsi="Times New Roman" w:cs="Times New Roman"/>
+              <w:i w:val="0"/>
+              <w:iCs w:val="0"/>
+              <w:noProof/>
+              <w:color w:val="000000" w:themeColor="text1"/>
+              <w:kern w:val="2"/>
+              <w:sz w:val="28"/>
+              <w:szCs w:val="28"/>
+              <w:lang w:val="ru-RU"/>
+              <w14:ligatures w14:val="standardContextual"/>
+            </w:rPr>
+          </w:pPr>
+          <w:hyperlink w:anchor="_Toc226555974" w:history="1">
+            <w:r>
+              <w:rPr>
+                <w:rStyle w:val="ae"/>
+                <w:rFonts w:ascii="Times New Roman" w:hAnsi="Times New Roman" w:cs="Times New Roman"/>
+                <w:i w:val="0"/>
+                <w:iCs w:val="0"/>
+                <w:noProof/>
+                <w:color w:val="000000" w:themeColor="text1"/>
+                <w:sz w:val="28"/>
+                <w:szCs w:val="28"/>
+                <w:lang w:val="ru-RU"/>
+              </w:rPr>
+              <w:t>3.1</w:t>
+            </w:r>
+            <w:r>
+              <w:rPr>
+                <w:rFonts w:ascii="Times New Roman" w:eastAsiaTheme="minorEastAsia" w:hAnsi="Times New Roman" w:cs="Times New Roman"/>
+                <w:i w:val="0"/>
+                <w:iCs w:val="0"/>
+                <w:noProof/>
+                <w:color w:val="000000" w:themeColor="text1"/>
+                <w:kern w:val="2"/>
+                <w:sz w:val="28"/>
+                <w:szCs w:val="28"/>
+                <w:lang w:val="ru-RU"/>
+                <w14:ligatures w14:val="standardContextual"/>
+              </w:rPr>
+              <w:tab/>
+            </w:r>
+            <w:r>
+              <w:rPr>
+                <w:rStyle w:val="ae"/>
+                <w:rFonts w:ascii="Times New Roman" w:hAnsi="Times New Roman" w:cs="Times New Roman"/>
+                <w:i w:val="0"/>
+                <w:iCs w:val="0"/>
+                <w:noProof/>
+                <w:color w:val="000000" w:themeColor="text1"/>
+                <w:sz w:val="28"/>
+                <w:szCs w:val="28"/>
+                <w:lang w:val="ru-RU"/>
+              </w:rPr>
+              <w:t>Общая архитектура взаимодействия</w:t>
+            </w:r>
+            <w:r>
+              <w:rPr>
+                <w:rFonts w:ascii="Times New Roman" w:hAnsi="Times New Roman" w:cs="Times New Roman"/>
+                <w:i w:val="0"/>
+                <w:iCs w:val="0"/>
+                <w:noProof/>
+                <w:webHidden/>
+                <w:color w:val="000000" w:themeColor="text1"/>
+                <w:sz w:val="28"/>
+                <w:szCs w:val="28"/>
+              </w:rPr>
+              <w:tab/>
+            </w:r>
+            <w:r>
+              <w:rPr>
+                <w:rFonts w:ascii="Times New Roman" w:hAnsi="Times New Roman" w:cs="Times New Roman"/>
+                <w:i w:val="0"/>
+                <w:iCs w:val="0"/>
+                <w:noProof/>
+                <w:webHidden/>
+                <w:color w:val="000000" w:themeColor="text1"/>
+                <w:sz w:val="28"/>
+                <w:szCs w:val="28"/>
+              </w:rPr>
+              <w:fldChar w:fldCharType="begin"/>
+            </w:r>
+            <w:r>
+              <w:rPr>
+                <w:rFonts w:ascii="Times New Roman" w:hAnsi="Times New Roman" w:cs="Times New Roman"/>
+                <w:i w:val="0"/>
+                <w:iCs w:val="0"/>
+                <w:noProof/>
+                <w:webHidden/>
+                <w:color w:val="000000" w:themeColor="text1"/>
+                <w:sz w:val="28"/>
+                <w:szCs w:val="28"/>
+              </w:rPr>
+              <w:instrText xml:space="preserve"> PAGEREF _Toc226555974 \h </w:instrText>
+            </w:r>
+            <w:r>
+              <w:rPr>
+                <w:rFonts w:ascii="Times New Roman" w:hAnsi="Times New Roman" w:cs="Times New Roman"/>
+                <w:i w:val="0"/>
+                <w:iCs w:val="0"/>
+                <w:noProof/>
+                <w:webHidden/>
+                <w:color w:val="000000" w:themeColor="text1"/>
+                <w:sz w:val="28"/>
+                <w:szCs w:val="28"/>
+              </w:rPr>
+            </w:r>
+            <w:r>
+              <w:rPr>
+                <w:rFonts w:ascii="Times New Roman" w:hAnsi="Times New Roman" w:cs="Times New Roman"/>
+                <w:i w:val="0"/>
+                <w:iCs w:val="0"/>
+                <w:noProof/>
+                <w:webHidden/>
+                <w:color w:val="000000" w:themeColor="text1"/>
+                <w:sz w:val="28"/>
+                <w:szCs w:val="28"/>
+              </w:rPr>
+              <w:fldChar w:fldCharType="separate"/>
+            </w:r>
+            <w:r>
+              <w:rPr>
+                <w:rFonts w:ascii="Times New Roman" w:hAnsi="Times New Roman" w:cs="Times New Roman"/>
+                <w:i w:val="0"/>
+                <w:iCs w:val="0"/>
+                <w:noProof/>
+                <w:webHidden/>
+                <w:color w:val="000000" w:themeColor="text1"/>
+                <w:sz w:val="28"/>
+                <w:szCs w:val="28"/>
+              </w:rPr>
+              <w:t>4</w:t>
+            </w:r>
+            <w:r>
+              <w:rPr>
+                <w:rFonts w:ascii="Times New Roman" w:hAnsi="Times New Roman" w:cs="Times New Roman"/>
+                <w:i w:val="0"/>
+                <w:iCs w:val="0"/>
+                <w:noProof/>
+                <w:webHidden/>
+                <w:color w:val="000000" w:themeColor="text1"/>
+                <w:sz w:val="28"/>
+                <w:szCs w:val="28"/>
+              </w:rPr>
+              <w:fldChar w:fldCharType="end"/>
+            </w:r>
+          </w:hyperlink>
+        </w:p>
+        <w:p>
+          <w:pPr>
+            <w:pStyle w:val="23"/>
+            <w:tabs>
+              <w:tab w:val="left" w:pos="1680"/>
+              <w:tab w:val="right" w:leader="dot" w:pos="9345"/>
+            </w:tabs>
+            <w:ind w:firstLine="0"/>
+            <w:rPr>
+              <w:rFonts w:ascii="Times New Roman" w:eastAsiaTheme="minorEastAsia" w:hAnsi="Times New Roman" w:cs="Times New Roman"/>
+              <w:i w:val="0"/>
+              <w:iCs w:val="0"/>
+              <w:noProof/>
+              <w:color w:val="000000" w:themeColor="text1"/>
+              <w:kern w:val="2"/>
+              <w:sz w:val="28"/>
+              <w:szCs w:val="28"/>
+              <w:lang w:val="ru-RU"/>
+              <w14:ligatures w14:val="standardContextual"/>
+            </w:rPr>
+          </w:pPr>
+          <w:hyperlink w:anchor="_Toc226555975" w:history="1">
+            <w:r>
+              <w:rPr>
+                <w:rStyle w:val="ae"/>
+                <w:rFonts w:ascii="Times New Roman" w:hAnsi="Times New Roman" w:cs="Times New Roman"/>
+                <w:i w:val="0"/>
+                <w:iCs w:val="0"/>
+                <w:noProof/>
+                <w:color w:val="000000" w:themeColor="text1"/>
+                <w:sz w:val="28"/>
+                <w:szCs w:val="28"/>
+                <w:lang w:val="ru-RU"/>
+              </w:rPr>
+              <w:t>3.2</w:t>
+            </w:r>
+            <w:r>
+              <w:rPr>
+                <w:rFonts w:ascii="Times New Roman" w:eastAsiaTheme="minorEastAsia" w:hAnsi="Times New Roman" w:cs="Times New Roman"/>
+                <w:i w:val="0"/>
+                <w:iCs w:val="0"/>
+                <w:noProof/>
+                <w:color w:val="000000" w:themeColor="text1"/>
+                <w:kern w:val="2"/>
+                <w:sz w:val="28"/>
+                <w:szCs w:val="28"/>
+                <w:lang w:val="ru-RU"/>
+                <w14:ligatures w14:val="standardContextual"/>
+              </w:rPr>
+              <w:tab/>
+            </w:r>
+            <w:r>
+              <w:rPr>
+                <w:rStyle w:val="ae"/>
+                <w:rFonts w:ascii="Times New Roman" w:hAnsi="Times New Roman" w:cs="Times New Roman"/>
+                <w:i w:val="0"/>
+                <w:iCs w:val="0"/>
+                <w:noProof/>
+                <w:color w:val="000000" w:themeColor="text1"/>
+                <w:sz w:val="28"/>
+                <w:szCs w:val="28"/>
+                <w:lang w:val="ru-RU"/>
+              </w:rPr>
+              <w:t>Backend-слой</w:t>
+            </w:r>
+            <w:r>
+              <w:rPr>
+                <w:rFonts w:ascii="Times New Roman" w:hAnsi="Times New Roman" w:cs="Times New Roman"/>
+                <w:i w:val="0"/>
+                <w:iCs w:val="0"/>
+                <w:noProof/>
+                <w:webHidden/>
+                <w:color w:val="000000" w:themeColor="text1"/>
+                <w:sz w:val="28"/>
+                <w:szCs w:val="28"/>
+              </w:rPr>
+              <w:tab/>
+            </w:r>
+            <w:r>
+              <w:rPr>
+                <w:rFonts w:ascii="Times New Roman" w:hAnsi="Times New Roman" w:cs="Times New Roman"/>
+                <w:i w:val="0"/>
+                <w:iCs w:val="0"/>
+                <w:noProof/>
+                <w:webHidden/>
+                <w:color w:val="000000" w:themeColor="text1"/>
+                <w:sz w:val="28"/>
+                <w:szCs w:val="28"/>
+              </w:rPr>
+              <w:fldChar w:fldCharType="begin"/>
+            </w:r>
+            <w:r>
+              <w:rPr>
+                <w:rFonts w:ascii="Times New Roman" w:hAnsi="Times New Roman" w:cs="Times New Roman"/>
+                <w:i w:val="0"/>
+                <w:iCs w:val="0"/>
+                <w:noProof/>
+                <w:webHidden/>
+                <w:color w:val="000000" w:themeColor="text1"/>
+                <w:sz w:val="28"/>
+                <w:szCs w:val="28"/>
+              </w:rPr>
+              <w:instrText xml:space="preserve"> PAGEREF _Toc226555975 \h </w:instrText>
+            </w:r>
+            <w:r>
+              <w:rPr>
+                <w:rFonts w:ascii="Times New Roman" w:hAnsi="Times New Roman" w:cs="Times New Roman"/>
+                <w:i w:val="0"/>
+                <w:iCs w:val="0"/>
+                <w:noProof/>
+                <w:webHidden/>
+                <w:color w:val="000000" w:themeColor="text1"/>
+                <w:sz w:val="28"/>
+                <w:szCs w:val="28"/>
+              </w:rPr>
+            </w:r>
+            <w:r>
+              <w:rPr>
+                <w:rFonts w:ascii="Times New Roman" w:hAnsi="Times New Roman" w:cs="Times New Roman"/>
+                <w:i w:val="0"/>
+                <w:iCs w:val="0"/>
+                <w:noProof/>
+                <w:webHidden/>
+                <w:color w:val="000000" w:themeColor="text1"/>
+                <w:sz w:val="28"/>
+                <w:szCs w:val="28"/>
+              </w:rPr>
+              <w:fldChar w:fldCharType="separate"/>
+            </w:r>
+            <w:r>
+              <w:rPr>
+                <w:rFonts w:ascii="Times New Roman" w:hAnsi="Times New Roman" w:cs="Times New Roman"/>
+                <w:i w:val="0"/>
+                <w:iCs w:val="0"/>
+                <w:noProof/>
+                <w:webHidden/>
+                <w:color w:val="000000" w:themeColor="text1"/>
+                <w:sz w:val="28"/>
+                <w:szCs w:val="28"/>
+              </w:rPr>
+              <w:t>5</w:t>
+            </w:r>
+            <w:r>
+              <w:rPr>
+                <w:rFonts w:ascii="Times New Roman" w:hAnsi="Times New Roman" w:cs="Times New Roman"/>
+                <w:i w:val="0"/>
+                <w:iCs w:val="0"/>
+                <w:noProof/>
+                <w:webHidden/>
+                <w:color w:val="000000" w:themeColor="text1"/>
+                <w:sz w:val="28"/>
+                <w:szCs w:val="28"/>
+              </w:rPr>
+              <w:fldChar w:fldCharType="end"/>
+            </w:r>
+          </w:hyperlink>
+        </w:p>
+        <w:p>
+          <w:pPr>
+            <w:pStyle w:val="23"/>
+            <w:tabs>
+              <w:tab w:val="left" w:pos="1680"/>
+              <w:tab w:val="right" w:leader="dot" w:pos="9345"/>
+            </w:tabs>
+            <w:ind w:firstLine="0"/>
+            <w:rPr>
+              <w:rFonts w:ascii="Times New Roman" w:eastAsiaTheme="minorEastAsia" w:hAnsi="Times New Roman" w:cs="Times New Roman"/>
+              <w:i w:val="0"/>
+              <w:iCs w:val="0"/>
+              <w:noProof/>
+              <w:color w:val="000000" w:themeColor="text1"/>
+              <w:kern w:val="2"/>
+              <w:sz w:val="28"/>
+              <w:szCs w:val="28"/>
+              <w:lang w:val="ru-RU"/>
+              <w14:ligatures w14:val="standardContextual"/>
+            </w:rPr>
+          </w:pPr>
+          <w:hyperlink w:anchor="_Toc226555976" w:history="1">
+            <w:r>
+              <w:rPr>
+                <w:rStyle w:val="ae"/>
+                <w:rFonts w:ascii="Times New Roman" w:hAnsi="Times New Roman" w:cs="Times New Roman"/>
+                <w:i w:val="0"/>
+                <w:iCs w:val="0"/>
+                <w:noProof/>
+                <w:color w:val="000000" w:themeColor="text1"/>
+                <w:sz w:val="28"/>
+                <w:szCs w:val="28"/>
+                <w:lang w:val="ru-RU"/>
+              </w:rPr>
+              <w:t>3.3</w:t>
+            </w:r>
+            <w:r>
+              <w:rPr>
+                <w:rFonts w:ascii="Times New Roman" w:eastAsiaTheme="minorEastAsia" w:hAnsi="Times New Roman" w:cs="Times New Roman"/>
+                <w:i w:val="0"/>
+                <w:iCs w:val="0"/>
+                <w:noProof/>
+                <w:color w:val="000000" w:themeColor="text1"/>
+                <w:kern w:val="2"/>
+                <w:sz w:val="28"/>
+                <w:szCs w:val="28"/>
+                <w:lang w:val="ru-RU"/>
+                <w14:ligatures w14:val="standardContextual"/>
+              </w:rPr>
+              <w:tab/>
+            </w:r>
+            <w:r>
+              <w:rPr>
+                <w:rStyle w:val="ae"/>
+                <w:rFonts w:ascii="Times New Roman" w:hAnsi="Times New Roman" w:cs="Times New Roman"/>
+                <w:i w:val="0"/>
+                <w:iCs w:val="0"/>
+                <w:noProof/>
+                <w:color w:val="000000" w:themeColor="text1"/>
+                <w:sz w:val="28"/>
+                <w:szCs w:val="28"/>
+                <w:lang w:val="ru-RU"/>
+              </w:rPr>
+              <w:t>Frontend-слой</w:t>
+            </w:r>
+            <w:r>
+              <w:rPr>
+                <w:rFonts w:ascii="Times New Roman" w:hAnsi="Times New Roman" w:cs="Times New Roman"/>
+                <w:i w:val="0"/>
+                <w:iCs w:val="0"/>
+                <w:noProof/>
+                <w:webHidden/>
+                <w:color w:val="000000" w:themeColor="text1"/>
+                <w:sz w:val="28"/>
+                <w:szCs w:val="28"/>
+              </w:rPr>
+              <w:tab/>
+            </w:r>
+            <w:r>
+              <w:rPr>
+                <w:rFonts w:ascii="Times New Roman" w:hAnsi="Times New Roman" w:cs="Times New Roman"/>
+                <w:i w:val="0"/>
+                <w:iCs w:val="0"/>
+                <w:noProof/>
+                <w:webHidden/>
+                <w:color w:val="000000" w:themeColor="text1"/>
+                <w:sz w:val="28"/>
+                <w:szCs w:val="28"/>
+              </w:rPr>
+              <w:fldChar w:fldCharType="begin"/>
+            </w:r>
+            <w:r>
+              <w:rPr>
+                <w:rFonts w:ascii="Times New Roman" w:hAnsi="Times New Roman" w:cs="Times New Roman"/>
+                <w:i w:val="0"/>
+                <w:iCs w:val="0"/>
+                <w:noProof/>
+                <w:webHidden/>
+                <w:color w:val="000000" w:themeColor="text1"/>
+                <w:sz w:val="28"/>
+                <w:szCs w:val="28"/>
+              </w:rPr>
+              <w:instrText xml:space="preserve"> PAGEREF _Toc226555976 \h </w:instrText>
+            </w:r>
+            <w:r>
+              <w:rPr>
+                <w:rFonts w:ascii="Times New Roman" w:hAnsi="Times New Roman" w:cs="Times New Roman"/>
+                <w:i w:val="0"/>
+                <w:iCs w:val="0"/>
+                <w:noProof/>
+                <w:webHidden/>
+                <w:color w:val="000000" w:themeColor="text1"/>
+                <w:sz w:val="28"/>
+                <w:szCs w:val="28"/>
+              </w:rPr>
+            </w:r>
+            <w:r>
+              <w:rPr>
+                <w:rFonts w:ascii="Times New Roman" w:hAnsi="Times New Roman" w:cs="Times New Roman"/>
+                <w:i w:val="0"/>
+                <w:iCs w:val="0"/>
+                <w:noProof/>
+                <w:webHidden/>
+                <w:color w:val="000000" w:themeColor="text1"/>
+                <w:sz w:val="28"/>
+                <w:szCs w:val="28"/>
+              </w:rPr>
+              <w:fldChar w:fldCharType="separate"/>
+            </w:r>
+            <w:r>
+              <w:rPr>
+                <w:rFonts w:ascii="Times New Roman" w:hAnsi="Times New Roman" w:cs="Times New Roman"/>
+                <w:i w:val="0"/>
+                <w:iCs w:val="0"/>
+                <w:noProof/>
+                <w:webHidden/>
+                <w:color w:val="000000" w:themeColor="text1"/>
+                <w:sz w:val="28"/>
+                <w:szCs w:val="28"/>
+              </w:rPr>
+              <w:t>5</w:t>
+            </w:r>
+            <w:r>
+              <w:rPr>
+                <w:rFonts w:ascii="Times New Roman" w:hAnsi="Times New Roman" w:cs="Times New Roman"/>
+                <w:i w:val="0"/>
+                <w:iCs w:val="0"/>
+                <w:noProof/>
+                <w:webHidden/>
+                <w:color w:val="000000" w:themeColor="text1"/>
+                <w:sz w:val="28"/>
+                <w:szCs w:val="28"/>
+              </w:rPr>
+              <w:fldChar w:fldCharType="end"/>
+            </w:r>
+          </w:hyperlink>
+        </w:p>
+        <w:p>
+          <w:pPr>
+            <w:pStyle w:val="23"/>
+            <w:tabs>
+              <w:tab w:val="left" w:pos="1680"/>
+              <w:tab w:val="right" w:leader="dot" w:pos="9345"/>
+            </w:tabs>
+            <w:ind w:firstLine="0"/>
+            <w:rPr>
+              <w:rFonts w:ascii="Times New Roman" w:eastAsiaTheme="minorEastAsia" w:hAnsi="Times New Roman" w:cs="Times New Roman"/>
+              <w:i w:val="0"/>
+              <w:iCs w:val="0"/>
+              <w:noProof/>
+              <w:color w:val="000000" w:themeColor="text1"/>
+              <w:kern w:val="2"/>
+              <w:sz w:val="28"/>
+              <w:szCs w:val="28"/>
+              <w:lang w:val="ru-RU"/>
+              <w14:ligatures w14:val="standardContextual"/>
+            </w:rPr>
+          </w:pPr>
+          <w:hyperlink w:anchor="_Toc226555977" w:history="1">
+            <w:r>
+              <w:rPr>
+                <w:rStyle w:val="ae"/>
+                <w:rFonts w:ascii="Times New Roman" w:hAnsi="Times New Roman" w:cs="Times New Roman"/>
+                <w:i w:val="0"/>
+                <w:iCs w:val="0"/>
+                <w:noProof/>
+                <w:color w:val="000000" w:themeColor="text1"/>
+                <w:sz w:val="28"/>
+                <w:szCs w:val="28"/>
+                <w:lang w:val="ru-RU"/>
+              </w:rPr>
+              <w:t>3.4</w:t>
+            </w:r>
+            <w:r>
+              <w:rPr>
+                <w:rFonts w:ascii="Times New Roman" w:eastAsiaTheme="minorEastAsia" w:hAnsi="Times New Roman" w:cs="Times New Roman"/>
+                <w:i w:val="0"/>
+                <w:iCs w:val="0"/>
+                <w:noProof/>
+                <w:color w:val="000000" w:themeColor="text1"/>
+                <w:kern w:val="2"/>
+                <w:sz w:val="28"/>
+                <w:szCs w:val="28"/>
+                <w:lang w:val="ru-RU"/>
+                <w14:ligatures w14:val="standardContextual"/>
+              </w:rPr>
+              <w:tab/>
+            </w:r>
+            <w:r>
+              <w:rPr>
+                <w:rStyle w:val="ae"/>
+                <w:rFonts w:ascii="Times New Roman" w:hAnsi="Times New Roman" w:cs="Times New Roman"/>
+                <w:i w:val="0"/>
+                <w:iCs w:val="0"/>
+                <w:noProof/>
+                <w:color w:val="000000" w:themeColor="text1"/>
+                <w:sz w:val="28"/>
+                <w:szCs w:val="28"/>
+                <w:lang w:val="ru-RU"/>
+              </w:rPr>
+              <w:t>Оркестрация и сетевое взаимодействие</w:t>
+            </w:r>
+            <w:r>
+              <w:rPr>
+                <w:rFonts w:ascii="Times New Roman" w:hAnsi="Times New Roman" w:cs="Times New Roman"/>
+                <w:i w:val="0"/>
+                <w:iCs w:val="0"/>
+                <w:noProof/>
+                <w:webHidden/>
+                <w:color w:val="000000" w:themeColor="text1"/>
+                <w:sz w:val="28"/>
+                <w:szCs w:val="28"/>
+              </w:rPr>
+              <w:tab/>
+            </w:r>
+            <w:r>
+              <w:rPr>
+                <w:rFonts w:ascii="Times New Roman" w:hAnsi="Times New Roman" w:cs="Times New Roman"/>
+                <w:i w:val="0"/>
+                <w:iCs w:val="0"/>
+                <w:noProof/>
+                <w:webHidden/>
+                <w:color w:val="000000" w:themeColor="text1"/>
+                <w:sz w:val="28"/>
+                <w:szCs w:val="28"/>
+              </w:rPr>
+              <w:fldChar w:fldCharType="begin"/>
+            </w:r>
+            <w:r>
+              <w:rPr>
+                <w:rFonts w:ascii="Times New Roman" w:hAnsi="Times New Roman" w:cs="Times New Roman"/>
+                <w:i w:val="0"/>
+                <w:iCs w:val="0"/>
+                <w:noProof/>
+                <w:webHidden/>
+                <w:color w:val="000000" w:themeColor="text1"/>
+                <w:sz w:val="28"/>
+                <w:szCs w:val="28"/>
+              </w:rPr>
+              <w:instrText xml:space="preserve"> PAGEREF _Toc226555977 \h </w:instrText>
+            </w:r>
+            <w:r>
+              <w:rPr>
+                <w:rFonts w:ascii="Times New Roman" w:hAnsi="Times New Roman" w:cs="Times New Roman"/>
+                <w:i w:val="0"/>
+                <w:iCs w:val="0"/>
+                <w:noProof/>
+                <w:webHidden/>
+                <w:color w:val="000000" w:themeColor="text1"/>
+                <w:sz w:val="28"/>
+                <w:szCs w:val="28"/>
+              </w:rPr>
+            </w:r>
+            <w:r>
+              <w:rPr>
+                <w:rFonts w:ascii="Times New Roman" w:hAnsi="Times New Roman" w:cs="Times New Roman"/>
+                <w:i w:val="0"/>
+                <w:iCs w:val="0"/>
+                <w:noProof/>
+                <w:webHidden/>
+                <w:color w:val="000000" w:themeColor="text1"/>
+                <w:sz w:val="28"/>
+                <w:szCs w:val="28"/>
+              </w:rPr>
+              <w:fldChar w:fldCharType="separate"/>
+            </w:r>
+            <w:r>
+              <w:rPr>
+                <w:rFonts w:ascii="Times New Roman" w:hAnsi="Times New Roman" w:cs="Times New Roman"/>
+                <w:i w:val="0"/>
+                <w:iCs w:val="0"/>
+                <w:noProof/>
+                <w:webHidden/>
+                <w:color w:val="000000" w:themeColor="text1"/>
+                <w:sz w:val="28"/>
+                <w:szCs w:val="28"/>
+              </w:rPr>
+              <w:t>6</w:t>
+            </w:r>
+            <w:r>
+              <w:rPr>
+                <w:rFonts w:ascii="Times New Roman" w:hAnsi="Times New Roman" w:cs="Times New Roman"/>
+                <w:i w:val="0"/>
+                <w:iCs w:val="0"/>
+                <w:noProof/>
+                <w:webHidden/>
+                <w:color w:val="000000" w:themeColor="text1"/>
+                <w:sz w:val="28"/>
+                <w:szCs w:val="28"/>
+              </w:rPr>
+              <w:fldChar w:fldCharType="end"/>
+            </w:r>
+          </w:hyperlink>
+        </w:p>
+        <w:p>
+          <w:pPr>
+            <w:pStyle w:val="12"/>
+            <w:tabs>
+              <w:tab w:val="left" w:pos="1120"/>
+              <w:tab w:val="right" w:leader="dot" w:pos="9345"/>
+            </w:tabs>
+            <w:ind w:firstLine="0"/>
+            <w:rPr>
+              <w:rFonts w:ascii="Times New Roman" w:eastAsiaTheme="minorEastAsia" w:hAnsi="Times New Roman" w:cs="Times New Roman"/>
+              <w:b w:val="0"/>
+              <w:bCs w:val="0"/>
+              <w:noProof/>
+              <w:color w:val="000000" w:themeColor="text1"/>
+              <w:kern w:val="2"/>
+              <w:sz w:val="28"/>
+              <w:szCs w:val="28"/>
+              <w:lang w:val="ru-RU"/>
+              <w14:ligatures w14:val="standardContextual"/>
+            </w:rPr>
+          </w:pPr>
+          <w:hyperlink w:anchor="_Toc226555978" w:history="1">
+            <w:r>
+              <w:rPr>
+                <w:rStyle w:val="ae"/>
+                <w:rFonts w:ascii="Times New Roman" w:hAnsi="Times New Roman" w:cs="Times New Roman"/>
+                <w:b w:val="0"/>
+                <w:bCs w:val="0"/>
+                <w:noProof/>
+                <w:color w:val="000000" w:themeColor="text1"/>
+                <w:sz w:val="28"/>
+                <w:szCs w:val="28"/>
+                <w:lang w:val="ru-RU"/>
+              </w:rPr>
+              <w:t>4</w:t>
+            </w:r>
+            <w:r>
+              <w:rPr>
+                <w:rFonts w:ascii="Times New Roman" w:eastAsiaTheme="minorEastAsia" w:hAnsi="Times New Roman" w:cs="Times New Roman"/>
+                <w:b w:val="0"/>
+                <w:bCs w:val="0"/>
+                <w:noProof/>
+                <w:color w:val="000000" w:themeColor="text1"/>
+                <w:kern w:val="2"/>
+                <w:sz w:val="28"/>
+                <w:szCs w:val="28"/>
+                <w:lang w:val="ru-RU"/>
+                <w14:ligatures w14:val="standardContextual"/>
+              </w:rPr>
+              <w:tab/>
+            </w:r>
+            <w:r>
+              <w:rPr>
+                <w:rStyle w:val="ae"/>
+                <w:rFonts w:ascii="Times New Roman" w:hAnsi="Times New Roman" w:cs="Times New Roman"/>
+                <w:b w:val="0"/>
+                <w:bCs w:val="0"/>
+                <w:noProof/>
+                <w:color w:val="000000" w:themeColor="text1"/>
+                <w:sz w:val="28"/>
+                <w:szCs w:val="28"/>
+                <w:lang w:val="ru-RU"/>
+              </w:rPr>
+              <w:t>Алгоритмы и методология разработки</w:t>
+            </w:r>
+            <w:r>
+              <w:rPr>
+                <w:rFonts w:ascii="Times New Roman" w:hAnsi="Times New Roman" w:cs="Times New Roman"/>
+                <w:b w:val="0"/>
+                <w:bCs w:val="0"/>
+                <w:noProof/>
+                <w:webHidden/>
+                <w:color w:val="000000" w:themeColor="text1"/>
+                <w:sz w:val="28"/>
+                <w:szCs w:val="28"/>
+              </w:rPr>
+              <w:tab/>
+            </w:r>
+            <w:r>
+              <w:rPr>
+                <w:rFonts w:ascii="Times New Roman" w:hAnsi="Times New Roman" w:cs="Times New Roman"/>
+                <w:b w:val="0"/>
+                <w:bCs w:val="0"/>
+                <w:noProof/>
+                <w:webHidden/>
+                <w:color w:val="000000" w:themeColor="text1"/>
+                <w:sz w:val="28"/>
+                <w:szCs w:val="28"/>
+              </w:rPr>
+              <w:fldChar w:fldCharType="begin"/>
+            </w:r>
+            <w:r>
+              <w:rPr>
+                <w:rFonts w:ascii="Times New Roman" w:hAnsi="Times New Roman" w:cs="Times New Roman"/>
+                <w:b w:val="0"/>
+                <w:bCs w:val="0"/>
+                <w:noProof/>
+                <w:webHidden/>
+                <w:color w:val="000000" w:themeColor="text1"/>
+                <w:sz w:val="28"/>
+                <w:szCs w:val="28"/>
+              </w:rPr>
+              <w:instrText xml:space="preserve"> PAGEREF _Toc226555978 \h </w:instrText>
+            </w:r>
+            <w:r>
+              <w:rPr>
+                <w:rFonts w:ascii="Times New Roman" w:hAnsi="Times New Roman" w:cs="Times New Roman"/>
+                <w:b w:val="0"/>
+                <w:bCs w:val="0"/>
+                <w:noProof/>
+                <w:webHidden/>
+                <w:color w:val="000000" w:themeColor="text1"/>
+                <w:sz w:val="28"/>
+                <w:szCs w:val="28"/>
+              </w:rPr>
+            </w:r>
+            <w:r>
+              <w:rPr>
+                <w:rFonts w:ascii="Times New Roman" w:hAnsi="Times New Roman" w:cs="Times New Roman"/>
+                <w:b w:val="0"/>
+                <w:bCs w:val="0"/>
+                <w:noProof/>
+                <w:webHidden/>
+                <w:color w:val="000000" w:themeColor="text1"/>
+                <w:sz w:val="28"/>
+                <w:szCs w:val="28"/>
+              </w:rPr>
+              <w:fldChar w:fldCharType="separate"/>
+            </w:r>
+            <w:r>
+              <w:rPr>
+                <w:rFonts w:ascii="Times New Roman" w:hAnsi="Times New Roman" w:cs="Times New Roman"/>
+                <w:b w:val="0"/>
+                <w:bCs w:val="0"/>
+                <w:noProof/>
+                <w:webHidden/>
+                <w:color w:val="000000" w:themeColor="text1"/>
+                <w:sz w:val="28"/>
+                <w:szCs w:val="28"/>
+              </w:rPr>
+              <w:t>6</w:t>
+            </w:r>
+            <w:r>
+              <w:rPr>
+                <w:rFonts w:ascii="Times New Roman" w:hAnsi="Times New Roman" w:cs="Times New Roman"/>
+                <w:b w:val="0"/>
+                <w:bCs w:val="0"/>
+                <w:noProof/>
+                <w:webHidden/>
+                <w:color w:val="000000" w:themeColor="text1"/>
+                <w:sz w:val="28"/>
+                <w:szCs w:val="28"/>
+              </w:rPr>
+              <w:fldChar w:fldCharType="end"/>
+            </w:r>
+          </w:hyperlink>
+        </w:p>
+        <w:p>
+          <w:pPr>
+            <w:pStyle w:val="23"/>
+            <w:tabs>
+              <w:tab w:val="left" w:pos="1680"/>
+              <w:tab w:val="right" w:leader="dot" w:pos="9345"/>
+            </w:tabs>
+            <w:ind w:firstLine="0"/>
+            <w:rPr>
+              <w:rFonts w:ascii="Times New Roman" w:eastAsiaTheme="minorEastAsia" w:hAnsi="Times New Roman" w:cs="Times New Roman"/>
+              <w:i w:val="0"/>
+              <w:iCs w:val="0"/>
+              <w:noProof/>
+              <w:color w:val="000000" w:themeColor="text1"/>
+              <w:kern w:val="2"/>
+              <w:sz w:val="28"/>
+              <w:szCs w:val="28"/>
+              <w:lang w:val="ru-RU"/>
+              <w14:ligatures w14:val="standardContextual"/>
+            </w:rPr>
+          </w:pPr>
+          <w:hyperlink w:anchor="_Toc226555979" w:history="1">
+            <w:r>
+              <w:rPr>
+                <w:rStyle w:val="ae"/>
+                <w:rFonts w:ascii="Times New Roman" w:hAnsi="Times New Roman" w:cs="Times New Roman"/>
+                <w:i w:val="0"/>
+                <w:iCs w:val="0"/>
+                <w:noProof/>
+                <w:color w:val="000000" w:themeColor="text1"/>
+                <w:sz w:val="28"/>
+                <w:szCs w:val="28"/>
+                <w:lang w:val="ru-RU"/>
+              </w:rPr>
+              <w:t>4.1</w:t>
+            </w:r>
+            <w:r>
+              <w:rPr>
+                <w:rFonts w:ascii="Times New Roman" w:eastAsiaTheme="minorEastAsia" w:hAnsi="Times New Roman" w:cs="Times New Roman"/>
+                <w:i w:val="0"/>
+                <w:iCs w:val="0"/>
+                <w:noProof/>
+                <w:color w:val="000000" w:themeColor="text1"/>
+                <w:kern w:val="2"/>
+                <w:sz w:val="28"/>
+                <w:szCs w:val="28"/>
+                <w:lang w:val="ru-RU"/>
+                <w14:ligatures w14:val="standardContextual"/>
+              </w:rPr>
+              <w:tab/>
+            </w:r>
+            <w:r>
+              <w:rPr>
+                <w:rStyle w:val="ae"/>
+                <w:rFonts w:ascii="Times New Roman" w:hAnsi="Times New Roman" w:cs="Times New Roman"/>
+                <w:i w:val="0"/>
+                <w:iCs w:val="0"/>
+                <w:noProof/>
+                <w:color w:val="000000" w:themeColor="text1"/>
+                <w:sz w:val="28"/>
+                <w:szCs w:val="28"/>
+                <w:lang w:val="ru-RU"/>
+              </w:rPr>
+              <w:t>Подготовка датасета и чанкинг</w:t>
+            </w:r>
+            <w:r>
+              <w:rPr>
+                <w:rFonts w:ascii="Times New Roman" w:hAnsi="Times New Roman" w:cs="Times New Roman"/>
+                <w:i w:val="0"/>
+                <w:iCs w:val="0"/>
+                <w:noProof/>
+                <w:webHidden/>
+                <w:color w:val="000000" w:themeColor="text1"/>
+                <w:sz w:val="28"/>
+                <w:szCs w:val="28"/>
+              </w:rPr>
+              <w:tab/>
+            </w:r>
+            <w:r>
+              <w:rPr>
+                <w:rFonts w:ascii="Times New Roman" w:hAnsi="Times New Roman" w:cs="Times New Roman"/>
+                <w:i w:val="0"/>
+                <w:iCs w:val="0"/>
+                <w:noProof/>
+                <w:webHidden/>
+                <w:color w:val="000000" w:themeColor="text1"/>
+                <w:sz w:val="28"/>
+                <w:szCs w:val="28"/>
+              </w:rPr>
+              <w:fldChar w:fldCharType="begin"/>
+            </w:r>
+            <w:r>
+              <w:rPr>
+                <w:rFonts w:ascii="Times New Roman" w:hAnsi="Times New Roman" w:cs="Times New Roman"/>
+                <w:i w:val="0"/>
+                <w:iCs w:val="0"/>
+                <w:noProof/>
+                <w:webHidden/>
+                <w:color w:val="000000" w:themeColor="text1"/>
+                <w:sz w:val="28"/>
+                <w:szCs w:val="28"/>
+              </w:rPr>
+              <w:instrText xml:space="preserve"> PAGEREF _Toc226555979 \h </w:instrText>
+            </w:r>
+            <w:r>
+              <w:rPr>
+                <w:rFonts w:ascii="Times New Roman" w:hAnsi="Times New Roman" w:cs="Times New Roman"/>
+                <w:i w:val="0"/>
+                <w:iCs w:val="0"/>
+                <w:noProof/>
+                <w:webHidden/>
+                <w:color w:val="000000" w:themeColor="text1"/>
+                <w:sz w:val="28"/>
+                <w:szCs w:val="28"/>
+              </w:rPr>
+            </w:r>
+            <w:r>
+              <w:rPr>
+                <w:rFonts w:ascii="Times New Roman" w:hAnsi="Times New Roman" w:cs="Times New Roman"/>
+                <w:i w:val="0"/>
+                <w:iCs w:val="0"/>
+                <w:noProof/>
+                <w:webHidden/>
+                <w:color w:val="000000" w:themeColor="text1"/>
+                <w:sz w:val="28"/>
+                <w:szCs w:val="28"/>
+              </w:rPr>
+              <w:fldChar w:fldCharType="separate"/>
+            </w:r>
+            <w:r>
+              <w:rPr>
+                <w:rFonts w:ascii="Times New Roman" w:hAnsi="Times New Roman" w:cs="Times New Roman"/>
+                <w:i w:val="0"/>
+                <w:iCs w:val="0"/>
+                <w:noProof/>
+                <w:webHidden/>
+                <w:color w:val="000000" w:themeColor="text1"/>
+                <w:sz w:val="28"/>
+                <w:szCs w:val="28"/>
+              </w:rPr>
+              <w:t>6</w:t>
+            </w:r>
+            <w:r>
+              <w:rPr>
+                <w:rFonts w:ascii="Times New Roman" w:hAnsi="Times New Roman" w:cs="Times New Roman"/>
+                <w:i w:val="0"/>
+                <w:iCs w:val="0"/>
+                <w:noProof/>
+                <w:webHidden/>
+                <w:color w:val="000000" w:themeColor="text1"/>
+                <w:sz w:val="28"/>
+                <w:szCs w:val="28"/>
+              </w:rPr>
+              <w:fldChar w:fldCharType="end"/>
+            </w:r>
+          </w:hyperlink>
+        </w:p>
+        <w:p>
+          <w:pPr>
+            <w:pStyle w:val="23"/>
+            <w:tabs>
+              <w:tab w:val="left" w:pos="1680"/>
+              <w:tab w:val="right" w:leader="dot" w:pos="9345"/>
+            </w:tabs>
+            <w:ind w:firstLine="0"/>
+            <w:rPr>
+              <w:rFonts w:ascii="Times New Roman" w:eastAsiaTheme="minorEastAsia" w:hAnsi="Times New Roman" w:cs="Times New Roman"/>
+              <w:i w:val="0"/>
+              <w:iCs w:val="0"/>
+              <w:noProof/>
+              <w:color w:val="000000" w:themeColor="text1"/>
+              <w:kern w:val="2"/>
+              <w:sz w:val="28"/>
+              <w:szCs w:val="28"/>
+              <w:lang w:val="ru-RU"/>
+              <w14:ligatures w14:val="standardContextual"/>
+            </w:rPr>
+          </w:pPr>
+          <w:hyperlink w:anchor="_Toc226555980" w:history="1">
+            <w:r>
+              <w:rPr>
+                <w:rStyle w:val="ae"/>
+                <w:rFonts w:ascii="Times New Roman" w:hAnsi="Times New Roman" w:cs="Times New Roman"/>
+                <w:i w:val="0"/>
+                <w:iCs w:val="0"/>
+                <w:noProof/>
+                <w:color w:val="000000" w:themeColor="text1"/>
+                <w:sz w:val="28"/>
+                <w:szCs w:val="28"/>
+                <w:lang w:val="ru-RU"/>
+              </w:rPr>
+              <w:t>4.2</w:t>
+            </w:r>
+            <w:r>
+              <w:rPr>
+                <w:rFonts w:ascii="Times New Roman" w:eastAsiaTheme="minorEastAsia" w:hAnsi="Times New Roman" w:cs="Times New Roman"/>
+                <w:i w:val="0"/>
+                <w:iCs w:val="0"/>
+                <w:noProof/>
+                <w:color w:val="000000" w:themeColor="text1"/>
+                <w:kern w:val="2"/>
+                <w:sz w:val="28"/>
+                <w:szCs w:val="28"/>
+                <w:lang w:val="ru-RU"/>
+                <w14:ligatures w14:val="standardContextual"/>
+              </w:rPr>
+              <w:tab/>
+            </w:r>
+            <w:r>
+              <w:rPr>
+                <w:rStyle w:val="ae"/>
+                <w:rFonts w:ascii="Times New Roman" w:hAnsi="Times New Roman" w:cs="Times New Roman"/>
+                <w:i w:val="0"/>
+                <w:iCs w:val="0"/>
+                <w:noProof/>
+                <w:color w:val="000000" w:themeColor="text1"/>
+                <w:sz w:val="28"/>
+                <w:szCs w:val="28"/>
+                <w:lang w:val="ru-RU"/>
+              </w:rPr>
+              <w:t>Механизм адаптеров (LoRA) и дообучение</w:t>
+            </w:r>
+            <w:r>
+              <w:rPr>
+                <w:rFonts w:ascii="Times New Roman" w:hAnsi="Times New Roman" w:cs="Times New Roman"/>
+                <w:i w:val="0"/>
+                <w:iCs w:val="0"/>
+                <w:noProof/>
+                <w:webHidden/>
+                <w:color w:val="000000" w:themeColor="text1"/>
+                <w:sz w:val="28"/>
+                <w:szCs w:val="28"/>
+              </w:rPr>
+              <w:tab/>
+            </w:r>
+            <w:r>
+              <w:rPr>
+                <w:rFonts w:ascii="Times New Roman" w:hAnsi="Times New Roman" w:cs="Times New Roman"/>
+                <w:i w:val="0"/>
+                <w:iCs w:val="0"/>
+                <w:noProof/>
+                <w:webHidden/>
+                <w:color w:val="000000" w:themeColor="text1"/>
+                <w:sz w:val="28"/>
+                <w:szCs w:val="28"/>
+              </w:rPr>
+              <w:fldChar w:fldCharType="begin"/>
+            </w:r>
+            <w:r>
+              <w:rPr>
+                <w:rFonts w:ascii="Times New Roman" w:hAnsi="Times New Roman" w:cs="Times New Roman"/>
+                <w:i w:val="0"/>
+                <w:iCs w:val="0"/>
+                <w:noProof/>
+                <w:webHidden/>
+                <w:color w:val="000000" w:themeColor="text1"/>
+                <w:sz w:val="28"/>
+                <w:szCs w:val="28"/>
+              </w:rPr>
+              <w:instrText xml:space="preserve"> PAGEREF _Toc226555980 \h </w:instrText>
+            </w:r>
+            <w:r>
+              <w:rPr>
+                <w:rFonts w:ascii="Times New Roman" w:hAnsi="Times New Roman" w:cs="Times New Roman"/>
+                <w:i w:val="0"/>
+                <w:iCs w:val="0"/>
+                <w:noProof/>
+                <w:webHidden/>
+                <w:color w:val="000000" w:themeColor="text1"/>
+                <w:sz w:val="28"/>
+                <w:szCs w:val="28"/>
+              </w:rPr>
+            </w:r>
+            <w:r>
+              <w:rPr>
+                <w:rFonts w:ascii="Times New Roman" w:hAnsi="Times New Roman" w:cs="Times New Roman"/>
+                <w:i w:val="0"/>
+                <w:iCs w:val="0"/>
+                <w:noProof/>
+                <w:webHidden/>
+                <w:color w:val="000000" w:themeColor="text1"/>
+                <w:sz w:val="28"/>
+                <w:szCs w:val="28"/>
+              </w:rPr>
+              <w:fldChar w:fldCharType="separate"/>
+            </w:r>
+            <w:r>
+              <w:rPr>
+                <w:rFonts w:ascii="Times New Roman" w:hAnsi="Times New Roman" w:cs="Times New Roman"/>
+                <w:i w:val="0"/>
+                <w:iCs w:val="0"/>
+                <w:noProof/>
+                <w:webHidden/>
+                <w:color w:val="000000" w:themeColor="text1"/>
+                <w:sz w:val="28"/>
+                <w:szCs w:val="28"/>
+              </w:rPr>
+              <w:t>15</w:t>
+            </w:r>
+            <w:r>
+              <w:rPr>
+                <w:rFonts w:ascii="Times New Roman" w:hAnsi="Times New Roman" w:cs="Times New Roman"/>
+                <w:i w:val="0"/>
+                <w:iCs w:val="0"/>
+                <w:noProof/>
+                <w:webHidden/>
+                <w:color w:val="000000" w:themeColor="text1"/>
+                <w:sz w:val="28"/>
+                <w:szCs w:val="28"/>
+              </w:rPr>
+              <w:fldChar w:fldCharType="end"/>
+            </w:r>
+          </w:hyperlink>
+        </w:p>
+        <w:p>
+          <w:pPr>
+            <w:pStyle w:val="23"/>
+            <w:tabs>
+              <w:tab w:val="left" w:pos="1680"/>
+              <w:tab w:val="right" w:leader="dot" w:pos="9345"/>
+            </w:tabs>
+            <w:ind w:firstLine="0"/>
+            <w:rPr>
+              <w:rFonts w:ascii="Times New Roman" w:eastAsiaTheme="minorEastAsia" w:hAnsi="Times New Roman" w:cs="Times New Roman"/>
+              <w:i w:val="0"/>
+              <w:iCs w:val="0"/>
+              <w:noProof/>
+              <w:color w:val="000000" w:themeColor="text1"/>
+              <w:kern w:val="2"/>
+              <w:sz w:val="28"/>
+              <w:szCs w:val="28"/>
+              <w:lang w:val="ru-RU"/>
+              <w14:ligatures w14:val="standardContextual"/>
+            </w:rPr>
+          </w:pPr>
+          <w:hyperlink w:anchor="_Toc226555981" w:history="1">
+            <w:r>
+              <w:rPr>
+                <w:rStyle w:val="ae"/>
+                <w:rFonts w:ascii="Times New Roman" w:hAnsi="Times New Roman" w:cs="Times New Roman"/>
+                <w:i w:val="0"/>
+                <w:iCs w:val="0"/>
+                <w:noProof/>
+                <w:color w:val="000000" w:themeColor="text1"/>
+                <w:sz w:val="28"/>
+                <w:szCs w:val="28"/>
+                <w:lang w:val="ru-RU"/>
+              </w:rPr>
+              <w:t>4.3</w:t>
+            </w:r>
+            <w:r>
+              <w:rPr>
+                <w:rFonts w:ascii="Times New Roman" w:eastAsiaTheme="minorEastAsia" w:hAnsi="Times New Roman" w:cs="Times New Roman"/>
+                <w:i w:val="0"/>
+                <w:iCs w:val="0"/>
+                <w:noProof/>
+                <w:color w:val="000000" w:themeColor="text1"/>
+                <w:kern w:val="2"/>
+                <w:sz w:val="28"/>
+                <w:szCs w:val="28"/>
+                <w:lang w:val="ru-RU"/>
+                <w14:ligatures w14:val="standardContextual"/>
+              </w:rPr>
+              <w:tab/>
+            </w:r>
+            <w:r>
+              <w:rPr>
+                <w:rStyle w:val="ae"/>
+                <w:rFonts w:ascii="Times New Roman" w:hAnsi="Times New Roman" w:cs="Times New Roman"/>
+                <w:i w:val="0"/>
+                <w:iCs w:val="0"/>
+                <w:noProof/>
+                <w:color w:val="000000" w:themeColor="text1"/>
+                <w:sz w:val="28"/>
+                <w:szCs w:val="28"/>
+                <w:lang w:val="ru-RU"/>
+              </w:rPr>
+              <w:t>Процесс обучения и валидации</w:t>
+            </w:r>
+            <w:r>
+              <w:rPr>
+                <w:rFonts w:ascii="Times New Roman" w:hAnsi="Times New Roman" w:cs="Times New Roman"/>
+                <w:i w:val="0"/>
+                <w:iCs w:val="0"/>
+                <w:noProof/>
+                <w:webHidden/>
+                <w:color w:val="000000" w:themeColor="text1"/>
+                <w:sz w:val="28"/>
+                <w:szCs w:val="28"/>
+              </w:rPr>
+              <w:tab/>
+            </w:r>
+            <w:r>
+              <w:rPr>
+                <w:rFonts w:ascii="Times New Roman" w:hAnsi="Times New Roman" w:cs="Times New Roman"/>
+                <w:i w:val="0"/>
+                <w:iCs w:val="0"/>
+                <w:noProof/>
+                <w:webHidden/>
+                <w:color w:val="000000" w:themeColor="text1"/>
+                <w:sz w:val="28"/>
+                <w:szCs w:val="28"/>
+              </w:rPr>
+              <w:fldChar w:fldCharType="begin"/>
+            </w:r>
+            <w:r>
+              <w:rPr>
+                <w:rFonts w:ascii="Times New Roman" w:hAnsi="Times New Roman" w:cs="Times New Roman"/>
+                <w:i w:val="0"/>
+                <w:iCs w:val="0"/>
+                <w:noProof/>
+                <w:webHidden/>
+                <w:color w:val="000000" w:themeColor="text1"/>
+                <w:sz w:val="28"/>
+                <w:szCs w:val="28"/>
+              </w:rPr>
+              <w:instrText xml:space="preserve"> PAGEREF _Toc226555981 \h </w:instrText>
+            </w:r>
+            <w:r>
+              <w:rPr>
+                <w:rFonts w:ascii="Times New Roman" w:hAnsi="Times New Roman" w:cs="Times New Roman"/>
+                <w:i w:val="0"/>
+                <w:iCs w:val="0"/>
+                <w:noProof/>
+                <w:webHidden/>
+                <w:color w:val="000000" w:themeColor="text1"/>
+                <w:sz w:val="28"/>
+                <w:szCs w:val="28"/>
+              </w:rPr>
+            </w:r>
+            <w:r>
+              <w:rPr>
+                <w:rFonts w:ascii="Times New Roman" w:hAnsi="Times New Roman" w:cs="Times New Roman"/>
+                <w:i w:val="0"/>
+                <w:iCs w:val="0"/>
+                <w:noProof/>
+                <w:webHidden/>
+                <w:color w:val="000000" w:themeColor="text1"/>
+                <w:sz w:val="28"/>
+                <w:szCs w:val="28"/>
+              </w:rPr>
+              <w:fldChar w:fldCharType="separate"/>
+            </w:r>
+            <w:r>
+              <w:rPr>
+                <w:rFonts w:ascii="Times New Roman" w:hAnsi="Times New Roman" w:cs="Times New Roman"/>
+                <w:i w:val="0"/>
+                <w:iCs w:val="0"/>
+                <w:noProof/>
+                <w:webHidden/>
+                <w:color w:val="000000" w:themeColor="text1"/>
+                <w:sz w:val="28"/>
+                <w:szCs w:val="28"/>
+              </w:rPr>
+              <w:t>16</w:t>
+            </w:r>
+            <w:r>
+              <w:rPr>
+                <w:rFonts w:ascii="Times New Roman" w:hAnsi="Times New Roman" w:cs="Times New Roman"/>
+                <w:i w:val="0"/>
+                <w:iCs w:val="0"/>
+                <w:noProof/>
+                <w:webHidden/>
+                <w:color w:val="000000" w:themeColor="text1"/>
+                <w:sz w:val="28"/>
+                <w:szCs w:val="28"/>
+              </w:rPr>
+              <w:fldChar w:fldCharType="end"/>
+            </w:r>
+          </w:hyperlink>
+        </w:p>
+        <w:p>
+          <w:pPr>
+            <w:pStyle w:val="23"/>
+            <w:tabs>
+              <w:tab w:val="left" w:pos="1680"/>
+              <w:tab w:val="right" w:leader="dot" w:pos="9345"/>
+            </w:tabs>
+            <w:ind w:firstLine="0"/>
+            <w:rPr>
+              <w:rFonts w:ascii="Times New Roman" w:eastAsiaTheme="minorEastAsia" w:hAnsi="Times New Roman" w:cs="Times New Roman"/>
+              <w:i w:val="0"/>
+              <w:iCs w:val="0"/>
+              <w:noProof/>
+              <w:color w:val="000000" w:themeColor="text1"/>
+              <w:kern w:val="2"/>
+              <w:sz w:val="28"/>
+              <w:szCs w:val="28"/>
+              <w:lang w:val="ru-RU"/>
+              <w14:ligatures w14:val="standardContextual"/>
+            </w:rPr>
+          </w:pPr>
+          <w:hyperlink w:anchor="_Toc226555982" w:history="1">
+            <w:r>
+              <w:rPr>
+                <w:rStyle w:val="ae"/>
+                <w:rFonts w:ascii="Times New Roman" w:hAnsi="Times New Roman" w:cs="Times New Roman"/>
+                <w:i w:val="0"/>
+                <w:iCs w:val="0"/>
+                <w:noProof/>
+                <w:color w:val="000000" w:themeColor="text1"/>
+                <w:sz w:val="28"/>
+                <w:szCs w:val="28"/>
+                <w:lang w:val="en-US"/>
+              </w:rPr>
+              <w:t>4.4</w:t>
+            </w:r>
+            <w:r>
+              <w:rPr>
+                <w:rFonts w:ascii="Times New Roman" w:eastAsiaTheme="minorEastAsia" w:hAnsi="Times New Roman" w:cs="Times New Roman"/>
+                <w:i w:val="0"/>
+                <w:iCs w:val="0"/>
+                <w:noProof/>
+                <w:color w:val="000000" w:themeColor="text1"/>
+                <w:kern w:val="2"/>
+                <w:sz w:val="28"/>
+                <w:szCs w:val="28"/>
+                <w:lang w:val="ru-RU"/>
+                <w14:ligatures w14:val="standardContextual"/>
+              </w:rPr>
+              <w:tab/>
+            </w:r>
+            <w:r>
+              <w:rPr>
+                <w:rStyle w:val="ae"/>
+                <w:rFonts w:ascii="Times New Roman" w:hAnsi="Times New Roman" w:cs="Times New Roman"/>
+                <w:i w:val="0"/>
+                <w:iCs w:val="0"/>
+                <w:noProof/>
+                <w:color w:val="000000" w:themeColor="text1"/>
+                <w:sz w:val="28"/>
+                <w:szCs w:val="28"/>
+                <w:lang w:val="ru-RU"/>
+              </w:rPr>
+              <w:t xml:space="preserve">Дообучение </w:t>
+            </w:r>
+            <w:r>
+              <w:rPr>
+                <w:rStyle w:val="ae"/>
+                <w:rFonts w:ascii="Times New Roman" w:hAnsi="Times New Roman" w:cs="Times New Roman"/>
+                <w:i w:val="0"/>
+                <w:iCs w:val="0"/>
+                <w:noProof/>
+                <w:color w:val="000000" w:themeColor="text1"/>
+                <w:sz w:val="28"/>
+                <w:szCs w:val="28"/>
+                <w:lang w:val="en-US"/>
+              </w:rPr>
+              <w:t>Qwen2.5</w:t>
+            </w:r>
+            <w:r>
+              <w:rPr>
+                <w:rFonts w:ascii="Times New Roman" w:hAnsi="Times New Roman" w:cs="Times New Roman"/>
+                <w:i w:val="0"/>
+                <w:iCs w:val="0"/>
+                <w:noProof/>
+                <w:webHidden/>
+                <w:color w:val="000000" w:themeColor="text1"/>
+                <w:sz w:val="28"/>
+                <w:szCs w:val="28"/>
+              </w:rPr>
+              <w:tab/>
+            </w:r>
+            <w:r>
+              <w:rPr>
+                <w:rFonts w:ascii="Times New Roman" w:hAnsi="Times New Roman" w:cs="Times New Roman"/>
+                <w:i w:val="0"/>
+                <w:iCs w:val="0"/>
+                <w:noProof/>
+                <w:webHidden/>
+                <w:color w:val="000000" w:themeColor="text1"/>
+                <w:sz w:val="28"/>
+                <w:szCs w:val="28"/>
+              </w:rPr>
+              <w:fldChar w:fldCharType="begin"/>
+            </w:r>
+            <w:r>
+              <w:rPr>
+                <w:rFonts w:ascii="Times New Roman" w:hAnsi="Times New Roman" w:cs="Times New Roman"/>
+                <w:i w:val="0"/>
+                <w:iCs w:val="0"/>
+                <w:noProof/>
+                <w:webHidden/>
+                <w:color w:val="000000" w:themeColor="text1"/>
+                <w:sz w:val="28"/>
+                <w:szCs w:val="28"/>
+              </w:rPr>
+              <w:instrText xml:space="preserve"> PAGEREF _Toc226555982 \h </w:instrText>
+            </w:r>
+            <w:r>
+              <w:rPr>
+                <w:rFonts w:ascii="Times New Roman" w:hAnsi="Times New Roman" w:cs="Times New Roman"/>
+                <w:i w:val="0"/>
+                <w:iCs w:val="0"/>
+                <w:noProof/>
+                <w:webHidden/>
+                <w:color w:val="000000" w:themeColor="text1"/>
+                <w:sz w:val="28"/>
+                <w:szCs w:val="28"/>
+              </w:rPr>
+            </w:r>
+            <w:r>
+              <w:rPr>
+                <w:rFonts w:ascii="Times New Roman" w:hAnsi="Times New Roman" w:cs="Times New Roman"/>
+                <w:i w:val="0"/>
+                <w:iCs w:val="0"/>
+                <w:noProof/>
+                <w:webHidden/>
+                <w:color w:val="000000" w:themeColor="text1"/>
+                <w:sz w:val="28"/>
+                <w:szCs w:val="28"/>
+              </w:rPr>
+              <w:fldChar w:fldCharType="separate"/>
+            </w:r>
+            <w:r>
+              <w:rPr>
+                <w:rFonts w:ascii="Times New Roman" w:hAnsi="Times New Roman" w:cs="Times New Roman"/>
+                <w:i w:val="0"/>
+                <w:iCs w:val="0"/>
+                <w:noProof/>
+                <w:webHidden/>
+                <w:color w:val="000000" w:themeColor="text1"/>
+                <w:sz w:val="28"/>
+                <w:szCs w:val="28"/>
+              </w:rPr>
+              <w:t>16</w:t>
+            </w:r>
+            <w:r>
+              <w:rPr>
+                <w:rFonts w:ascii="Times New Roman" w:hAnsi="Times New Roman" w:cs="Times New Roman"/>
+                <w:i w:val="0"/>
+                <w:iCs w:val="0"/>
+                <w:noProof/>
+                <w:webHidden/>
+                <w:color w:val="000000" w:themeColor="text1"/>
+                <w:sz w:val="28"/>
+                <w:szCs w:val="28"/>
+              </w:rPr>
+              <w:fldChar w:fldCharType="end"/>
+            </w:r>
+          </w:hyperlink>
+        </w:p>
+        <w:p>
+          <w:pPr>
+            <w:pStyle w:val="31"/>
+            <w:tabs>
+              <w:tab w:val="left" w:pos="1960"/>
+              <w:tab w:val="right" w:leader="dot" w:pos="9345"/>
+            </w:tabs>
+            <w:ind w:firstLine="0"/>
+            <w:rPr>
+              <w:rFonts w:ascii="Times New Roman" w:eastAsiaTheme="minorEastAsia" w:hAnsi="Times New Roman" w:cs="Times New Roman"/>
+              <w:noProof/>
+              <w:color w:val="000000" w:themeColor="text1"/>
+              <w:kern w:val="2"/>
+              <w:sz w:val="28"/>
+              <w:szCs w:val="28"/>
+              <w:lang w:val="ru-RU"/>
+              <w14:ligatures w14:val="standardContextual"/>
+            </w:rPr>
+          </w:pPr>
+          <w:hyperlink w:anchor="_Toc226555983" w:history="1">
+            <w:r>
+              <w:rPr>
+                <w:rStyle w:val="ae"/>
+                <w:rFonts w:ascii="Times New Roman" w:hAnsi="Times New Roman" w:cs="Times New Roman"/>
+                <w:noProof/>
+                <w:color w:val="000000" w:themeColor="text1"/>
+                <w:sz w:val="28"/>
+                <w:szCs w:val="28"/>
+                <w:lang w:val="ru-RU"/>
+              </w:rPr>
+              <w:t>4.4.1</w:t>
+            </w:r>
+            <w:r>
+              <w:rPr>
+                <w:rFonts w:ascii="Times New Roman" w:eastAsiaTheme="minorEastAsia" w:hAnsi="Times New Roman" w:cs="Times New Roman"/>
+                <w:noProof/>
+                <w:color w:val="000000" w:themeColor="text1"/>
+                <w:kern w:val="2"/>
+                <w:sz w:val="28"/>
+                <w:szCs w:val="28"/>
+                <w:lang w:val="ru-RU"/>
+                <w14:ligatures w14:val="standardContextual"/>
+              </w:rPr>
+              <w:tab/>
+            </w:r>
+            <w:r>
+              <w:rPr>
+                <w:rStyle w:val="ae"/>
+                <w:rFonts w:ascii="Times New Roman" w:hAnsi="Times New Roman" w:cs="Times New Roman"/>
+                <w:noProof/>
+                <w:color w:val="000000" w:themeColor="text1"/>
+                <w:sz w:val="28"/>
+                <w:szCs w:val="28"/>
+                <w:lang w:val="ru-RU"/>
+              </w:rPr>
+              <w:t>Таблица результатов обучения Qwen 2.5-1.5B-Instruct (LoRA)</w:t>
+            </w:r>
+            <w:r>
+              <w:rPr>
+                <w:rFonts w:ascii="Times New Roman" w:hAnsi="Times New Roman" w:cs="Times New Roman"/>
+                <w:noProof/>
+                <w:webHidden/>
+                <w:color w:val="000000" w:themeColor="text1"/>
+                <w:sz w:val="28"/>
+                <w:szCs w:val="28"/>
+              </w:rPr>
+              <w:tab/>
+            </w:r>
+            <w:r>
+              <w:rPr>
+                <w:rFonts w:ascii="Times New Roman" w:hAnsi="Times New Roman" w:cs="Times New Roman"/>
+                <w:noProof/>
+                <w:webHidden/>
+                <w:color w:val="000000" w:themeColor="text1"/>
+                <w:sz w:val="28"/>
+                <w:szCs w:val="28"/>
+              </w:rPr>
+              <w:fldChar w:fldCharType="begin"/>
+            </w:r>
+            <w:r>
+              <w:rPr>
+                <w:rFonts w:ascii="Times New Roman" w:hAnsi="Times New Roman" w:cs="Times New Roman"/>
+                <w:noProof/>
+                <w:webHidden/>
+                <w:color w:val="000000" w:themeColor="text1"/>
+                <w:sz w:val="28"/>
+                <w:szCs w:val="28"/>
+              </w:rPr>
+              <w:instrText xml:space="preserve"> PAGEREF _Toc226555983 \h </w:instrText>
+            </w:r>
+            <w:r>
+              <w:rPr>
+                <w:rFonts w:ascii="Times New Roman" w:hAnsi="Times New Roman" w:cs="Times New Roman"/>
+                <w:noProof/>
+                <w:webHidden/>
+                <w:color w:val="000000" w:themeColor="text1"/>
+                <w:sz w:val="28"/>
+                <w:szCs w:val="28"/>
+              </w:rPr>
+            </w:r>
+            <w:r>
+              <w:rPr>
+                <w:rFonts w:ascii="Times New Roman" w:hAnsi="Times New Roman" w:cs="Times New Roman"/>
+                <w:noProof/>
+                <w:webHidden/>
+                <w:color w:val="000000" w:themeColor="text1"/>
+                <w:sz w:val="28"/>
+                <w:szCs w:val="28"/>
+              </w:rPr>
+              <w:fldChar w:fldCharType="separate"/>
+            </w:r>
+            <w:r>
+              <w:rPr>
+                <w:rFonts w:ascii="Times New Roman" w:hAnsi="Times New Roman" w:cs="Times New Roman"/>
+                <w:noProof/>
+                <w:webHidden/>
+                <w:color w:val="000000" w:themeColor="text1"/>
+                <w:sz w:val="28"/>
+                <w:szCs w:val="28"/>
+              </w:rPr>
+              <w:t>19</w:t>
+            </w:r>
+            <w:r>
+              <w:rPr>
+                <w:rFonts w:ascii="Times New Roman" w:hAnsi="Times New Roman" w:cs="Times New Roman"/>
+                <w:noProof/>
+                <w:webHidden/>
+                <w:color w:val="000000" w:themeColor="text1"/>
+                <w:sz w:val="28"/>
+                <w:szCs w:val="28"/>
+              </w:rPr>
+              <w:fldChar w:fldCharType="end"/>
+            </w:r>
+          </w:hyperlink>
+        </w:p>
+        <w:p>
+          <w:pPr>
+            <w:pStyle w:val="31"/>
+            <w:tabs>
+              <w:tab w:val="left" w:pos="1960"/>
+              <w:tab w:val="right" w:leader="dot" w:pos="9345"/>
+            </w:tabs>
+            <w:ind w:firstLine="0"/>
+            <w:rPr>
+              <w:rFonts w:ascii="Times New Roman" w:eastAsiaTheme="minorEastAsia" w:hAnsi="Times New Roman" w:cs="Times New Roman"/>
+              <w:noProof/>
+              <w:color w:val="000000" w:themeColor="text1"/>
+              <w:kern w:val="2"/>
+              <w:sz w:val="28"/>
+              <w:szCs w:val="28"/>
+              <w:lang w:val="ru-RU"/>
+              <w14:ligatures w14:val="standardContextual"/>
+            </w:rPr>
+          </w:pPr>
+          <w:hyperlink w:anchor="_Toc226555984" w:history="1">
+            <w:r>
+              <w:rPr>
+                <w:rStyle w:val="ae"/>
+                <w:rFonts w:ascii="Times New Roman" w:hAnsi="Times New Roman" w:cs="Times New Roman"/>
+                <w:noProof/>
+                <w:color w:val="000000" w:themeColor="text1"/>
+                <w:sz w:val="28"/>
+                <w:szCs w:val="28"/>
+                <w:lang w:val="ru-RU"/>
+              </w:rPr>
+              <w:t>4.4.2</w:t>
+            </w:r>
+            <w:r>
+              <w:rPr>
+                <w:rFonts w:ascii="Times New Roman" w:eastAsiaTheme="minorEastAsia" w:hAnsi="Times New Roman" w:cs="Times New Roman"/>
+                <w:noProof/>
+                <w:color w:val="000000" w:themeColor="text1"/>
+                <w:kern w:val="2"/>
+                <w:sz w:val="28"/>
+                <w:szCs w:val="28"/>
+                <w:lang w:val="ru-RU"/>
+                <w14:ligatures w14:val="standardContextual"/>
+              </w:rPr>
+              <w:tab/>
+            </w:r>
+            <w:r>
+              <w:rPr>
+                <w:rStyle w:val="ae"/>
+                <w:rFonts w:ascii="Times New Roman" w:hAnsi="Times New Roman" w:cs="Times New Roman"/>
+                <w:noProof/>
+                <w:color w:val="000000" w:themeColor="text1"/>
+                <w:sz w:val="28"/>
+                <w:szCs w:val="28"/>
+                <w:lang w:val="ru-RU"/>
+              </w:rPr>
+              <w:t>Динамика обучения (ключевые точки)</w:t>
+            </w:r>
+            <w:r>
+              <w:rPr>
+                <w:rFonts w:ascii="Times New Roman" w:hAnsi="Times New Roman" w:cs="Times New Roman"/>
+                <w:noProof/>
+                <w:webHidden/>
+                <w:color w:val="000000" w:themeColor="text1"/>
+                <w:sz w:val="28"/>
+                <w:szCs w:val="28"/>
+              </w:rPr>
+              <w:tab/>
+            </w:r>
+            <w:r>
+              <w:rPr>
+                <w:rFonts w:ascii="Times New Roman" w:hAnsi="Times New Roman" w:cs="Times New Roman"/>
+                <w:noProof/>
+                <w:webHidden/>
+                <w:color w:val="000000" w:themeColor="text1"/>
+                <w:sz w:val="28"/>
+                <w:szCs w:val="28"/>
+              </w:rPr>
+              <w:fldChar w:fldCharType="begin"/>
+            </w:r>
+            <w:r>
+              <w:rPr>
+                <w:rFonts w:ascii="Times New Roman" w:hAnsi="Times New Roman" w:cs="Times New Roman"/>
+                <w:noProof/>
+                <w:webHidden/>
+                <w:color w:val="000000" w:themeColor="text1"/>
+                <w:sz w:val="28"/>
+                <w:szCs w:val="28"/>
+              </w:rPr>
+              <w:instrText xml:space="preserve"> PAGEREF _Toc226555984 \h </w:instrText>
+            </w:r>
+            <w:r>
+              <w:rPr>
+                <w:rFonts w:ascii="Times New Roman" w:hAnsi="Times New Roman" w:cs="Times New Roman"/>
+                <w:noProof/>
+                <w:webHidden/>
+                <w:color w:val="000000" w:themeColor="text1"/>
+                <w:sz w:val="28"/>
+                <w:szCs w:val="28"/>
+              </w:rPr>
+            </w:r>
+            <w:r>
+              <w:rPr>
+                <w:rFonts w:ascii="Times New Roman" w:hAnsi="Times New Roman" w:cs="Times New Roman"/>
+                <w:noProof/>
+                <w:webHidden/>
+                <w:color w:val="000000" w:themeColor="text1"/>
+                <w:sz w:val="28"/>
+                <w:szCs w:val="28"/>
+              </w:rPr>
+              <w:fldChar w:fldCharType="separate"/>
+            </w:r>
+            <w:r>
+              <w:rPr>
+                <w:rFonts w:ascii="Times New Roman" w:hAnsi="Times New Roman" w:cs="Times New Roman"/>
+                <w:noProof/>
+                <w:webHidden/>
+                <w:color w:val="000000" w:themeColor="text1"/>
+                <w:sz w:val="28"/>
+                <w:szCs w:val="28"/>
+              </w:rPr>
+              <w:t>20</w:t>
+            </w:r>
+            <w:r>
+              <w:rPr>
+                <w:rFonts w:ascii="Times New Roman" w:hAnsi="Times New Roman" w:cs="Times New Roman"/>
+                <w:noProof/>
+                <w:webHidden/>
+                <w:color w:val="000000" w:themeColor="text1"/>
+                <w:sz w:val="28"/>
+                <w:szCs w:val="28"/>
+              </w:rPr>
+              <w:fldChar w:fldCharType="end"/>
+            </w:r>
+          </w:hyperlink>
+        </w:p>
+        <w:p>
+          <w:pPr>
+            <w:pStyle w:val="31"/>
+            <w:tabs>
+              <w:tab w:val="left" w:pos="1960"/>
+              <w:tab w:val="right" w:leader="dot" w:pos="9345"/>
+            </w:tabs>
+            <w:ind w:firstLine="0"/>
+            <w:rPr>
+              <w:rFonts w:ascii="Times New Roman" w:eastAsiaTheme="minorEastAsia" w:hAnsi="Times New Roman" w:cs="Times New Roman"/>
+              <w:noProof/>
+              <w:color w:val="000000" w:themeColor="text1"/>
+              <w:kern w:val="2"/>
+              <w:sz w:val="28"/>
+              <w:szCs w:val="28"/>
+              <w:lang w:val="ru-RU"/>
+              <w14:ligatures w14:val="standardContextual"/>
+            </w:rPr>
+          </w:pPr>
+          <w:hyperlink w:anchor="_Toc226555985" w:history="1">
+            <w:r>
+              <w:rPr>
+                <w:rStyle w:val="ae"/>
+                <w:rFonts w:ascii="Times New Roman" w:hAnsi="Times New Roman" w:cs="Times New Roman"/>
+                <w:noProof/>
+                <w:color w:val="000000" w:themeColor="text1"/>
+                <w:sz w:val="28"/>
+                <w:szCs w:val="28"/>
+                <w:lang w:val="ru-RU"/>
+              </w:rPr>
+              <w:t>4.4.3</w:t>
+            </w:r>
+            <w:r>
+              <w:rPr>
+                <w:rFonts w:ascii="Times New Roman" w:eastAsiaTheme="minorEastAsia" w:hAnsi="Times New Roman" w:cs="Times New Roman"/>
+                <w:noProof/>
+                <w:color w:val="000000" w:themeColor="text1"/>
+                <w:kern w:val="2"/>
+                <w:sz w:val="28"/>
+                <w:szCs w:val="28"/>
+                <w:lang w:val="ru-RU"/>
+                <w14:ligatures w14:val="standardContextual"/>
+              </w:rPr>
+              <w:tab/>
+            </w:r>
+            <w:r>
+              <w:rPr>
+                <w:rStyle w:val="ae"/>
+                <w:rFonts w:ascii="Times New Roman" w:hAnsi="Times New Roman" w:cs="Times New Roman"/>
+                <w:noProof/>
+                <w:color w:val="000000" w:themeColor="text1"/>
+                <w:sz w:val="28"/>
+                <w:szCs w:val="28"/>
+                <w:lang w:val="ru-RU"/>
+              </w:rPr>
+              <w:t>Результаты тестирования</w:t>
+            </w:r>
+            <w:r>
+              <w:rPr>
+                <w:rFonts w:ascii="Times New Roman" w:hAnsi="Times New Roman" w:cs="Times New Roman"/>
+                <w:noProof/>
+                <w:webHidden/>
+                <w:color w:val="000000" w:themeColor="text1"/>
+                <w:sz w:val="28"/>
+                <w:szCs w:val="28"/>
+              </w:rPr>
+              <w:tab/>
+            </w:r>
+            <w:r>
+              <w:rPr>
+                <w:rFonts w:ascii="Times New Roman" w:hAnsi="Times New Roman" w:cs="Times New Roman"/>
+                <w:noProof/>
+                <w:webHidden/>
+                <w:color w:val="000000" w:themeColor="text1"/>
+                <w:sz w:val="28"/>
+                <w:szCs w:val="28"/>
+              </w:rPr>
+              <w:fldChar w:fldCharType="begin"/>
+            </w:r>
+            <w:r>
+              <w:rPr>
+                <w:rFonts w:ascii="Times New Roman" w:hAnsi="Times New Roman" w:cs="Times New Roman"/>
+                <w:noProof/>
+                <w:webHidden/>
+                <w:color w:val="000000" w:themeColor="text1"/>
+                <w:sz w:val="28"/>
+                <w:szCs w:val="28"/>
+              </w:rPr>
+              <w:instrText xml:space="preserve"> PAGEREF _Toc226555985 \h </w:instrText>
+            </w:r>
+            <w:r>
+              <w:rPr>
+                <w:rFonts w:ascii="Times New Roman" w:hAnsi="Times New Roman" w:cs="Times New Roman"/>
+                <w:noProof/>
+                <w:webHidden/>
+                <w:color w:val="000000" w:themeColor="text1"/>
+                <w:sz w:val="28"/>
+                <w:szCs w:val="28"/>
+              </w:rPr>
+            </w:r>
+            <w:r>
+              <w:rPr>
+                <w:rFonts w:ascii="Times New Roman" w:hAnsi="Times New Roman" w:cs="Times New Roman"/>
+                <w:noProof/>
+                <w:webHidden/>
+                <w:color w:val="000000" w:themeColor="text1"/>
+                <w:sz w:val="28"/>
+                <w:szCs w:val="28"/>
+              </w:rPr>
+              <w:fldChar w:fldCharType="separate"/>
+            </w:r>
+            <w:r>
+              <w:rPr>
+                <w:rFonts w:ascii="Times New Roman" w:hAnsi="Times New Roman" w:cs="Times New Roman"/>
+                <w:noProof/>
+                <w:webHidden/>
+                <w:color w:val="000000" w:themeColor="text1"/>
+                <w:sz w:val="28"/>
+                <w:szCs w:val="28"/>
+              </w:rPr>
+              <w:t>20</w:t>
+            </w:r>
+            <w:r>
+              <w:rPr>
+                <w:rFonts w:ascii="Times New Roman" w:hAnsi="Times New Roman" w:cs="Times New Roman"/>
+                <w:noProof/>
+                <w:webHidden/>
+                <w:color w:val="000000" w:themeColor="text1"/>
+                <w:sz w:val="28"/>
+                <w:szCs w:val="28"/>
+              </w:rPr>
+              <w:fldChar w:fldCharType="end"/>
+            </w:r>
+          </w:hyperlink>
+        </w:p>
+        <w:p>
+          <w:pPr>
+            <w:pStyle w:val="31"/>
+            <w:tabs>
+              <w:tab w:val="left" w:pos="1960"/>
+              <w:tab w:val="right" w:leader="dot" w:pos="9345"/>
+            </w:tabs>
+            <w:ind w:firstLine="0"/>
+            <w:rPr>
+              <w:rFonts w:ascii="Times New Roman" w:eastAsiaTheme="minorEastAsia" w:hAnsi="Times New Roman" w:cs="Times New Roman"/>
+              <w:noProof/>
+              <w:color w:val="000000" w:themeColor="text1"/>
+              <w:kern w:val="2"/>
+              <w:sz w:val="28"/>
+              <w:szCs w:val="28"/>
+              <w:lang w:val="ru-RU"/>
+              <w14:ligatures w14:val="standardContextual"/>
+            </w:rPr>
+          </w:pPr>
+          <w:hyperlink w:anchor="_Toc226555986" w:history="1">
+            <w:r>
+              <w:rPr>
+                <w:rStyle w:val="ae"/>
+                <w:rFonts w:ascii="Times New Roman" w:hAnsi="Times New Roman" w:cs="Times New Roman"/>
+                <w:noProof/>
+                <w:color w:val="000000" w:themeColor="text1"/>
+                <w:sz w:val="28"/>
+                <w:szCs w:val="28"/>
+                <w:lang w:val="ru-RU"/>
+              </w:rPr>
+              <w:t>4.4.4</w:t>
+            </w:r>
+            <w:r>
+              <w:rPr>
+                <w:rFonts w:ascii="Times New Roman" w:eastAsiaTheme="minorEastAsia" w:hAnsi="Times New Roman" w:cs="Times New Roman"/>
+                <w:noProof/>
+                <w:color w:val="000000" w:themeColor="text1"/>
+                <w:kern w:val="2"/>
+                <w:sz w:val="28"/>
+                <w:szCs w:val="28"/>
+                <w:lang w:val="ru-RU"/>
+                <w14:ligatures w14:val="standardContextual"/>
+              </w:rPr>
+              <w:tab/>
+            </w:r>
+            <w:r>
+              <w:rPr>
+                <w:rStyle w:val="ae"/>
+                <w:rFonts w:ascii="Times New Roman" w:hAnsi="Times New Roman" w:cs="Times New Roman"/>
+                <w:noProof/>
+                <w:color w:val="000000" w:themeColor="text1"/>
+                <w:sz w:val="28"/>
+                <w:szCs w:val="28"/>
+                <w:lang w:val="ru-RU"/>
+              </w:rPr>
+              <w:t>Выводы по эксперименту с Qwen 2</w:t>
+            </w:r>
+            <w:r>
+              <w:rPr>
+                <w:rFonts w:ascii="Times New Roman" w:hAnsi="Times New Roman" w:cs="Times New Roman"/>
+                <w:noProof/>
+                <w:webHidden/>
+                <w:color w:val="000000" w:themeColor="text1"/>
+                <w:sz w:val="28"/>
+                <w:szCs w:val="28"/>
+              </w:rPr>
+              <w:tab/>
+            </w:r>
+            <w:r>
+              <w:rPr>
+                <w:rFonts w:ascii="Times New Roman" w:hAnsi="Times New Roman" w:cs="Times New Roman"/>
+                <w:noProof/>
+                <w:webHidden/>
+                <w:color w:val="000000" w:themeColor="text1"/>
+                <w:sz w:val="28"/>
+                <w:szCs w:val="28"/>
+              </w:rPr>
+              <w:fldChar w:fldCharType="begin"/>
+            </w:r>
+            <w:r>
+              <w:rPr>
+                <w:rFonts w:ascii="Times New Roman" w:hAnsi="Times New Roman" w:cs="Times New Roman"/>
+                <w:noProof/>
+                <w:webHidden/>
+                <w:color w:val="000000" w:themeColor="text1"/>
+                <w:sz w:val="28"/>
+                <w:szCs w:val="28"/>
+              </w:rPr>
+              <w:instrText xml:space="preserve"> PAGEREF _Toc226555986 \h </w:instrText>
+            </w:r>
+            <w:r>
+              <w:rPr>
+                <w:rFonts w:ascii="Times New Roman" w:hAnsi="Times New Roman" w:cs="Times New Roman"/>
+                <w:noProof/>
+                <w:webHidden/>
+                <w:color w:val="000000" w:themeColor="text1"/>
+                <w:sz w:val="28"/>
+                <w:szCs w:val="28"/>
+              </w:rPr>
+            </w:r>
+            <w:r>
+              <w:rPr>
+                <w:rFonts w:ascii="Times New Roman" w:hAnsi="Times New Roman" w:cs="Times New Roman"/>
+                <w:noProof/>
+                <w:webHidden/>
+                <w:color w:val="000000" w:themeColor="text1"/>
+                <w:sz w:val="28"/>
+                <w:szCs w:val="28"/>
+              </w:rPr>
+              <w:fldChar w:fldCharType="separate"/>
+            </w:r>
+            <w:r>
+              <w:rPr>
+                <w:rFonts w:ascii="Times New Roman" w:hAnsi="Times New Roman" w:cs="Times New Roman"/>
+                <w:noProof/>
+                <w:webHidden/>
+                <w:color w:val="000000" w:themeColor="text1"/>
+                <w:sz w:val="28"/>
+                <w:szCs w:val="28"/>
+              </w:rPr>
+              <w:t>20</w:t>
+            </w:r>
+            <w:r>
+              <w:rPr>
+                <w:rFonts w:ascii="Times New Roman" w:hAnsi="Times New Roman" w:cs="Times New Roman"/>
+                <w:noProof/>
+                <w:webHidden/>
+                <w:color w:val="000000" w:themeColor="text1"/>
+                <w:sz w:val="28"/>
+                <w:szCs w:val="28"/>
+              </w:rPr>
+              <w:fldChar w:fldCharType="end"/>
+            </w:r>
+          </w:hyperlink>
+        </w:p>
+        <w:p>
+          <w:pPr>
+            <w:pStyle w:val="23"/>
+            <w:tabs>
+              <w:tab w:val="left" w:pos="1680"/>
+              <w:tab w:val="right" w:leader="dot" w:pos="9345"/>
+            </w:tabs>
+            <w:ind w:firstLine="0"/>
+            <w:rPr>
+              <w:rFonts w:ascii="Times New Roman" w:eastAsiaTheme="minorEastAsia" w:hAnsi="Times New Roman" w:cs="Times New Roman"/>
+              <w:i w:val="0"/>
+              <w:iCs w:val="0"/>
+              <w:noProof/>
+              <w:color w:val="000000" w:themeColor="text1"/>
+              <w:kern w:val="2"/>
+              <w:sz w:val="28"/>
+              <w:szCs w:val="28"/>
+              <w:lang w:val="ru-RU"/>
+              <w14:ligatures w14:val="standardContextual"/>
+            </w:rPr>
+          </w:pPr>
+          <w:hyperlink w:anchor="_Toc226555987" w:history="1">
+            <w:r>
+              <w:rPr>
+                <w:rStyle w:val="ae"/>
+                <w:rFonts w:ascii="Times New Roman" w:hAnsi="Times New Roman" w:cs="Times New Roman"/>
+                <w:i w:val="0"/>
+                <w:iCs w:val="0"/>
+                <w:noProof/>
+                <w:color w:val="000000" w:themeColor="text1"/>
+                <w:sz w:val="28"/>
+                <w:szCs w:val="28"/>
+                <w:lang w:val="en-US"/>
+              </w:rPr>
+              <w:t>4.5</w:t>
+            </w:r>
+            <w:r>
+              <w:rPr>
+                <w:rFonts w:ascii="Times New Roman" w:eastAsiaTheme="minorEastAsia" w:hAnsi="Times New Roman" w:cs="Times New Roman"/>
+                <w:i w:val="0"/>
+                <w:iCs w:val="0"/>
+                <w:noProof/>
+                <w:color w:val="000000" w:themeColor="text1"/>
+                <w:kern w:val="2"/>
+                <w:sz w:val="28"/>
+                <w:szCs w:val="28"/>
+                <w:lang w:val="ru-RU"/>
+                <w14:ligatures w14:val="standardContextual"/>
+              </w:rPr>
+              <w:tab/>
+            </w:r>
+            <w:r>
+              <w:rPr>
+                <w:rStyle w:val="ae"/>
+                <w:rFonts w:ascii="Times New Roman" w:hAnsi="Times New Roman" w:cs="Times New Roman"/>
+                <w:i w:val="0"/>
+                <w:iCs w:val="0"/>
+                <w:noProof/>
+                <w:color w:val="000000" w:themeColor="text1"/>
+                <w:sz w:val="28"/>
+                <w:szCs w:val="28"/>
+                <w:lang w:val="ru-RU"/>
+              </w:rPr>
+              <w:t xml:space="preserve">Дообучение </w:t>
+            </w:r>
+            <w:r>
+              <w:rPr>
+                <w:rStyle w:val="ae"/>
+                <w:rFonts w:ascii="Times New Roman" w:hAnsi="Times New Roman" w:cs="Times New Roman"/>
+                <w:i w:val="0"/>
+                <w:iCs w:val="0"/>
+                <w:noProof/>
+                <w:color w:val="000000" w:themeColor="text1"/>
+                <w:sz w:val="28"/>
+                <w:szCs w:val="28"/>
+                <w:lang w:val="en-US"/>
+              </w:rPr>
+              <w:t>Gemma</w:t>
+            </w:r>
+            <w:r>
+              <w:rPr>
+                <w:rStyle w:val="ae"/>
+                <w:rFonts w:ascii="Times New Roman" w:hAnsi="Times New Roman" w:cs="Times New Roman"/>
+                <w:i w:val="0"/>
+                <w:iCs w:val="0"/>
+                <w:noProof/>
+                <w:color w:val="000000" w:themeColor="text1"/>
+                <w:sz w:val="28"/>
+                <w:szCs w:val="28"/>
+                <w:lang w:val="ru-RU"/>
+              </w:rPr>
+              <w:t>2</w:t>
+            </w:r>
+            <w:r>
+              <w:rPr>
+                <w:rFonts w:ascii="Times New Roman" w:hAnsi="Times New Roman" w:cs="Times New Roman"/>
+                <w:i w:val="0"/>
+                <w:iCs w:val="0"/>
+                <w:noProof/>
+                <w:webHidden/>
+                <w:color w:val="000000" w:themeColor="text1"/>
+                <w:sz w:val="28"/>
+                <w:szCs w:val="28"/>
+              </w:rPr>
+              <w:tab/>
+            </w:r>
+            <w:r>
+              <w:rPr>
+                <w:rFonts w:ascii="Times New Roman" w:hAnsi="Times New Roman" w:cs="Times New Roman"/>
+                <w:i w:val="0"/>
+                <w:iCs w:val="0"/>
+                <w:noProof/>
+                <w:webHidden/>
+                <w:color w:val="000000" w:themeColor="text1"/>
+                <w:sz w:val="28"/>
+                <w:szCs w:val="28"/>
+              </w:rPr>
+              <w:fldChar w:fldCharType="begin"/>
+            </w:r>
+            <w:r>
+              <w:rPr>
+                <w:rFonts w:ascii="Times New Roman" w:hAnsi="Times New Roman" w:cs="Times New Roman"/>
+                <w:i w:val="0"/>
+                <w:iCs w:val="0"/>
+                <w:noProof/>
+                <w:webHidden/>
+                <w:color w:val="000000" w:themeColor="text1"/>
+                <w:sz w:val="28"/>
+                <w:szCs w:val="28"/>
+              </w:rPr>
+              <w:instrText xml:space="preserve"> PAGEREF _Toc226555987 \h </w:instrText>
+            </w:r>
+            <w:r>
+              <w:rPr>
+                <w:rFonts w:ascii="Times New Roman" w:hAnsi="Times New Roman" w:cs="Times New Roman"/>
+                <w:i w:val="0"/>
+                <w:iCs w:val="0"/>
+                <w:noProof/>
+                <w:webHidden/>
+                <w:color w:val="000000" w:themeColor="text1"/>
+                <w:sz w:val="28"/>
+                <w:szCs w:val="28"/>
+              </w:rPr>
+            </w:r>
+            <w:r>
+              <w:rPr>
+                <w:rFonts w:ascii="Times New Roman" w:hAnsi="Times New Roman" w:cs="Times New Roman"/>
+                <w:i w:val="0"/>
+                <w:iCs w:val="0"/>
+                <w:noProof/>
+                <w:webHidden/>
+                <w:color w:val="000000" w:themeColor="text1"/>
+                <w:sz w:val="28"/>
+                <w:szCs w:val="28"/>
+              </w:rPr>
+              <w:fldChar w:fldCharType="separate"/>
+            </w:r>
+            <w:r>
+              <w:rPr>
+                <w:rFonts w:ascii="Times New Roman" w:hAnsi="Times New Roman" w:cs="Times New Roman"/>
+                <w:i w:val="0"/>
+                <w:iCs w:val="0"/>
+                <w:noProof/>
+                <w:webHidden/>
+                <w:color w:val="000000" w:themeColor="text1"/>
+                <w:sz w:val="28"/>
+                <w:szCs w:val="28"/>
+              </w:rPr>
+              <w:t>22</w:t>
+            </w:r>
+            <w:r>
+              <w:rPr>
+                <w:rFonts w:ascii="Times New Roman" w:hAnsi="Times New Roman" w:cs="Times New Roman"/>
+                <w:i w:val="0"/>
+                <w:iCs w:val="0"/>
+                <w:noProof/>
+                <w:webHidden/>
+                <w:color w:val="000000" w:themeColor="text1"/>
+                <w:sz w:val="28"/>
+                <w:szCs w:val="28"/>
+              </w:rPr>
+              <w:fldChar w:fldCharType="end"/>
+            </w:r>
+          </w:hyperlink>
+        </w:p>
+        <w:p>
+          <w:pPr>
+            <w:pStyle w:val="31"/>
+            <w:tabs>
+              <w:tab w:val="left" w:pos="1960"/>
+              <w:tab w:val="right" w:leader="dot" w:pos="9345"/>
+            </w:tabs>
+            <w:ind w:firstLine="0"/>
+            <w:rPr>
+              <w:rFonts w:ascii="Times New Roman" w:eastAsiaTheme="minorEastAsia" w:hAnsi="Times New Roman" w:cs="Times New Roman"/>
+              <w:noProof/>
+              <w:color w:val="000000" w:themeColor="text1"/>
+              <w:kern w:val="2"/>
+              <w:sz w:val="28"/>
+              <w:szCs w:val="28"/>
+              <w:lang w:val="ru-RU"/>
+              <w14:ligatures w14:val="standardContextual"/>
+            </w:rPr>
+          </w:pPr>
+          <w:hyperlink w:anchor="_Toc226555988" w:history="1">
+            <w:r>
+              <w:rPr>
+                <w:rStyle w:val="ae"/>
+                <w:rFonts w:ascii="Times New Roman" w:hAnsi="Times New Roman" w:cs="Times New Roman"/>
+                <w:noProof/>
+                <w:color w:val="000000" w:themeColor="text1"/>
+                <w:sz w:val="28"/>
+                <w:szCs w:val="28"/>
+                <w:lang w:val="ru-RU"/>
+              </w:rPr>
+              <w:t>4.5.1</w:t>
+            </w:r>
+            <w:r>
+              <w:rPr>
+                <w:rFonts w:ascii="Times New Roman" w:eastAsiaTheme="minorEastAsia" w:hAnsi="Times New Roman" w:cs="Times New Roman"/>
+                <w:noProof/>
+                <w:color w:val="000000" w:themeColor="text1"/>
+                <w:kern w:val="2"/>
+                <w:sz w:val="28"/>
+                <w:szCs w:val="28"/>
+                <w:lang w:val="ru-RU"/>
+                <w14:ligatures w14:val="standardContextual"/>
+              </w:rPr>
+              <w:tab/>
+            </w:r>
+            <w:r>
+              <w:rPr>
+                <w:rStyle w:val="ae"/>
+                <w:rFonts w:ascii="Times New Roman" w:hAnsi="Times New Roman" w:cs="Times New Roman"/>
+                <w:noProof/>
+                <w:color w:val="000000" w:themeColor="text1"/>
+                <w:sz w:val="28"/>
+                <w:szCs w:val="28"/>
+                <w:lang w:val="ru-RU"/>
+              </w:rPr>
+              <w:t>Таблица результатов обучения Gemma 2-2B-Instruct (LoRA)</w:t>
+            </w:r>
+            <w:r>
+              <w:rPr>
+                <w:rFonts w:ascii="Times New Roman" w:hAnsi="Times New Roman" w:cs="Times New Roman"/>
+                <w:noProof/>
+                <w:webHidden/>
+                <w:color w:val="000000" w:themeColor="text1"/>
+                <w:sz w:val="28"/>
+                <w:szCs w:val="28"/>
+              </w:rPr>
+              <w:tab/>
+            </w:r>
+            <w:r>
+              <w:rPr>
+                <w:rFonts w:ascii="Times New Roman" w:hAnsi="Times New Roman" w:cs="Times New Roman"/>
+                <w:noProof/>
+                <w:webHidden/>
+                <w:color w:val="000000" w:themeColor="text1"/>
+                <w:sz w:val="28"/>
+                <w:szCs w:val="28"/>
+              </w:rPr>
+              <w:fldChar w:fldCharType="begin"/>
+            </w:r>
+            <w:r>
+              <w:rPr>
+                <w:rFonts w:ascii="Times New Roman" w:hAnsi="Times New Roman" w:cs="Times New Roman"/>
+                <w:noProof/>
+                <w:webHidden/>
+                <w:color w:val="000000" w:themeColor="text1"/>
+                <w:sz w:val="28"/>
+                <w:szCs w:val="28"/>
+              </w:rPr>
+              <w:instrText xml:space="preserve"> PAGEREF _Toc226555988 \h </w:instrText>
+            </w:r>
+            <w:r>
+              <w:rPr>
+                <w:rFonts w:ascii="Times New Roman" w:hAnsi="Times New Roman" w:cs="Times New Roman"/>
+                <w:noProof/>
+                <w:webHidden/>
+                <w:color w:val="000000" w:themeColor="text1"/>
+                <w:sz w:val="28"/>
+                <w:szCs w:val="28"/>
+              </w:rPr>
+            </w:r>
+            <w:r>
+              <w:rPr>
+                <w:rFonts w:ascii="Times New Roman" w:hAnsi="Times New Roman" w:cs="Times New Roman"/>
+                <w:noProof/>
+                <w:webHidden/>
+                <w:color w:val="000000" w:themeColor="text1"/>
+                <w:sz w:val="28"/>
+                <w:szCs w:val="28"/>
+              </w:rPr>
+              <w:fldChar w:fldCharType="separate"/>
+            </w:r>
+            <w:r>
+              <w:rPr>
+                <w:rFonts w:ascii="Times New Roman" w:hAnsi="Times New Roman" w:cs="Times New Roman"/>
+                <w:noProof/>
+                <w:webHidden/>
+                <w:color w:val="000000" w:themeColor="text1"/>
+                <w:sz w:val="28"/>
+                <w:szCs w:val="28"/>
+              </w:rPr>
+              <w:t>24</w:t>
+            </w:r>
+            <w:r>
+              <w:rPr>
+                <w:rFonts w:ascii="Times New Roman" w:hAnsi="Times New Roman" w:cs="Times New Roman"/>
+                <w:noProof/>
+                <w:webHidden/>
+                <w:color w:val="000000" w:themeColor="text1"/>
+                <w:sz w:val="28"/>
+                <w:szCs w:val="28"/>
+              </w:rPr>
+              <w:fldChar w:fldCharType="end"/>
+            </w:r>
+          </w:hyperlink>
+        </w:p>
+        <w:p>
+          <w:pPr>
+            <w:pStyle w:val="31"/>
+            <w:tabs>
+              <w:tab w:val="left" w:pos="1960"/>
+              <w:tab w:val="right" w:leader="dot" w:pos="9345"/>
+            </w:tabs>
+            <w:ind w:firstLine="0"/>
+            <w:rPr>
+              <w:rFonts w:ascii="Times New Roman" w:eastAsiaTheme="minorEastAsia" w:hAnsi="Times New Roman" w:cs="Times New Roman"/>
+              <w:noProof/>
+              <w:color w:val="000000" w:themeColor="text1"/>
+              <w:kern w:val="2"/>
+              <w:sz w:val="28"/>
+              <w:szCs w:val="28"/>
+              <w:lang w:val="ru-RU"/>
+              <w14:ligatures w14:val="standardContextual"/>
+            </w:rPr>
+          </w:pPr>
+          <w:hyperlink w:anchor="_Toc226555989" w:history="1">
+            <w:r>
+              <w:rPr>
+                <w:rStyle w:val="ae"/>
+                <w:rFonts w:ascii="Times New Roman" w:hAnsi="Times New Roman" w:cs="Times New Roman"/>
+                <w:noProof/>
+                <w:color w:val="000000" w:themeColor="text1"/>
+                <w:sz w:val="28"/>
+                <w:szCs w:val="28"/>
+              </w:rPr>
+              <w:t>4.5.2</w:t>
+            </w:r>
+            <w:r>
+              <w:rPr>
+                <w:rFonts w:ascii="Times New Roman" w:eastAsiaTheme="minorEastAsia" w:hAnsi="Times New Roman" w:cs="Times New Roman"/>
+                <w:noProof/>
+                <w:color w:val="000000" w:themeColor="text1"/>
+                <w:kern w:val="2"/>
+                <w:sz w:val="28"/>
+                <w:szCs w:val="28"/>
+                <w:lang w:val="ru-RU"/>
+                <w14:ligatures w14:val="standardContextual"/>
+              </w:rPr>
+              <w:tab/>
+            </w:r>
+            <w:r>
+              <w:rPr>
+                <w:rStyle w:val="ae"/>
+                <w:rFonts w:ascii="Times New Roman" w:hAnsi="Times New Roman" w:cs="Times New Roman"/>
+                <w:noProof/>
+                <w:color w:val="000000" w:themeColor="text1"/>
+                <w:sz w:val="28"/>
+                <w:szCs w:val="28"/>
+              </w:rPr>
+              <w:t>Динамика обучения (ключевые точки)</w:t>
+            </w:r>
+            <w:r>
+              <w:rPr>
+                <w:rFonts w:ascii="Times New Roman" w:hAnsi="Times New Roman" w:cs="Times New Roman"/>
+                <w:noProof/>
+                <w:webHidden/>
+                <w:color w:val="000000" w:themeColor="text1"/>
+                <w:sz w:val="28"/>
+                <w:szCs w:val="28"/>
+              </w:rPr>
+              <w:tab/>
+            </w:r>
+            <w:r>
+              <w:rPr>
+                <w:rFonts w:ascii="Times New Roman" w:hAnsi="Times New Roman" w:cs="Times New Roman"/>
+                <w:noProof/>
+                <w:webHidden/>
+                <w:color w:val="000000" w:themeColor="text1"/>
+                <w:sz w:val="28"/>
+                <w:szCs w:val="28"/>
+              </w:rPr>
+              <w:fldChar w:fldCharType="begin"/>
+            </w:r>
+            <w:r>
+              <w:rPr>
+                <w:rFonts w:ascii="Times New Roman" w:hAnsi="Times New Roman" w:cs="Times New Roman"/>
+                <w:noProof/>
+                <w:webHidden/>
+                <w:color w:val="000000" w:themeColor="text1"/>
+                <w:sz w:val="28"/>
+                <w:szCs w:val="28"/>
+              </w:rPr>
+              <w:instrText xml:space="preserve"> PAGEREF _Toc226555989 \h </w:instrText>
+            </w:r>
+            <w:r>
+              <w:rPr>
+                <w:rFonts w:ascii="Times New Roman" w:hAnsi="Times New Roman" w:cs="Times New Roman"/>
+                <w:noProof/>
+                <w:webHidden/>
+                <w:color w:val="000000" w:themeColor="text1"/>
+                <w:sz w:val="28"/>
+                <w:szCs w:val="28"/>
+              </w:rPr>
+            </w:r>
+            <w:r>
+              <w:rPr>
+                <w:rFonts w:ascii="Times New Roman" w:hAnsi="Times New Roman" w:cs="Times New Roman"/>
+                <w:noProof/>
+                <w:webHidden/>
+                <w:color w:val="000000" w:themeColor="text1"/>
+                <w:sz w:val="28"/>
+                <w:szCs w:val="28"/>
+              </w:rPr>
+              <w:fldChar w:fldCharType="separate"/>
+            </w:r>
+            <w:r>
+              <w:rPr>
+                <w:rFonts w:ascii="Times New Roman" w:hAnsi="Times New Roman" w:cs="Times New Roman"/>
+                <w:noProof/>
+                <w:webHidden/>
+                <w:color w:val="000000" w:themeColor="text1"/>
+                <w:sz w:val="28"/>
+                <w:szCs w:val="28"/>
+              </w:rPr>
+              <w:t>25</w:t>
+            </w:r>
+            <w:r>
+              <w:rPr>
+                <w:rFonts w:ascii="Times New Roman" w:hAnsi="Times New Roman" w:cs="Times New Roman"/>
+                <w:noProof/>
+                <w:webHidden/>
+                <w:color w:val="000000" w:themeColor="text1"/>
+                <w:sz w:val="28"/>
+                <w:szCs w:val="28"/>
+              </w:rPr>
+              <w:fldChar w:fldCharType="end"/>
+            </w:r>
+          </w:hyperlink>
+        </w:p>
+        <w:p>
+          <w:pPr>
+            <w:pStyle w:val="31"/>
+            <w:tabs>
+              <w:tab w:val="left" w:pos="1960"/>
+              <w:tab w:val="right" w:leader="dot" w:pos="9345"/>
+            </w:tabs>
+            <w:ind w:firstLine="0"/>
+            <w:rPr>
+              <w:rFonts w:ascii="Times New Roman" w:eastAsiaTheme="minorEastAsia" w:hAnsi="Times New Roman" w:cs="Times New Roman"/>
+              <w:noProof/>
+              <w:color w:val="000000" w:themeColor="text1"/>
+              <w:kern w:val="2"/>
+              <w:sz w:val="28"/>
+              <w:szCs w:val="28"/>
+              <w:lang w:val="ru-RU"/>
+              <w14:ligatures w14:val="standardContextual"/>
+            </w:rPr>
+          </w:pPr>
+          <w:hyperlink w:anchor="_Toc226555990" w:history="1">
+            <w:r>
+              <w:rPr>
+                <w:rStyle w:val="ae"/>
+                <w:rFonts w:ascii="Times New Roman" w:hAnsi="Times New Roman" w:cs="Times New Roman"/>
+                <w:noProof/>
+                <w:color w:val="000000" w:themeColor="text1"/>
+                <w:sz w:val="28"/>
+                <w:szCs w:val="28"/>
+              </w:rPr>
+              <w:t>4.5.3</w:t>
+            </w:r>
+            <w:r>
+              <w:rPr>
+                <w:rFonts w:ascii="Times New Roman" w:eastAsiaTheme="minorEastAsia" w:hAnsi="Times New Roman" w:cs="Times New Roman"/>
+                <w:noProof/>
+                <w:color w:val="000000" w:themeColor="text1"/>
+                <w:kern w:val="2"/>
+                <w:sz w:val="28"/>
+                <w:szCs w:val="28"/>
+                <w:lang w:val="ru-RU"/>
+                <w14:ligatures w14:val="standardContextual"/>
+              </w:rPr>
+              <w:tab/>
+            </w:r>
+            <w:r>
+              <w:rPr>
+                <w:rStyle w:val="ae"/>
+                <w:rFonts w:ascii="Times New Roman" w:hAnsi="Times New Roman" w:cs="Times New Roman"/>
+                <w:noProof/>
+                <w:color w:val="000000" w:themeColor="text1"/>
+                <w:sz w:val="28"/>
+                <w:szCs w:val="28"/>
+              </w:rPr>
+              <w:t>Результаты тестирования</w:t>
+            </w:r>
+            <w:r>
+              <w:rPr>
+                <w:rFonts w:ascii="Times New Roman" w:hAnsi="Times New Roman" w:cs="Times New Roman"/>
+                <w:noProof/>
+                <w:webHidden/>
+                <w:color w:val="000000" w:themeColor="text1"/>
+                <w:sz w:val="28"/>
+                <w:szCs w:val="28"/>
+              </w:rPr>
+              <w:tab/>
+            </w:r>
+            <w:r>
+              <w:rPr>
+                <w:rFonts w:ascii="Times New Roman" w:hAnsi="Times New Roman" w:cs="Times New Roman"/>
+                <w:noProof/>
+                <w:webHidden/>
+                <w:color w:val="000000" w:themeColor="text1"/>
+                <w:sz w:val="28"/>
+                <w:szCs w:val="28"/>
+              </w:rPr>
+              <w:fldChar w:fldCharType="begin"/>
+            </w:r>
+            <w:r>
+              <w:rPr>
+                <w:rFonts w:ascii="Times New Roman" w:hAnsi="Times New Roman" w:cs="Times New Roman"/>
+                <w:noProof/>
+                <w:webHidden/>
+                <w:color w:val="000000" w:themeColor="text1"/>
+                <w:sz w:val="28"/>
+                <w:szCs w:val="28"/>
+              </w:rPr>
+              <w:instrText xml:space="preserve"> PAGEREF _Toc226555990 \h </w:instrText>
+            </w:r>
+            <w:r>
+              <w:rPr>
+                <w:rFonts w:ascii="Times New Roman" w:hAnsi="Times New Roman" w:cs="Times New Roman"/>
+                <w:noProof/>
+                <w:webHidden/>
+                <w:color w:val="000000" w:themeColor="text1"/>
+                <w:sz w:val="28"/>
+                <w:szCs w:val="28"/>
+              </w:rPr>
+            </w:r>
+            <w:r>
+              <w:rPr>
+                <w:rFonts w:ascii="Times New Roman" w:hAnsi="Times New Roman" w:cs="Times New Roman"/>
+                <w:noProof/>
+                <w:webHidden/>
+                <w:color w:val="000000" w:themeColor="text1"/>
+                <w:sz w:val="28"/>
+                <w:szCs w:val="28"/>
+              </w:rPr>
+              <w:fldChar w:fldCharType="separate"/>
+            </w:r>
+            <w:r>
+              <w:rPr>
+                <w:rFonts w:ascii="Times New Roman" w:hAnsi="Times New Roman" w:cs="Times New Roman"/>
+                <w:noProof/>
+                <w:webHidden/>
+                <w:color w:val="000000" w:themeColor="text1"/>
+                <w:sz w:val="28"/>
+                <w:szCs w:val="28"/>
+              </w:rPr>
+              <w:t>25</w:t>
+            </w:r>
+            <w:r>
+              <w:rPr>
+                <w:rFonts w:ascii="Times New Roman" w:hAnsi="Times New Roman" w:cs="Times New Roman"/>
+                <w:noProof/>
+                <w:webHidden/>
+                <w:color w:val="000000" w:themeColor="text1"/>
+                <w:sz w:val="28"/>
+                <w:szCs w:val="28"/>
+              </w:rPr>
+              <w:fldChar w:fldCharType="end"/>
+            </w:r>
+          </w:hyperlink>
+        </w:p>
+        <w:p>
+          <w:pPr>
+            <w:pStyle w:val="31"/>
+            <w:tabs>
+              <w:tab w:val="left" w:pos="1960"/>
+              <w:tab w:val="right" w:leader="dot" w:pos="9345"/>
+            </w:tabs>
+            <w:ind w:firstLine="0"/>
+            <w:rPr>
+              <w:rFonts w:ascii="Times New Roman" w:eastAsiaTheme="minorEastAsia" w:hAnsi="Times New Roman" w:cs="Times New Roman"/>
+              <w:noProof/>
+              <w:color w:val="000000" w:themeColor="text1"/>
+              <w:kern w:val="2"/>
+              <w:sz w:val="28"/>
+              <w:szCs w:val="28"/>
+              <w:lang w:val="ru-RU"/>
+              <w14:ligatures w14:val="standardContextual"/>
+            </w:rPr>
+          </w:pPr>
+          <w:hyperlink w:anchor="_Toc226555991" w:history="1">
+            <w:r>
+              <w:rPr>
+                <w:rStyle w:val="ae"/>
+                <w:rFonts w:ascii="Times New Roman" w:hAnsi="Times New Roman" w:cs="Times New Roman"/>
+                <w:noProof/>
+                <w:color w:val="000000" w:themeColor="text1"/>
+                <w:sz w:val="28"/>
+                <w:szCs w:val="28"/>
+              </w:rPr>
+              <w:t>4.5.4</w:t>
+            </w:r>
+            <w:r>
+              <w:rPr>
+                <w:rFonts w:ascii="Times New Roman" w:eastAsiaTheme="minorEastAsia" w:hAnsi="Times New Roman" w:cs="Times New Roman"/>
+                <w:noProof/>
+                <w:color w:val="000000" w:themeColor="text1"/>
+                <w:kern w:val="2"/>
+                <w:sz w:val="28"/>
+                <w:szCs w:val="28"/>
+                <w:lang w:val="ru-RU"/>
+                <w14:ligatures w14:val="standardContextual"/>
+              </w:rPr>
+              <w:tab/>
+            </w:r>
+            <w:r>
+              <w:rPr>
+                <w:rStyle w:val="ae"/>
+                <w:rFonts w:ascii="Times New Roman" w:hAnsi="Times New Roman" w:cs="Times New Roman"/>
+                <w:noProof/>
+                <w:color w:val="000000" w:themeColor="text1"/>
+                <w:sz w:val="28"/>
+                <w:szCs w:val="28"/>
+              </w:rPr>
+              <w:t>Выводы по эксперименту с Gemma 2</w:t>
+            </w:r>
+            <w:r>
+              <w:rPr>
+                <w:rFonts w:ascii="Times New Roman" w:hAnsi="Times New Roman" w:cs="Times New Roman"/>
+                <w:noProof/>
+                <w:webHidden/>
+                <w:color w:val="000000" w:themeColor="text1"/>
+                <w:sz w:val="28"/>
+                <w:szCs w:val="28"/>
+              </w:rPr>
+              <w:tab/>
+            </w:r>
+            <w:r>
+              <w:rPr>
+                <w:rFonts w:ascii="Times New Roman" w:hAnsi="Times New Roman" w:cs="Times New Roman"/>
+                <w:noProof/>
+                <w:webHidden/>
+                <w:color w:val="000000" w:themeColor="text1"/>
+                <w:sz w:val="28"/>
+                <w:szCs w:val="28"/>
+              </w:rPr>
+              <w:fldChar w:fldCharType="begin"/>
+            </w:r>
+            <w:r>
+              <w:rPr>
+                <w:rFonts w:ascii="Times New Roman" w:hAnsi="Times New Roman" w:cs="Times New Roman"/>
+                <w:noProof/>
+                <w:webHidden/>
+                <w:color w:val="000000" w:themeColor="text1"/>
+                <w:sz w:val="28"/>
+                <w:szCs w:val="28"/>
+              </w:rPr>
+              <w:instrText xml:space="preserve"> PAGEREF _Toc226555991 \h </w:instrText>
+            </w:r>
+            <w:r>
+              <w:rPr>
+                <w:rFonts w:ascii="Times New Roman" w:hAnsi="Times New Roman" w:cs="Times New Roman"/>
+                <w:noProof/>
+                <w:webHidden/>
+                <w:color w:val="000000" w:themeColor="text1"/>
+                <w:sz w:val="28"/>
+                <w:szCs w:val="28"/>
+              </w:rPr>
+            </w:r>
+            <w:r>
+              <w:rPr>
+                <w:rFonts w:ascii="Times New Roman" w:hAnsi="Times New Roman" w:cs="Times New Roman"/>
+                <w:noProof/>
+                <w:webHidden/>
+                <w:color w:val="000000" w:themeColor="text1"/>
+                <w:sz w:val="28"/>
+                <w:szCs w:val="28"/>
+              </w:rPr>
+              <w:fldChar w:fldCharType="separate"/>
+            </w:r>
+            <w:r>
+              <w:rPr>
+                <w:rFonts w:ascii="Times New Roman" w:hAnsi="Times New Roman" w:cs="Times New Roman"/>
+                <w:noProof/>
+                <w:webHidden/>
+                <w:color w:val="000000" w:themeColor="text1"/>
+                <w:sz w:val="28"/>
+                <w:szCs w:val="28"/>
+              </w:rPr>
+              <w:t>26</w:t>
+            </w:r>
+            <w:r>
+              <w:rPr>
+                <w:rFonts w:ascii="Times New Roman" w:hAnsi="Times New Roman" w:cs="Times New Roman"/>
+                <w:noProof/>
+                <w:webHidden/>
+                <w:color w:val="000000" w:themeColor="text1"/>
+                <w:sz w:val="28"/>
+                <w:szCs w:val="28"/>
+              </w:rPr>
+              <w:fldChar w:fldCharType="end"/>
+            </w:r>
+          </w:hyperlink>
+        </w:p>
+        <w:p>
+          <w:pPr>
+            <w:pStyle w:val="23"/>
+            <w:tabs>
+              <w:tab w:val="left" w:pos="1680"/>
+              <w:tab w:val="right" w:leader="dot" w:pos="9345"/>
+            </w:tabs>
+            <w:ind w:firstLine="0"/>
+            <w:rPr>
+              <w:rFonts w:ascii="Times New Roman" w:eastAsiaTheme="minorEastAsia" w:hAnsi="Times New Roman" w:cs="Times New Roman"/>
+              <w:i w:val="0"/>
+              <w:iCs w:val="0"/>
+              <w:noProof/>
+              <w:color w:val="000000" w:themeColor="text1"/>
+              <w:kern w:val="2"/>
+              <w:sz w:val="28"/>
+              <w:szCs w:val="28"/>
+              <w:lang w:val="ru-RU"/>
+              <w14:ligatures w14:val="standardContextual"/>
+            </w:rPr>
+          </w:pPr>
+          <w:hyperlink w:anchor="_Toc226555992" w:history="1">
+            <w:r>
+              <w:rPr>
+                <w:rStyle w:val="ae"/>
+                <w:rFonts w:ascii="Times New Roman" w:hAnsi="Times New Roman" w:cs="Times New Roman"/>
+                <w:i w:val="0"/>
+                <w:iCs w:val="0"/>
+                <w:noProof/>
+                <w:color w:val="000000" w:themeColor="text1"/>
+                <w:sz w:val="28"/>
+                <w:szCs w:val="28"/>
+                <w:lang w:val="ru-RU"/>
+              </w:rPr>
+              <w:t>4.6</w:t>
+            </w:r>
+            <w:r>
+              <w:rPr>
+                <w:rFonts w:ascii="Times New Roman" w:eastAsiaTheme="minorEastAsia" w:hAnsi="Times New Roman" w:cs="Times New Roman"/>
+                <w:i w:val="0"/>
+                <w:iCs w:val="0"/>
+                <w:noProof/>
+                <w:color w:val="000000" w:themeColor="text1"/>
+                <w:kern w:val="2"/>
+                <w:sz w:val="28"/>
+                <w:szCs w:val="28"/>
+                <w:lang w:val="ru-RU"/>
+                <w14:ligatures w14:val="standardContextual"/>
+              </w:rPr>
+              <w:tab/>
+            </w:r>
+            <w:r>
+              <w:rPr>
+                <w:rStyle w:val="ae"/>
+                <w:rFonts w:ascii="Times New Roman" w:hAnsi="Times New Roman" w:cs="Times New Roman"/>
+                <w:i w:val="0"/>
+                <w:iCs w:val="0"/>
+                <w:noProof/>
+                <w:color w:val="000000" w:themeColor="text1"/>
+                <w:sz w:val="28"/>
+                <w:szCs w:val="28"/>
+                <w:lang w:val="ru-RU"/>
+              </w:rPr>
+              <w:t>Инференс и постобработка</w:t>
+            </w:r>
+            <w:r>
+              <w:rPr>
+                <w:rFonts w:ascii="Times New Roman" w:hAnsi="Times New Roman" w:cs="Times New Roman"/>
+                <w:i w:val="0"/>
+                <w:iCs w:val="0"/>
+                <w:noProof/>
+                <w:webHidden/>
+                <w:color w:val="000000" w:themeColor="text1"/>
+                <w:sz w:val="28"/>
+                <w:szCs w:val="28"/>
+              </w:rPr>
+              <w:tab/>
+            </w:r>
+            <w:r>
+              <w:rPr>
+                <w:rFonts w:ascii="Times New Roman" w:hAnsi="Times New Roman" w:cs="Times New Roman"/>
+                <w:i w:val="0"/>
+                <w:iCs w:val="0"/>
+                <w:noProof/>
+                <w:webHidden/>
+                <w:color w:val="000000" w:themeColor="text1"/>
+                <w:sz w:val="28"/>
+                <w:szCs w:val="28"/>
+              </w:rPr>
+              <w:fldChar w:fldCharType="begin"/>
+            </w:r>
+            <w:r>
+              <w:rPr>
+                <w:rFonts w:ascii="Times New Roman" w:hAnsi="Times New Roman" w:cs="Times New Roman"/>
+                <w:i w:val="0"/>
+                <w:iCs w:val="0"/>
+                <w:noProof/>
+                <w:webHidden/>
+                <w:color w:val="000000" w:themeColor="text1"/>
+                <w:sz w:val="28"/>
+                <w:szCs w:val="28"/>
+              </w:rPr>
+              <w:instrText xml:space="preserve"> PAGEREF _Toc226555992 \h </w:instrText>
+            </w:r>
+            <w:r>
+              <w:rPr>
+                <w:rFonts w:ascii="Times New Roman" w:hAnsi="Times New Roman" w:cs="Times New Roman"/>
+                <w:i w:val="0"/>
+                <w:iCs w:val="0"/>
+                <w:noProof/>
+                <w:webHidden/>
+                <w:color w:val="000000" w:themeColor="text1"/>
+                <w:sz w:val="28"/>
+                <w:szCs w:val="28"/>
+              </w:rPr>
+            </w:r>
+            <w:r>
+              <w:rPr>
+                <w:rFonts w:ascii="Times New Roman" w:hAnsi="Times New Roman" w:cs="Times New Roman"/>
+                <w:i w:val="0"/>
+                <w:iCs w:val="0"/>
+                <w:noProof/>
+                <w:webHidden/>
+                <w:color w:val="000000" w:themeColor="text1"/>
+                <w:sz w:val="28"/>
+                <w:szCs w:val="28"/>
+              </w:rPr>
+              <w:fldChar w:fldCharType="separate"/>
+            </w:r>
+            <w:r>
+              <w:rPr>
+                <w:rFonts w:ascii="Times New Roman" w:hAnsi="Times New Roman" w:cs="Times New Roman"/>
+                <w:i w:val="0"/>
+                <w:iCs w:val="0"/>
+                <w:noProof/>
+                <w:webHidden/>
+                <w:color w:val="000000" w:themeColor="text1"/>
+                <w:sz w:val="28"/>
+                <w:szCs w:val="28"/>
+              </w:rPr>
+              <w:t>27</w:t>
+            </w:r>
+            <w:r>
+              <w:rPr>
+                <w:rFonts w:ascii="Times New Roman" w:hAnsi="Times New Roman" w:cs="Times New Roman"/>
+                <w:i w:val="0"/>
+                <w:iCs w:val="0"/>
+                <w:noProof/>
+                <w:webHidden/>
+                <w:color w:val="000000" w:themeColor="text1"/>
+                <w:sz w:val="28"/>
+                <w:szCs w:val="28"/>
+              </w:rPr>
+              <w:fldChar w:fldCharType="end"/>
+            </w:r>
+          </w:hyperlink>
+        </w:p>
+        <w:p>
+          <w:pPr>
+            <w:pStyle w:val="12"/>
+            <w:tabs>
+              <w:tab w:val="left" w:pos="1120"/>
+              <w:tab w:val="right" w:leader="dot" w:pos="9345"/>
+            </w:tabs>
+            <w:ind w:firstLine="0"/>
+            <w:rPr>
+              <w:rFonts w:ascii="Times New Roman" w:eastAsiaTheme="minorEastAsia" w:hAnsi="Times New Roman" w:cs="Times New Roman"/>
+              <w:b w:val="0"/>
+              <w:bCs w:val="0"/>
+              <w:noProof/>
+              <w:color w:val="000000" w:themeColor="text1"/>
+              <w:kern w:val="2"/>
+              <w:sz w:val="28"/>
+              <w:szCs w:val="28"/>
+              <w:lang w:val="ru-RU"/>
+              <w14:ligatures w14:val="standardContextual"/>
+            </w:rPr>
+          </w:pPr>
+          <w:hyperlink w:anchor="_Toc226555993" w:history="1">
+            <w:r>
+              <w:rPr>
+                <w:rStyle w:val="ae"/>
+                <w:rFonts w:ascii="Times New Roman" w:hAnsi="Times New Roman" w:cs="Times New Roman"/>
+                <w:b w:val="0"/>
+                <w:bCs w:val="0"/>
+                <w:noProof/>
+                <w:color w:val="000000" w:themeColor="text1"/>
+                <w:sz w:val="28"/>
+                <w:szCs w:val="28"/>
+              </w:rPr>
+              <w:t>5</w:t>
+            </w:r>
+            <w:r>
+              <w:rPr>
+                <w:rFonts w:ascii="Times New Roman" w:eastAsiaTheme="minorEastAsia" w:hAnsi="Times New Roman" w:cs="Times New Roman"/>
+                <w:b w:val="0"/>
+                <w:bCs w:val="0"/>
+                <w:noProof/>
+                <w:color w:val="000000" w:themeColor="text1"/>
+                <w:kern w:val="2"/>
+                <w:sz w:val="28"/>
+                <w:szCs w:val="28"/>
+                <w:lang w:val="ru-RU"/>
+                <w14:ligatures w14:val="standardContextual"/>
+              </w:rPr>
+              <w:tab/>
+            </w:r>
+            <w:r>
+              <w:rPr>
+                <w:rStyle w:val="ae"/>
+                <w:rFonts w:ascii="Times New Roman" w:hAnsi="Times New Roman" w:cs="Times New Roman"/>
+                <w:b w:val="0"/>
+                <w:bCs w:val="0"/>
+                <w:noProof/>
+                <w:color w:val="000000" w:themeColor="text1"/>
+                <w:sz w:val="28"/>
+                <w:szCs w:val="28"/>
+              </w:rPr>
+              <w:t>Экспериментальная часть и результаты</w:t>
+            </w:r>
+            <w:r>
+              <w:rPr>
+                <w:rFonts w:ascii="Times New Roman" w:hAnsi="Times New Roman" w:cs="Times New Roman"/>
+                <w:b w:val="0"/>
+                <w:bCs w:val="0"/>
+                <w:noProof/>
+                <w:webHidden/>
+                <w:color w:val="000000" w:themeColor="text1"/>
+                <w:sz w:val="28"/>
+                <w:szCs w:val="28"/>
+              </w:rPr>
+              <w:tab/>
+            </w:r>
+            <w:r>
+              <w:rPr>
+                <w:rFonts w:ascii="Times New Roman" w:hAnsi="Times New Roman" w:cs="Times New Roman"/>
+                <w:b w:val="0"/>
+                <w:bCs w:val="0"/>
+                <w:noProof/>
+                <w:webHidden/>
+                <w:color w:val="000000" w:themeColor="text1"/>
+                <w:sz w:val="28"/>
+                <w:szCs w:val="28"/>
+              </w:rPr>
+              <w:fldChar w:fldCharType="begin"/>
+            </w:r>
+            <w:r>
+              <w:rPr>
+                <w:rFonts w:ascii="Times New Roman" w:hAnsi="Times New Roman" w:cs="Times New Roman"/>
+                <w:b w:val="0"/>
+                <w:bCs w:val="0"/>
+                <w:noProof/>
+                <w:webHidden/>
+                <w:color w:val="000000" w:themeColor="text1"/>
+                <w:sz w:val="28"/>
+                <w:szCs w:val="28"/>
+              </w:rPr>
+              <w:instrText xml:space="preserve"> PAGEREF _Toc226555993 \h </w:instrText>
+            </w:r>
+            <w:r>
+              <w:rPr>
+                <w:rFonts w:ascii="Times New Roman" w:hAnsi="Times New Roman" w:cs="Times New Roman"/>
+                <w:b w:val="0"/>
+                <w:bCs w:val="0"/>
+                <w:noProof/>
+                <w:webHidden/>
+                <w:color w:val="000000" w:themeColor="text1"/>
+                <w:sz w:val="28"/>
+                <w:szCs w:val="28"/>
+              </w:rPr>
+            </w:r>
+            <w:r>
+              <w:rPr>
+                <w:rFonts w:ascii="Times New Roman" w:hAnsi="Times New Roman" w:cs="Times New Roman"/>
+                <w:b w:val="0"/>
+                <w:bCs w:val="0"/>
+                <w:noProof/>
+                <w:webHidden/>
+                <w:color w:val="000000" w:themeColor="text1"/>
+                <w:sz w:val="28"/>
+                <w:szCs w:val="28"/>
+              </w:rPr>
+              <w:fldChar w:fldCharType="separate"/>
+            </w:r>
+            <w:r>
+              <w:rPr>
+                <w:rFonts w:ascii="Times New Roman" w:hAnsi="Times New Roman" w:cs="Times New Roman"/>
+                <w:b w:val="0"/>
+                <w:bCs w:val="0"/>
+                <w:noProof/>
+                <w:webHidden/>
+                <w:color w:val="000000" w:themeColor="text1"/>
+                <w:sz w:val="28"/>
+                <w:szCs w:val="28"/>
+              </w:rPr>
+              <w:t>28</w:t>
+            </w:r>
+            <w:r>
+              <w:rPr>
+                <w:rFonts w:ascii="Times New Roman" w:hAnsi="Times New Roman" w:cs="Times New Roman"/>
+                <w:b w:val="0"/>
+                <w:bCs w:val="0"/>
+                <w:noProof/>
+                <w:webHidden/>
+                <w:color w:val="000000" w:themeColor="text1"/>
+                <w:sz w:val="28"/>
+                <w:szCs w:val="28"/>
+              </w:rPr>
+              <w:fldChar w:fldCharType="end"/>
+            </w:r>
+          </w:hyperlink>
+        </w:p>
+        <w:p>
+          <w:pPr>
+            <w:pStyle w:val="23"/>
+            <w:tabs>
+              <w:tab w:val="left" w:pos="1680"/>
+              <w:tab w:val="right" w:leader="dot" w:pos="9345"/>
+            </w:tabs>
+            <w:ind w:firstLine="0"/>
+            <w:rPr>
+              <w:rFonts w:ascii="Times New Roman" w:eastAsiaTheme="minorEastAsia" w:hAnsi="Times New Roman" w:cs="Times New Roman"/>
+              <w:i w:val="0"/>
+              <w:iCs w:val="0"/>
+              <w:noProof/>
+              <w:color w:val="000000" w:themeColor="text1"/>
+              <w:kern w:val="2"/>
+              <w:sz w:val="28"/>
+              <w:szCs w:val="28"/>
+              <w:lang w:val="ru-RU"/>
+              <w14:ligatures w14:val="standardContextual"/>
+            </w:rPr>
+          </w:pPr>
+          <w:hyperlink w:anchor="_Toc226555994" w:history="1">
+            <w:r>
+              <w:rPr>
+                <w:rStyle w:val="ae"/>
+                <w:rFonts w:ascii="Times New Roman" w:hAnsi="Times New Roman" w:cs="Times New Roman"/>
+                <w:i w:val="0"/>
+                <w:iCs w:val="0"/>
+                <w:noProof/>
+                <w:color w:val="000000" w:themeColor="text1"/>
+                <w:sz w:val="28"/>
+                <w:szCs w:val="28"/>
+              </w:rPr>
+              <w:t>5.1</w:t>
+            </w:r>
+            <w:r>
+              <w:rPr>
+                <w:rFonts w:ascii="Times New Roman" w:eastAsiaTheme="minorEastAsia" w:hAnsi="Times New Roman" w:cs="Times New Roman"/>
+                <w:i w:val="0"/>
+                <w:iCs w:val="0"/>
+                <w:noProof/>
+                <w:color w:val="000000" w:themeColor="text1"/>
+                <w:kern w:val="2"/>
+                <w:sz w:val="28"/>
+                <w:szCs w:val="28"/>
+                <w:lang w:val="ru-RU"/>
+                <w14:ligatures w14:val="standardContextual"/>
+              </w:rPr>
+              <w:tab/>
+            </w:r>
+            <w:r>
+              <w:rPr>
+                <w:rStyle w:val="ae"/>
+                <w:rFonts w:ascii="Times New Roman" w:eastAsiaTheme="majorEastAsia" w:hAnsi="Times New Roman" w:cs="Times New Roman"/>
+                <w:i w:val="0"/>
+                <w:iCs w:val="0"/>
+                <w:noProof/>
+                <w:color w:val="000000" w:themeColor="text1"/>
+                <w:sz w:val="28"/>
+                <w:szCs w:val="28"/>
+              </w:rPr>
+              <w:t>Сравнение базовых моделей</w:t>
+            </w:r>
+            <w:r>
+              <w:rPr>
+                <w:rFonts w:ascii="Times New Roman" w:hAnsi="Times New Roman" w:cs="Times New Roman"/>
+                <w:i w:val="0"/>
+                <w:iCs w:val="0"/>
+                <w:noProof/>
+                <w:webHidden/>
+                <w:color w:val="000000" w:themeColor="text1"/>
+                <w:sz w:val="28"/>
+                <w:szCs w:val="28"/>
+              </w:rPr>
+              <w:tab/>
+            </w:r>
+            <w:r>
+              <w:rPr>
+                <w:rFonts w:ascii="Times New Roman" w:hAnsi="Times New Roman" w:cs="Times New Roman"/>
+                <w:i w:val="0"/>
+                <w:iCs w:val="0"/>
+                <w:noProof/>
+                <w:webHidden/>
+                <w:color w:val="000000" w:themeColor="text1"/>
+                <w:sz w:val="28"/>
+                <w:szCs w:val="28"/>
+              </w:rPr>
+              <w:fldChar w:fldCharType="begin"/>
+            </w:r>
+            <w:r>
+              <w:rPr>
+                <w:rFonts w:ascii="Times New Roman" w:hAnsi="Times New Roman" w:cs="Times New Roman"/>
+                <w:i w:val="0"/>
+                <w:iCs w:val="0"/>
+                <w:noProof/>
+                <w:webHidden/>
+                <w:color w:val="000000" w:themeColor="text1"/>
+                <w:sz w:val="28"/>
+                <w:szCs w:val="28"/>
+              </w:rPr>
+              <w:instrText xml:space="preserve"> PAGEREF _Toc226555994 \h </w:instrText>
+            </w:r>
+            <w:r>
+              <w:rPr>
+                <w:rFonts w:ascii="Times New Roman" w:hAnsi="Times New Roman" w:cs="Times New Roman"/>
+                <w:i w:val="0"/>
+                <w:iCs w:val="0"/>
+                <w:noProof/>
+                <w:webHidden/>
+                <w:color w:val="000000" w:themeColor="text1"/>
+                <w:sz w:val="28"/>
+                <w:szCs w:val="28"/>
+              </w:rPr>
+            </w:r>
+            <w:r>
+              <w:rPr>
+                <w:rFonts w:ascii="Times New Roman" w:hAnsi="Times New Roman" w:cs="Times New Roman"/>
+                <w:i w:val="0"/>
+                <w:iCs w:val="0"/>
+                <w:noProof/>
+                <w:webHidden/>
+                <w:color w:val="000000" w:themeColor="text1"/>
+                <w:sz w:val="28"/>
+                <w:szCs w:val="28"/>
+              </w:rPr>
+              <w:fldChar w:fldCharType="separate"/>
+            </w:r>
+            <w:r>
+              <w:rPr>
+                <w:rFonts w:ascii="Times New Roman" w:hAnsi="Times New Roman" w:cs="Times New Roman"/>
+                <w:i w:val="0"/>
+                <w:iCs w:val="0"/>
+                <w:noProof/>
+                <w:webHidden/>
+                <w:color w:val="000000" w:themeColor="text1"/>
+                <w:sz w:val="28"/>
+                <w:szCs w:val="28"/>
+              </w:rPr>
+              <w:t>28</w:t>
+            </w:r>
+            <w:r>
+              <w:rPr>
+                <w:rFonts w:ascii="Times New Roman" w:hAnsi="Times New Roman" w:cs="Times New Roman"/>
+                <w:i w:val="0"/>
+                <w:iCs w:val="0"/>
+                <w:noProof/>
+                <w:webHidden/>
+                <w:color w:val="000000" w:themeColor="text1"/>
+                <w:sz w:val="28"/>
+                <w:szCs w:val="28"/>
+              </w:rPr>
+              <w:fldChar w:fldCharType="end"/>
+            </w:r>
+          </w:hyperlink>
+        </w:p>
+        <w:p>
+          <w:pPr>
+            <w:pStyle w:val="23"/>
+            <w:tabs>
+              <w:tab w:val="left" w:pos="1680"/>
+              <w:tab w:val="right" w:leader="dot" w:pos="9345"/>
+            </w:tabs>
+            <w:ind w:firstLine="0"/>
+            <w:rPr>
+              <w:rFonts w:ascii="Times New Roman" w:eastAsiaTheme="minorEastAsia" w:hAnsi="Times New Roman" w:cs="Times New Roman"/>
+              <w:i w:val="0"/>
+              <w:iCs w:val="0"/>
+              <w:noProof/>
+              <w:color w:val="000000" w:themeColor="text1"/>
+              <w:kern w:val="2"/>
+              <w:sz w:val="28"/>
+              <w:szCs w:val="28"/>
+              <w:lang w:val="ru-RU"/>
+              <w14:ligatures w14:val="standardContextual"/>
+            </w:rPr>
+          </w:pPr>
+          <w:hyperlink w:anchor="_Toc226555995" w:history="1">
+            <w:r>
+              <w:rPr>
+                <w:rStyle w:val="ae"/>
+                <w:rFonts w:ascii="Times New Roman" w:hAnsi="Times New Roman" w:cs="Times New Roman"/>
+                <w:i w:val="0"/>
+                <w:iCs w:val="0"/>
+                <w:noProof/>
+                <w:color w:val="000000" w:themeColor="text1"/>
+                <w:sz w:val="28"/>
+                <w:szCs w:val="28"/>
+              </w:rPr>
+              <w:t>5.2</w:t>
+            </w:r>
+            <w:r>
+              <w:rPr>
+                <w:rFonts w:ascii="Times New Roman" w:eastAsiaTheme="minorEastAsia" w:hAnsi="Times New Roman" w:cs="Times New Roman"/>
+                <w:i w:val="0"/>
+                <w:iCs w:val="0"/>
+                <w:noProof/>
+                <w:color w:val="000000" w:themeColor="text1"/>
+                <w:kern w:val="2"/>
+                <w:sz w:val="28"/>
+                <w:szCs w:val="28"/>
+                <w:lang w:val="ru-RU"/>
+                <w14:ligatures w14:val="standardContextual"/>
+              </w:rPr>
+              <w:tab/>
+            </w:r>
+            <w:r>
+              <w:rPr>
+                <w:rStyle w:val="ae"/>
+                <w:rFonts w:ascii="Times New Roman" w:eastAsiaTheme="majorEastAsia" w:hAnsi="Times New Roman" w:cs="Times New Roman"/>
+                <w:i w:val="0"/>
+                <w:iCs w:val="0"/>
+                <w:noProof/>
+                <w:color w:val="000000" w:themeColor="text1"/>
+                <w:sz w:val="28"/>
+                <w:szCs w:val="28"/>
+              </w:rPr>
+              <w:t>Итоговые метрики (Gemma 3)</w:t>
+            </w:r>
+            <w:r>
+              <w:rPr>
+                <w:rFonts w:ascii="Times New Roman" w:hAnsi="Times New Roman" w:cs="Times New Roman"/>
+                <w:i w:val="0"/>
+                <w:iCs w:val="0"/>
+                <w:noProof/>
+                <w:webHidden/>
+                <w:color w:val="000000" w:themeColor="text1"/>
+                <w:sz w:val="28"/>
+                <w:szCs w:val="28"/>
+              </w:rPr>
+              <w:tab/>
+            </w:r>
+            <w:r>
+              <w:rPr>
+                <w:rFonts w:ascii="Times New Roman" w:hAnsi="Times New Roman" w:cs="Times New Roman"/>
+                <w:i w:val="0"/>
+                <w:iCs w:val="0"/>
+                <w:noProof/>
+                <w:webHidden/>
+                <w:color w:val="000000" w:themeColor="text1"/>
+                <w:sz w:val="28"/>
+                <w:szCs w:val="28"/>
+              </w:rPr>
+              <w:fldChar w:fldCharType="begin"/>
+            </w:r>
+            <w:r>
+              <w:rPr>
+                <w:rFonts w:ascii="Times New Roman" w:hAnsi="Times New Roman" w:cs="Times New Roman"/>
+                <w:i w:val="0"/>
+                <w:iCs w:val="0"/>
+                <w:noProof/>
+                <w:webHidden/>
+                <w:color w:val="000000" w:themeColor="text1"/>
+                <w:sz w:val="28"/>
+                <w:szCs w:val="28"/>
+              </w:rPr>
+              <w:instrText xml:space="preserve"> PAGEREF _Toc226555995 \h </w:instrText>
+            </w:r>
+            <w:r>
+              <w:rPr>
+                <w:rFonts w:ascii="Times New Roman" w:hAnsi="Times New Roman" w:cs="Times New Roman"/>
+                <w:i w:val="0"/>
+                <w:iCs w:val="0"/>
+                <w:noProof/>
+                <w:webHidden/>
+                <w:color w:val="000000" w:themeColor="text1"/>
+                <w:sz w:val="28"/>
+                <w:szCs w:val="28"/>
+              </w:rPr>
+            </w:r>
+            <w:r>
+              <w:rPr>
+                <w:rFonts w:ascii="Times New Roman" w:hAnsi="Times New Roman" w:cs="Times New Roman"/>
+                <w:i w:val="0"/>
+                <w:iCs w:val="0"/>
+                <w:noProof/>
+                <w:webHidden/>
+                <w:color w:val="000000" w:themeColor="text1"/>
+                <w:sz w:val="28"/>
+                <w:szCs w:val="28"/>
+              </w:rPr>
+              <w:fldChar w:fldCharType="separate"/>
+            </w:r>
+            <w:r>
+              <w:rPr>
+                <w:rFonts w:ascii="Times New Roman" w:hAnsi="Times New Roman" w:cs="Times New Roman"/>
+                <w:i w:val="0"/>
+                <w:iCs w:val="0"/>
+                <w:noProof/>
+                <w:webHidden/>
+                <w:color w:val="000000" w:themeColor="text1"/>
+                <w:sz w:val="28"/>
+                <w:szCs w:val="28"/>
+              </w:rPr>
+              <w:t>28</w:t>
+            </w:r>
+            <w:r>
+              <w:rPr>
+                <w:rFonts w:ascii="Times New Roman" w:hAnsi="Times New Roman" w:cs="Times New Roman"/>
+                <w:i w:val="0"/>
+                <w:iCs w:val="0"/>
+                <w:noProof/>
+                <w:webHidden/>
+                <w:color w:val="000000" w:themeColor="text1"/>
+                <w:sz w:val="28"/>
+                <w:szCs w:val="28"/>
+              </w:rPr>
+              <w:fldChar w:fldCharType="end"/>
+            </w:r>
+          </w:hyperlink>
+        </w:p>
+        <w:p>
+          <w:pPr>
+            <w:pStyle w:val="23"/>
+            <w:tabs>
+              <w:tab w:val="left" w:pos="1680"/>
+              <w:tab w:val="right" w:leader="dot" w:pos="9345"/>
+            </w:tabs>
+            <w:ind w:firstLine="0"/>
+            <w:rPr>
+              <w:rFonts w:ascii="Times New Roman" w:eastAsiaTheme="minorEastAsia" w:hAnsi="Times New Roman" w:cs="Times New Roman"/>
+              <w:i w:val="0"/>
+              <w:iCs w:val="0"/>
+              <w:noProof/>
+              <w:color w:val="000000" w:themeColor="text1"/>
+              <w:kern w:val="2"/>
+              <w:sz w:val="28"/>
+              <w:szCs w:val="28"/>
+              <w:lang w:val="ru-RU"/>
+              <w14:ligatures w14:val="standardContextual"/>
+            </w:rPr>
+          </w:pPr>
+          <w:hyperlink w:anchor="_Toc226555996" w:history="1">
+            <w:r>
+              <w:rPr>
+                <w:rStyle w:val="ae"/>
+                <w:rFonts w:ascii="Times New Roman" w:eastAsiaTheme="majorEastAsia" w:hAnsi="Times New Roman" w:cs="Times New Roman"/>
+                <w:i w:val="0"/>
+                <w:iCs w:val="0"/>
+                <w:noProof/>
+                <w:color w:val="000000" w:themeColor="text1"/>
+                <w:sz w:val="28"/>
+                <w:szCs w:val="28"/>
+                <w:lang w:val="ru-RU"/>
+              </w:rPr>
+              <w:t>5.3</w:t>
+            </w:r>
+            <w:r>
+              <w:rPr>
+                <w:rFonts w:ascii="Times New Roman" w:eastAsiaTheme="minorEastAsia" w:hAnsi="Times New Roman" w:cs="Times New Roman"/>
+                <w:i w:val="0"/>
+                <w:iCs w:val="0"/>
+                <w:noProof/>
+                <w:color w:val="000000" w:themeColor="text1"/>
+                <w:kern w:val="2"/>
+                <w:sz w:val="28"/>
+                <w:szCs w:val="28"/>
+                <w:lang w:val="ru-RU"/>
+                <w14:ligatures w14:val="standardContextual"/>
+              </w:rPr>
+              <w:tab/>
+            </w:r>
+            <w:r>
+              <w:rPr>
+                <w:rStyle w:val="ae"/>
+                <w:rFonts w:ascii="Times New Roman" w:eastAsiaTheme="majorEastAsia" w:hAnsi="Times New Roman" w:cs="Times New Roman"/>
+                <w:i w:val="0"/>
+                <w:iCs w:val="0"/>
+                <w:noProof/>
+                <w:color w:val="000000" w:themeColor="text1"/>
+                <w:sz w:val="28"/>
+                <w:szCs w:val="28"/>
+                <w:lang w:val="ru-RU"/>
+              </w:rPr>
+              <w:t>Скриншоты</w:t>
+            </w:r>
+            <w:r>
+              <w:rPr>
+                <w:rFonts w:ascii="Times New Roman" w:hAnsi="Times New Roman" w:cs="Times New Roman"/>
+                <w:i w:val="0"/>
+                <w:iCs w:val="0"/>
+                <w:noProof/>
+                <w:webHidden/>
+                <w:color w:val="000000" w:themeColor="text1"/>
+                <w:sz w:val="28"/>
+                <w:szCs w:val="28"/>
+              </w:rPr>
+              <w:tab/>
+            </w:r>
+            <w:r>
+              <w:rPr>
+                <w:rFonts w:ascii="Times New Roman" w:hAnsi="Times New Roman" w:cs="Times New Roman"/>
+                <w:i w:val="0"/>
+                <w:iCs w:val="0"/>
+                <w:noProof/>
+                <w:webHidden/>
+                <w:color w:val="000000" w:themeColor="text1"/>
+                <w:sz w:val="28"/>
+                <w:szCs w:val="28"/>
+              </w:rPr>
+              <w:fldChar w:fldCharType="begin"/>
+            </w:r>
+            <w:r>
+              <w:rPr>
+                <w:rFonts w:ascii="Times New Roman" w:hAnsi="Times New Roman" w:cs="Times New Roman"/>
+                <w:i w:val="0"/>
+                <w:iCs w:val="0"/>
+                <w:noProof/>
+                <w:webHidden/>
+                <w:color w:val="000000" w:themeColor="text1"/>
+                <w:sz w:val="28"/>
+                <w:szCs w:val="28"/>
+              </w:rPr>
+              <w:instrText xml:space="preserve"> PAGEREF _Toc226555996 \h </w:instrText>
+            </w:r>
+            <w:r>
+              <w:rPr>
+                <w:rFonts w:ascii="Times New Roman" w:hAnsi="Times New Roman" w:cs="Times New Roman"/>
+                <w:i w:val="0"/>
+                <w:iCs w:val="0"/>
+                <w:noProof/>
+                <w:webHidden/>
+                <w:color w:val="000000" w:themeColor="text1"/>
+                <w:sz w:val="28"/>
+                <w:szCs w:val="28"/>
+              </w:rPr>
+            </w:r>
+            <w:r>
+              <w:rPr>
+                <w:rFonts w:ascii="Times New Roman" w:hAnsi="Times New Roman" w:cs="Times New Roman"/>
+                <w:i w:val="0"/>
+                <w:iCs w:val="0"/>
+                <w:noProof/>
+                <w:webHidden/>
+                <w:color w:val="000000" w:themeColor="text1"/>
+                <w:sz w:val="28"/>
+                <w:szCs w:val="28"/>
+              </w:rPr>
+              <w:fldChar w:fldCharType="separate"/>
+            </w:r>
+            <w:r>
+              <w:rPr>
+                <w:rFonts w:ascii="Times New Roman" w:hAnsi="Times New Roman" w:cs="Times New Roman"/>
+                <w:i w:val="0"/>
+                <w:iCs w:val="0"/>
+                <w:noProof/>
+                <w:webHidden/>
+                <w:color w:val="000000" w:themeColor="text1"/>
+                <w:sz w:val="28"/>
+                <w:szCs w:val="28"/>
+              </w:rPr>
+              <w:t>29</w:t>
+            </w:r>
+            <w:r>
+              <w:rPr>
+                <w:rFonts w:ascii="Times New Roman" w:hAnsi="Times New Roman" w:cs="Times New Roman"/>
+                <w:i w:val="0"/>
+                <w:iCs w:val="0"/>
+                <w:noProof/>
+                <w:webHidden/>
+                <w:color w:val="000000" w:themeColor="text1"/>
+                <w:sz w:val="28"/>
+                <w:szCs w:val="28"/>
+              </w:rPr>
+              <w:fldChar w:fldCharType="end"/>
+            </w:r>
+          </w:hyperlink>
+        </w:p>
+        <w:p>
+          <w:pPr>
+            <w:pStyle w:val="12"/>
+            <w:tabs>
+              <w:tab w:val="left" w:pos="1120"/>
+              <w:tab w:val="right" w:leader="dot" w:pos="9345"/>
+            </w:tabs>
+            <w:ind w:firstLine="0"/>
+            <w:rPr>
+              <w:rFonts w:ascii="Times New Roman" w:eastAsiaTheme="minorEastAsia" w:hAnsi="Times New Roman" w:cs="Times New Roman"/>
+              <w:b w:val="0"/>
+              <w:bCs w:val="0"/>
+              <w:noProof/>
+              <w:color w:val="000000" w:themeColor="text1"/>
+              <w:kern w:val="2"/>
+              <w:sz w:val="28"/>
+              <w:szCs w:val="28"/>
+              <w:lang w:val="ru-RU"/>
+              <w14:ligatures w14:val="standardContextual"/>
+            </w:rPr>
+          </w:pPr>
+          <w:hyperlink w:anchor="_Toc226555997" w:history="1">
+            <w:r>
+              <w:rPr>
+                <w:rStyle w:val="ae"/>
+                <w:rFonts w:ascii="Times New Roman" w:hAnsi="Times New Roman" w:cs="Times New Roman"/>
+                <w:b w:val="0"/>
+                <w:bCs w:val="0"/>
+                <w:noProof/>
+                <w:color w:val="000000" w:themeColor="text1"/>
+                <w:sz w:val="28"/>
+                <w:szCs w:val="28"/>
+              </w:rPr>
+              <w:t>6</w:t>
+            </w:r>
+            <w:r>
+              <w:rPr>
+                <w:rFonts w:ascii="Times New Roman" w:eastAsiaTheme="minorEastAsia" w:hAnsi="Times New Roman" w:cs="Times New Roman"/>
+                <w:b w:val="0"/>
+                <w:bCs w:val="0"/>
+                <w:noProof/>
+                <w:color w:val="000000" w:themeColor="text1"/>
+                <w:kern w:val="2"/>
+                <w:sz w:val="28"/>
+                <w:szCs w:val="28"/>
+                <w:lang w:val="ru-RU"/>
+                <w14:ligatures w14:val="standardContextual"/>
+              </w:rPr>
+              <w:tab/>
+            </w:r>
+            <w:r>
+              <w:rPr>
+                <w:rStyle w:val="ae"/>
+                <w:rFonts w:ascii="Times New Roman" w:hAnsi="Times New Roman" w:cs="Times New Roman"/>
+                <w:b w:val="0"/>
+                <w:bCs w:val="0"/>
+                <w:noProof/>
+                <w:color w:val="000000" w:themeColor="text1"/>
+                <w:sz w:val="28"/>
+                <w:szCs w:val="28"/>
+              </w:rPr>
+              <w:t>Заключение</w:t>
+            </w:r>
+            <w:r>
+              <w:rPr>
+                <w:rFonts w:ascii="Times New Roman" w:hAnsi="Times New Roman" w:cs="Times New Roman"/>
+                <w:b w:val="0"/>
+                <w:bCs w:val="0"/>
+                <w:noProof/>
+                <w:webHidden/>
+                <w:color w:val="000000" w:themeColor="text1"/>
+                <w:sz w:val="28"/>
+                <w:szCs w:val="28"/>
+              </w:rPr>
+              <w:tab/>
+            </w:r>
+            <w:r>
+              <w:rPr>
+                <w:rFonts w:ascii="Times New Roman" w:hAnsi="Times New Roman" w:cs="Times New Roman"/>
+                <w:b w:val="0"/>
+                <w:bCs w:val="0"/>
+                <w:noProof/>
+                <w:webHidden/>
+                <w:color w:val="000000" w:themeColor="text1"/>
+                <w:sz w:val="28"/>
+                <w:szCs w:val="28"/>
+              </w:rPr>
+              <w:fldChar w:fldCharType="begin"/>
+            </w:r>
+            <w:r>
+              <w:rPr>
+                <w:rFonts w:ascii="Times New Roman" w:hAnsi="Times New Roman" w:cs="Times New Roman"/>
+                <w:b w:val="0"/>
+                <w:bCs w:val="0"/>
+                <w:noProof/>
+                <w:webHidden/>
+                <w:color w:val="000000" w:themeColor="text1"/>
+                <w:sz w:val="28"/>
+                <w:szCs w:val="28"/>
+              </w:rPr>
+              <w:instrText xml:space="preserve"> PAGEREF _Toc226555997 \h </w:instrText>
+            </w:r>
+            <w:r>
+              <w:rPr>
+                <w:rFonts w:ascii="Times New Roman" w:hAnsi="Times New Roman" w:cs="Times New Roman"/>
+                <w:b w:val="0"/>
+                <w:bCs w:val="0"/>
+                <w:noProof/>
+                <w:webHidden/>
+                <w:color w:val="000000" w:themeColor="text1"/>
+                <w:sz w:val="28"/>
+                <w:szCs w:val="28"/>
+              </w:rPr>
+            </w:r>
+            <w:r>
+              <w:rPr>
+                <w:rFonts w:ascii="Times New Roman" w:hAnsi="Times New Roman" w:cs="Times New Roman"/>
+                <w:b w:val="0"/>
+                <w:bCs w:val="0"/>
+                <w:noProof/>
+                <w:webHidden/>
+                <w:color w:val="000000" w:themeColor="text1"/>
+                <w:sz w:val="28"/>
+                <w:szCs w:val="28"/>
+              </w:rPr>
+              <w:fldChar w:fldCharType="separate"/>
+            </w:r>
+            <w:r>
+              <w:rPr>
+                <w:rFonts w:ascii="Times New Roman" w:hAnsi="Times New Roman" w:cs="Times New Roman"/>
+                <w:b w:val="0"/>
+                <w:bCs w:val="0"/>
+                <w:noProof/>
+                <w:webHidden/>
+                <w:color w:val="000000" w:themeColor="text1"/>
+                <w:sz w:val="28"/>
+                <w:szCs w:val="28"/>
+              </w:rPr>
+              <w:t>31</w:t>
+            </w:r>
+            <w:r>
+              <w:rPr>
+                <w:rFonts w:ascii="Times New Roman" w:hAnsi="Times New Roman" w:cs="Times New Roman"/>
+                <w:b w:val="0"/>
+                <w:bCs w:val="0"/>
+                <w:noProof/>
+                <w:webHidden/>
+                <w:color w:val="000000" w:themeColor="text1"/>
+                <w:sz w:val="28"/>
+                <w:szCs w:val="28"/>
+              </w:rPr>
+              <w:fldChar w:fldCharType="end"/>
+            </w:r>
+          </w:hyperlink>
+        </w:p>
+        <w:p>
+          <w:pPr>
+            <w:pStyle w:val="12"/>
+            <w:tabs>
+              <w:tab w:val="left" w:pos="1120"/>
+              <w:tab w:val="right" w:leader="dot" w:pos="9345"/>
+            </w:tabs>
+            <w:ind w:firstLine="0"/>
+            <w:rPr>
+              <w:rFonts w:ascii="Times New Roman" w:eastAsiaTheme="minorEastAsia" w:hAnsi="Times New Roman" w:cs="Times New Roman"/>
+              <w:b w:val="0"/>
+              <w:bCs w:val="0"/>
+              <w:noProof/>
+              <w:color w:val="000000" w:themeColor="text1"/>
+              <w:kern w:val="2"/>
+              <w:sz w:val="28"/>
+              <w:szCs w:val="28"/>
+              <w:lang w:val="ru-RU"/>
+              <w14:ligatures w14:val="standardContextual"/>
+            </w:rPr>
+          </w:pPr>
+          <w:hyperlink w:anchor="_Toc226555998" w:history="1">
+            <w:r>
+              <w:rPr>
+                <w:rStyle w:val="ae"/>
+                <w:rFonts w:ascii="Times New Roman" w:hAnsi="Times New Roman" w:cs="Times New Roman"/>
+                <w:b w:val="0"/>
+                <w:bCs w:val="0"/>
+                <w:noProof/>
+                <w:color w:val="000000" w:themeColor="text1"/>
+                <w:sz w:val="28"/>
+                <w:szCs w:val="28"/>
+                <w:lang w:val="ru-RU"/>
+              </w:rPr>
+              <w:t>7</w:t>
+            </w:r>
+            <w:r>
+              <w:rPr>
+                <w:rFonts w:ascii="Times New Roman" w:eastAsiaTheme="minorEastAsia" w:hAnsi="Times New Roman" w:cs="Times New Roman"/>
+                <w:b w:val="0"/>
+                <w:bCs w:val="0"/>
+                <w:noProof/>
+                <w:color w:val="000000" w:themeColor="text1"/>
+                <w:kern w:val="2"/>
+                <w:sz w:val="28"/>
+                <w:szCs w:val="28"/>
+                <w:lang w:val="ru-RU"/>
+                <w14:ligatures w14:val="standardContextual"/>
+              </w:rPr>
+              <w:tab/>
+            </w:r>
+            <w:r>
+              <w:rPr>
+                <w:rStyle w:val="ae"/>
+                <w:rFonts w:ascii="Times New Roman" w:hAnsi="Times New Roman" w:cs="Times New Roman"/>
+                <w:b w:val="0"/>
+                <w:bCs w:val="0"/>
+                <w:noProof/>
+                <w:color w:val="000000" w:themeColor="text1"/>
+                <w:sz w:val="28"/>
+                <w:szCs w:val="28"/>
+                <w:lang w:val="ru-RU"/>
+              </w:rPr>
+              <w:t>Список использованных источников</w:t>
+            </w:r>
+            <w:r>
+              <w:rPr>
+                <w:rFonts w:ascii="Times New Roman" w:hAnsi="Times New Roman" w:cs="Times New Roman"/>
+                <w:b w:val="0"/>
+                <w:bCs w:val="0"/>
+                <w:noProof/>
+                <w:webHidden/>
+                <w:color w:val="000000" w:themeColor="text1"/>
+                <w:sz w:val="28"/>
+                <w:szCs w:val="28"/>
+              </w:rPr>
+              <w:tab/>
+            </w:r>
+            <w:r>
+              <w:rPr>
+                <w:rFonts w:ascii="Times New Roman" w:hAnsi="Times New Roman" w:cs="Times New Roman"/>
+                <w:b w:val="0"/>
+                <w:bCs w:val="0"/>
+                <w:noProof/>
+                <w:webHidden/>
+                <w:color w:val="000000" w:themeColor="text1"/>
+                <w:sz w:val="28"/>
+                <w:szCs w:val="28"/>
+              </w:rPr>
+              <w:fldChar w:fldCharType="begin"/>
+            </w:r>
+            <w:r>
+              <w:rPr>
+                <w:rFonts w:ascii="Times New Roman" w:hAnsi="Times New Roman" w:cs="Times New Roman"/>
+                <w:b w:val="0"/>
+                <w:bCs w:val="0"/>
+                <w:noProof/>
+                <w:webHidden/>
+                <w:color w:val="000000" w:themeColor="text1"/>
+                <w:sz w:val="28"/>
+                <w:szCs w:val="28"/>
+              </w:rPr>
+              <w:instrText xml:space="preserve"> PAGEREF _Toc226555998 \h </w:instrText>
+            </w:r>
+            <w:r>
+              <w:rPr>
+                <w:rFonts w:ascii="Times New Roman" w:hAnsi="Times New Roman" w:cs="Times New Roman"/>
+                <w:b w:val="0"/>
+                <w:bCs w:val="0"/>
+                <w:noProof/>
+                <w:webHidden/>
+                <w:color w:val="000000" w:themeColor="text1"/>
+                <w:sz w:val="28"/>
+                <w:szCs w:val="28"/>
+              </w:rPr>
+            </w:r>
+            <w:r>
+              <w:rPr>
+                <w:rFonts w:ascii="Times New Roman" w:hAnsi="Times New Roman" w:cs="Times New Roman"/>
+                <w:b w:val="0"/>
+                <w:bCs w:val="0"/>
+                <w:noProof/>
+                <w:webHidden/>
+                <w:color w:val="000000" w:themeColor="text1"/>
+                <w:sz w:val="28"/>
+                <w:szCs w:val="28"/>
+              </w:rPr>
+              <w:fldChar w:fldCharType="separate"/>
+            </w:r>
+            <w:r>
+              <w:rPr>
+                <w:rFonts w:ascii="Times New Roman" w:hAnsi="Times New Roman" w:cs="Times New Roman"/>
+                <w:b w:val="0"/>
+                <w:bCs w:val="0"/>
+                <w:noProof/>
+                <w:webHidden/>
+                <w:color w:val="000000" w:themeColor="text1"/>
+                <w:sz w:val="28"/>
+                <w:szCs w:val="28"/>
+              </w:rPr>
+              <w:t>32</w:t>
+            </w:r>
+            <w:r>
+              <w:rPr>
+                <w:rFonts w:ascii="Times New Roman" w:hAnsi="Times New Roman" w:cs="Times New Roman"/>
+                <w:b w:val="0"/>
+                <w:bCs w:val="0"/>
+                <w:noProof/>
+                <w:webHidden/>
+                <w:color w:val="000000" w:themeColor="text1"/>
+                <w:sz w:val="28"/>
+                <w:szCs w:val="28"/>
+              </w:rPr>
+              <w:fldChar w:fldCharType="end"/>
+            </w:r>
+          </w:hyperlink>
+        </w:p>
+        <w:p>
+          <w:pPr>
+            <w:ind w:firstLine="0"/>
+          </w:pPr>
+          <w:r>
+            <w:rPr>
+              <w:noProof/>
+              <w:color w:val="000000" w:themeColor="text1"/>
+              <w:szCs w:val="28"/>
+            </w:rPr>
+            <w:fldChar w:fldCharType="end"/>
+          </w:r>
+        </w:p>
+      </w:sdtContent>
+    </w:sdt>
+    <w:p>
+      <w:pPr>
+        <w:pStyle w:val="31"/>
+        <w:ind w:left="0" w:firstLine="0"/>
+        <w:rPr>
+          <w:lang w:val="ru-RU"/>
+        </w:rPr>
+      </w:pPr>
+    </w:p>
+    <w:p>
+      <w:pPr>
+        <w:spacing w:after="160" w:line="278" w:lineRule="auto"/>
+        <w:ind w:firstLine="0"/>
+        <w:rPr>
+          <w:rFonts w:cstheme="majorBidi"/>
+          <w:b/>
+          <w:color w:val="000000" w:themeColor="text1"/>
+          <w:sz w:val="40"/>
+          <w:szCs w:val="40"/>
+          <w:lang w:val="ru-RU"/>
+        </w:rPr>
+      </w:pPr>
+      <w:r>
+        <w:rPr>
+          <w:lang w:val="ru-RU"/>
+        </w:rPr>
+        <w:br w:type="page"/>
+      </w:r>
+    </w:p>
+    <w:p>
+      <w:pPr>
         <w:pStyle w:val="1"/>
         <w:rPr>
           <w:lang w:val="ru-RU"/>
         </w:rPr>
       </w:pPr>
+      <w:bookmarkStart w:id="0" w:name="_Toc226555971"/>
       <w:r>
         <w:rPr>
           <w:rFonts w:eastAsia="Times New Roman"/>
           <w:lang w:val="ru-RU"/>
         </w:rPr>
+        <w:lastRenderedPageBreak/>
         <w:t>Введение</w:t>
       </w:r>
+      <w:bookmarkEnd w:id="0"/>
     </w:p>
     <w:p>
       <w:pPr>
@@ -390,6 +5396,7 @@
           <w:lang w:val="ru-RU"/>
         </w:rPr>
       </w:pPr>
+      <w:bookmarkStart w:id="1" w:name="_Toc226555972"/>
       <w:r>
         <w:rPr>
           <w:rFonts w:eastAsia="Times New Roman"/>
@@ -398,6 +5405,7 @@
         <w:lastRenderedPageBreak/>
         <w:t>Анализ предметной области и обзор технологий</w:t>
       </w:r>
+      <w:bookmarkEnd w:id="1"/>
     </w:p>
     <w:p>
       <w:pPr>
@@ -688,6 +5696,7 @@
           <w:lang w:val="ru-RU"/>
         </w:rPr>
       </w:pPr>
+      <w:bookmarkStart w:id="2" w:name="_Toc226555973"/>
       <w:r>
         <w:rPr>
           <w:rFonts w:eastAsia="Times New Roman"/>
@@ -695,6 +5704,7 @@
         </w:rPr>
         <w:t>Архитектура и технологический стек</w:t>
       </w:r>
+      <w:bookmarkEnd w:id="2"/>
     </w:p>
     <w:p>
       <w:pPr>
@@ -758,12 +5768,14 @@
           <w:lang w:val="ru-RU"/>
         </w:rPr>
       </w:pPr>
+      <w:bookmarkStart w:id="3" w:name="_Toc226555974"/>
       <w:r>
         <w:rPr>
           <w:lang w:val="ru-RU"/>
         </w:rPr>
         <w:t>Общая архитектура взаимодействия</w:t>
       </w:r>
+      <w:bookmarkEnd w:id="3"/>
     </w:p>
     <w:p>
       <w:pPr>
@@ -1101,6 +6113,7 @@
           <w:lang w:val="ru-RU"/>
         </w:rPr>
       </w:pPr>
+      <w:bookmarkStart w:id="4" w:name="_Toc226555975"/>
       <w:proofErr w:type="spellStart"/>
       <w:r>
         <w:rPr>
@@ -1115,6 +6128,7 @@
         </w:rPr>
         <w:t>-слой</w:t>
       </w:r>
+      <w:bookmarkEnd w:id="4"/>
     </w:p>
     <w:p>
       <w:pPr>
@@ -1406,6 +6420,7 @@
           <w:lang w:val="ru-RU"/>
         </w:rPr>
       </w:pPr>
+      <w:bookmarkStart w:id="5" w:name="_Toc226555976"/>
       <w:proofErr w:type="spellStart"/>
       <w:r>
         <w:rPr>
@@ -1420,6 +6435,7 @@
         </w:rPr>
         <w:t>-слой</w:t>
       </w:r>
+      <w:bookmarkEnd w:id="5"/>
     </w:p>
     <w:p>
       <w:pPr>
@@ -1652,6 +6668,7 @@
           <w:lang w:val="ru-RU"/>
         </w:rPr>
       </w:pPr>
+      <w:bookmarkStart w:id="6" w:name="_Toc226555977"/>
       <w:proofErr w:type="spellStart"/>
       <w:r>
         <w:rPr>
@@ -1666,6 +6683,7 @@
         </w:rPr>
         <w:t xml:space="preserve"> и сетевое взаимодействие</w:t>
       </w:r>
+      <w:bookmarkEnd w:id="6"/>
     </w:p>
     <w:p>
       <w:pPr>
@@ -1869,6 +6887,7 @@
           <w:lang w:val="ru-RU"/>
         </w:rPr>
       </w:pPr>
+      <w:bookmarkStart w:id="7" w:name="_Toc226555978"/>
       <w:r>
         <w:rPr>
           <w:rFonts w:eastAsia="Times New Roman"/>
@@ -1876,6 +6895,7 @@
         </w:rPr>
         <w:t>Алгоритмы и методология разработки</w:t>
       </w:r>
+      <w:bookmarkEnd w:id="7"/>
     </w:p>
     <w:p>
       <w:pPr>
@@ -1884,6 +6904,7 @@
           <w:lang w:val="ru-RU"/>
         </w:rPr>
       </w:pPr>
+      <w:bookmarkStart w:id="8" w:name="_Toc226555979"/>
       <w:r>
         <w:rPr>
           <w:lang w:val="ru-RU"/>
@@ -1897,6 +6918,7 @@
         </w:rPr>
         <w:t>чанкинг</w:t>
       </w:r>
+      <w:bookmarkEnd w:id="8"/>
       <w:proofErr w:type="spellEnd"/>
     </w:p>
     <w:p>
@@ -9351,6 +14373,7 @@
           <w:lang w:val="ru-RU"/>
         </w:rPr>
       </w:pPr>
+      <w:bookmarkStart w:id="9" w:name="_Toc226555980"/>
       <w:r>
         <w:rPr>
           <w:lang w:val="ru-RU"/>
@@ -9371,6 +14394,7 @@
         </w:rPr>
         <w:t>) и дообучение</w:t>
       </w:r>
+      <w:bookmarkEnd w:id="9"/>
     </w:p>
     <w:p>
       <w:pPr>
@@ -9839,12 +14863,14 @@
           <w:lang w:val="ru-RU"/>
         </w:rPr>
       </w:pPr>
+      <w:bookmarkStart w:id="10" w:name="_Toc226555981"/>
       <w:r>
         <w:rPr>
           <w:lang w:val="ru-RU"/>
         </w:rPr>
         <w:t>Процесс обучения и валидации</w:t>
       </w:r>
+      <w:bookmarkEnd w:id="10"/>
     </w:p>
     <w:tbl>
       <w:tblPr>
@@ -10366,6 +15392,7 @@
           <w:lang w:val="en-US"/>
         </w:rPr>
       </w:pPr>
+      <w:bookmarkStart w:id="11" w:name="_Toc226555982"/>
       <w:r>
         <w:rPr>
           <w:lang w:val="ru-RU"/>
@@ -10378,6 +15405,7 @@
         </w:rPr>
         <w:t>Qwen2.5</w:t>
       </w:r>
+      <w:bookmarkEnd w:id="11"/>
     </w:p>
     <w:p>
       <w:pPr>
@@ -13270,6 +18298,7 @@
           <w:lang w:val="ru-RU"/>
         </w:rPr>
       </w:pPr>
+      <w:bookmarkStart w:id="12" w:name="_Toc226555983"/>
       <w:r>
         <w:rPr>
           <w:lang w:val="ru-RU"/>
@@ -13318,6 +18347,7 @@
         </w:rPr>
         <w:t>)</w:t>
       </w:r>
+      <w:bookmarkEnd w:id="12"/>
     </w:p>
     <w:tbl>
       <w:tblPr>
@@ -14041,6 +19071,7 @@
           <w:lang w:val="ru-RU"/>
         </w:rPr>
       </w:pPr>
+      <w:bookmarkStart w:id="13" w:name="_Toc226555984"/>
       <w:r>
         <w:rPr>
           <w:lang w:val="ru-RU"/>
@@ -14048,6 +19079,7 @@
         <w:lastRenderedPageBreak/>
         <w:t>Динамика обучения (ключевые точки)</w:t>
       </w:r>
+      <w:bookmarkEnd w:id="13"/>
     </w:p>
     <w:tbl>
       <w:tblPr>
@@ -14929,12 +19961,14 @@
           <w:lang w:val="ru-RU"/>
         </w:rPr>
       </w:pPr>
+      <w:bookmarkStart w:id="14" w:name="_Toc226555985"/>
       <w:r>
         <w:rPr>
           <w:lang w:val="ru-RU"/>
         </w:rPr>
         <w:t>Результаты тестирования</w:t>
       </w:r>
+      <w:bookmarkEnd w:id="14"/>
     </w:p>
     <w:tbl>
       <w:tblPr>
@@ -15401,6 +20435,7 @@
           <w:lang w:val="ru-RU"/>
         </w:rPr>
       </w:pPr>
+      <w:bookmarkStart w:id="15" w:name="_Toc226555986"/>
       <w:r>
         <w:rPr>
           <w:lang w:val="ru-RU"/>
@@ -15421,6 +20456,7 @@
         </w:rPr>
         <w:t xml:space="preserve"> 2</w:t>
       </w:r>
+      <w:bookmarkEnd w:id="15"/>
     </w:p>
     <w:p>
       <w:pPr>
@@ -16036,6 +21072,7 @@
           <w:lang w:val="en-US"/>
         </w:rPr>
       </w:pPr>
+      <w:bookmarkStart w:id="16" w:name="_Toc226555987"/>
       <w:r>
         <w:rPr>
           <w:lang w:val="ru-RU"/>
@@ -16054,6 +21091,7 @@
         </w:rPr>
         <w:t>2</w:t>
       </w:r>
+      <w:bookmarkEnd w:id="16"/>
     </w:p>
     <w:p>
       <w:pPr>
@@ -18990,6 +24028,7 @@
           <w:lang w:val="ru-RU"/>
         </w:rPr>
       </w:pPr>
+      <w:bookmarkStart w:id="17" w:name="_Toc226555988"/>
       <w:r>
         <w:rPr>
           <w:lang w:val="ru-RU"/>
@@ -19024,6 +24063,7 @@
         </w:rPr>
         <w:t>)</w:t>
       </w:r>
+      <w:bookmarkEnd w:id="17"/>
     </w:p>
     <w:tbl>
       <w:tblPr>
@@ -19706,10 +24746,12 @@
       <w:pPr>
         <w:pStyle w:val="3"/>
       </w:pPr>
+      <w:bookmarkStart w:id="18" w:name="_Toc226555989"/>
       <w:r>
         <w:lastRenderedPageBreak/>
         <w:t>Динамика обучения (ключевые точки)</w:t>
       </w:r>
+      <w:bookmarkEnd w:id="18"/>
     </w:p>
     <w:tbl>
       <w:tblPr>
@@ -20604,9 +25646,11 @@
       <w:pPr>
         <w:pStyle w:val="3"/>
       </w:pPr>
+      <w:bookmarkStart w:id="19" w:name="_Toc226555990"/>
       <w:r>
         <w:t>Результаты тестирования</w:t>
       </w:r>
+      <w:bookmarkEnd w:id="19"/>
     </w:p>
     <w:tbl>
       <w:tblPr>
@@ -20977,6 +26021,7 @@
       <w:pPr>
         <w:pStyle w:val="3"/>
       </w:pPr>
+      <w:bookmarkStart w:id="20" w:name="_Toc226555991"/>
       <w:r>
         <w:lastRenderedPageBreak/>
         <w:t xml:space="preserve">Выводы по эксперименту с </w:t>
@@ -20989,6 +26034,7 @@
       <w:r>
         <w:t xml:space="preserve"> 2</w:t>
       </w:r>
+      <w:bookmarkEnd w:id="20"/>
     </w:p>
     <w:p>
       <w:r>
@@ -21565,6 +26611,7 @@
           <w:lang w:val="ru-RU"/>
         </w:rPr>
       </w:pPr>
+      <w:bookmarkStart w:id="21" w:name="_Toc226555992"/>
       <w:proofErr w:type="spellStart"/>
       <w:r>
         <w:rPr>
@@ -21579,6 +26626,7 @@
         </w:rPr>
         <w:t xml:space="preserve"> и постобработка</w:t>
       </w:r>
+      <w:bookmarkEnd w:id="21"/>
     </w:p>
     <w:p>
       <w:pPr>
@@ -22403,21 +27451,25 @@
       <w:pPr>
         <w:pStyle w:val="1"/>
       </w:pPr>
+      <w:bookmarkStart w:id="22" w:name="_Toc226555993"/>
       <w:r>
         <w:lastRenderedPageBreak/>
         <w:t>Экспериментальная часть и результаты</w:t>
       </w:r>
+      <w:bookmarkEnd w:id="22"/>
     </w:p>
     <w:p>
       <w:pPr>
         <w:pStyle w:val="2"/>
       </w:pPr>
+      <w:bookmarkStart w:id="23" w:name="_Toc226555994"/>
       <w:r>
         <w:rPr>
           <w:rFonts w:eastAsiaTheme="majorEastAsia"/>
         </w:rPr>
         <w:t>Сравнение базовых моделей</w:t>
       </w:r>
+      <w:bookmarkEnd w:id="23"/>
     </w:p>
     <w:tbl>
       <w:tblPr>
@@ -22865,6 +27917,7 @@
           <w:color w:val="auto"/>
         </w:rPr>
       </w:pPr>
+      <w:bookmarkStart w:id="24" w:name="_Toc226555995"/>
       <w:r>
         <w:rPr>
           <w:rFonts w:eastAsiaTheme="majorEastAsia"/>
@@ -22888,6 +27941,7 @@
         </w:rPr>
         <w:t xml:space="preserve"> 3)</w:t>
       </w:r>
+      <w:bookmarkEnd w:id="24"/>
     </w:p>
     <w:tbl>
       <w:tblPr>
@@ -23136,6 +28190,7 @@
           <w:lang w:val="ru-RU"/>
         </w:rPr>
       </w:pPr>
+      <w:bookmarkStart w:id="25" w:name="_Toc226555996"/>
       <w:r>
         <w:rPr>
           <w:rFonts w:eastAsiaTheme="majorEastAsia"/>
@@ -23144,6 +28199,7 @@
         <w:lastRenderedPageBreak/>
         <w:t>Скриншоты</w:t>
       </w:r>
+      <w:bookmarkEnd w:id="25"/>
     </w:p>
     <w:p>
       <w:pPr>
@@ -23451,9 +28507,11 @@
       <w:pPr>
         <w:pStyle w:val="1"/>
       </w:pPr>
+      <w:bookmarkStart w:id="26" w:name="_Toc226555997"/>
       <w:r>
         <w:t>Заключение</w:t>
       </w:r>
+      <w:bookmarkEnd w:id="26"/>
     </w:p>
     <w:p>
       <w:r>
@@ -23596,6 +28654,7 @@
           <w:lang w:val="ru-RU"/>
         </w:rPr>
       </w:pPr>
+      <w:bookmarkStart w:id="27" w:name="_Toc226555998"/>
       <w:r>
         <w:rPr>
           <w:rFonts w:eastAsia="Times New Roman"/>
@@ -23603,6 +28662,7 @@
         </w:rPr>
         <w:t>Список использованных источников</w:t>
       </w:r>
+      <w:bookmarkEnd w:id="27"/>
     </w:p>
     <w:p>
       <w:pPr>
@@ -27074,6 +32134,253 @@
         <w:numId w:val="13"/>
       </w:numPr>
     </w:pPr>
+  </w:style>
+  <w:style w:type="paragraph" w:customStyle="1" w:styleId="p1">
+    <w:name w:val="p1"/>
+    <w:basedOn w:val="a"/>
+    <w:rsid w:val="00BC7E58"/>
+    <w:pPr>
+      <w:spacing w:line="240" w:lineRule="auto"/>
+      <w:ind w:firstLine="0"/>
+      <w:jc w:val="both"/>
+    </w:pPr>
+    <w:rPr>
+      <w:color w:val="000000"/>
+      <w:sz w:val="24"/>
+      <w:szCs w:val="24"/>
+      <w:lang w:val="ru-RU"/>
+    </w:rPr>
+  </w:style>
+  <w:style w:type="paragraph" w:customStyle="1" w:styleId="p2">
+    <w:name w:val="p2"/>
+    <w:basedOn w:val="a"/>
+    <w:rsid w:val="00BC7E58"/>
+    <w:pPr>
+      <w:spacing w:line="240" w:lineRule="auto"/>
+      <w:ind w:firstLine="0"/>
+      <w:jc w:val="both"/>
+    </w:pPr>
+    <w:rPr>
+      <w:color w:val="000000"/>
+      <w:sz w:val="27"/>
+      <w:szCs w:val="27"/>
+      <w:lang w:val="ru-RU"/>
+    </w:rPr>
+  </w:style>
+  <w:style w:type="paragraph" w:customStyle="1" w:styleId="p3">
+    <w:name w:val="p3"/>
+    <w:basedOn w:val="a"/>
+    <w:rsid w:val="00BC7E58"/>
+    <w:pPr>
+      <w:spacing w:line="240" w:lineRule="auto"/>
+      <w:ind w:firstLine="0"/>
+      <w:jc w:val="both"/>
+    </w:pPr>
+    <w:rPr>
+      <w:color w:val="000000"/>
+      <w:sz w:val="21"/>
+      <w:szCs w:val="21"/>
+      <w:lang w:val="ru-RU"/>
+    </w:rPr>
+  </w:style>
+  <w:style w:type="paragraph" w:styleId="ad">
+    <w:name w:val="TOC Heading"/>
+    <w:basedOn w:val="1"/>
+    <w:next w:val="a"/>
+    <w:uiPriority w:val="39"/>
+    <w:unhideWhenUsed/>
+    <w:qFormat/>
+    <w:rsid w:val="00BC7E58"/>
+    <w:pPr>
+      <w:numPr>
+        <w:numId w:val="0"/>
+      </w:numPr>
+      <w:spacing w:before="480" w:after="0" w:line="276" w:lineRule="auto"/>
+      <w:outlineLvl w:val="9"/>
+    </w:pPr>
+    <w:rPr>
+      <w:rFonts w:asciiTheme="majorHAnsi" w:hAnsiTheme="majorHAnsi"/>
+      <w:bCs/>
+      <w:color w:val="2F5496" w:themeColor="accent1" w:themeShade="BF"/>
+      <w:sz w:val="28"/>
+      <w:szCs w:val="28"/>
+      <w:lang w:val="ru-RU"/>
+    </w:rPr>
+  </w:style>
+  <w:style w:type="paragraph" w:styleId="23">
+    <w:name w:val="toc 2"/>
+    <w:basedOn w:val="a"/>
+    <w:next w:val="a"/>
+    <w:autoRedefine/>
+    <w:uiPriority w:val="39"/>
+    <w:unhideWhenUsed/>
+    <w:rsid w:val="00BC7E58"/>
+    <w:pPr>
+      <w:spacing w:before="120"/>
+      <w:ind w:left="280"/>
+    </w:pPr>
+    <w:rPr>
+      <w:rFonts w:asciiTheme="minorHAnsi" w:hAnsiTheme="minorHAnsi" w:cstheme="minorHAnsi"/>
+      <w:i/>
+      <w:iCs/>
+      <w:sz w:val="20"/>
+      <w:szCs w:val="20"/>
+    </w:rPr>
+  </w:style>
+  <w:style w:type="paragraph" w:styleId="12">
+    <w:name w:val="toc 1"/>
+    <w:basedOn w:val="a"/>
+    <w:next w:val="a"/>
+    <w:autoRedefine/>
+    <w:uiPriority w:val="39"/>
+    <w:unhideWhenUsed/>
+    <w:rsid w:val="00BC7E58"/>
+    <w:pPr>
+      <w:spacing w:before="240" w:after="120"/>
+    </w:pPr>
+    <w:rPr>
+      <w:rFonts w:asciiTheme="minorHAnsi" w:hAnsiTheme="minorHAnsi" w:cstheme="minorHAnsi"/>
+      <w:b/>
+      <w:bCs/>
+      <w:sz w:val="20"/>
+      <w:szCs w:val="20"/>
+    </w:rPr>
+  </w:style>
+  <w:style w:type="paragraph" w:styleId="31">
+    <w:name w:val="toc 3"/>
+    <w:basedOn w:val="a"/>
+    <w:next w:val="a"/>
+    <w:autoRedefine/>
+    <w:uiPriority w:val="39"/>
+    <w:unhideWhenUsed/>
+    <w:rsid w:val="00BC7E58"/>
+    <w:pPr>
+      <w:ind w:left="560"/>
+    </w:pPr>
+    <w:rPr>
+      <w:rFonts w:asciiTheme="minorHAnsi" w:hAnsiTheme="minorHAnsi" w:cstheme="minorHAnsi"/>
+      <w:sz w:val="20"/>
+      <w:szCs w:val="20"/>
+    </w:rPr>
+  </w:style>
+  <w:style w:type="paragraph" w:styleId="41">
+    <w:name w:val="toc 4"/>
+    <w:basedOn w:val="a"/>
+    <w:next w:val="a"/>
+    <w:autoRedefine/>
+    <w:uiPriority w:val="39"/>
+    <w:semiHidden/>
+    <w:unhideWhenUsed/>
+    <w:rsid w:val="00BC7E58"/>
+    <w:pPr>
+      <w:ind w:left="840"/>
+    </w:pPr>
+    <w:rPr>
+      <w:rFonts w:asciiTheme="minorHAnsi" w:hAnsiTheme="minorHAnsi" w:cstheme="minorHAnsi"/>
+      <w:sz w:val="20"/>
+      <w:szCs w:val="20"/>
+    </w:rPr>
+  </w:style>
+  <w:style w:type="paragraph" w:styleId="51">
+    <w:name w:val="toc 5"/>
+    <w:basedOn w:val="a"/>
+    <w:next w:val="a"/>
+    <w:autoRedefine/>
+    <w:uiPriority w:val="39"/>
+    <w:semiHidden/>
+    <w:unhideWhenUsed/>
+    <w:rsid w:val="00BC7E58"/>
+    <w:pPr>
+      <w:ind w:left="1120"/>
+    </w:pPr>
+    <w:rPr>
+      <w:rFonts w:asciiTheme="minorHAnsi" w:hAnsiTheme="minorHAnsi" w:cstheme="minorHAnsi"/>
+      <w:sz w:val="20"/>
+      <w:szCs w:val="20"/>
+    </w:rPr>
+  </w:style>
+  <w:style w:type="paragraph" w:styleId="61">
+    <w:name w:val="toc 6"/>
+    <w:basedOn w:val="a"/>
+    <w:next w:val="a"/>
+    <w:autoRedefine/>
+    <w:uiPriority w:val="39"/>
+    <w:semiHidden/>
+    <w:unhideWhenUsed/>
+    <w:rsid w:val="00BC7E58"/>
+    <w:pPr>
+      <w:ind w:left="1400"/>
+    </w:pPr>
+    <w:rPr>
+      <w:rFonts w:asciiTheme="minorHAnsi" w:hAnsiTheme="minorHAnsi" w:cstheme="minorHAnsi"/>
+      <w:sz w:val="20"/>
+      <w:szCs w:val="20"/>
+    </w:rPr>
+  </w:style>
+  <w:style w:type="paragraph" w:styleId="71">
+    <w:name w:val="toc 7"/>
+    <w:basedOn w:val="a"/>
+    <w:next w:val="a"/>
+    <w:autoRedefine/>
+    <w:uiPriority w:val="39"/>
+    <w:semiHidden/>
+    <w:unhideWhenUsed/>
+    <w:rsid w:val="00BC7E58"/>
+    <w:pPr>
+      <w:ind w:left="1680"/>
+    </w:pPr>
+    <w:rPr>
+      <w:rFonts w:asciiTheme="minorHAnsi" w:hAnsiTheme="minorHAnsi" w:cstheme="minorHAnsi"/>
+      <w:sz w:val="20"/>
+      <w:szCs w:val="20"/>
+    </w:rPr>
+  </w:style>
+  <w:style w:type="paragraph" w:styleId="81">
+    <w:name w:val="toc 8"/>
+    <w:basedOn w:val="a"/>
+    <w:next w:val="a"/>
+    <w:autoRedefine/>
+    <w:uiPriority w:val="39"/>
+    <w:semiHidden/>
+    <w:unhideWhenUsed/>
+    <w:rsid w:val="00BC7E58"/>
+    <w:pPr>
+      <w:ind w:left="1960"/>
+    </w:pPr>
+    <w:rPr>
+      <w:rFonts w:asciiTheme="minorHAnsi" w:hAnsiTheme="minorHAnsi" w:cstheme="minorHAnsi"/>
+      <w:sz w:val="20"/>
+      <w:szCs w:val="20"/>
+    </w:rPr>
+  </w:style>
+  <w:style w:type="paragraph" w:styleId="91">
+    <w:name w:val="toc 9"/>
+    <w:basedOn w:val="a"/>
+    <w:next w:val="a"/>
+    <w:autoRedefine/>
+    <w:uiPriority w:val="39"/>
+    <w:semiHidden/>
+    <w:unhideWhenUsed/>
+    <w:rsid w:val="00BC7E58"/>
+    <w:pPr>
+      <w:ind w:left="2240"/>
+    </w:pPr>
+    <w:rPr>
+      <w:rFonts w:asciiTheme="minorHAnsi" w:hAnsiTheme="minorHAnsi" w:cstheme="minorHAnsi"/>
+      <w:sz w:val="20"/>
+      <w:szCs w:val="20"/>
+    </w:rPr>
+  </w:style>
+  <w:style w:type="character" w:styleId="ae">
+    <w:name w:val="Hyperlink"/>
+    <w:basedOn w:val="a0"/>
+    <w:uiPriority w:val="99"/>
+    <w:unhideWhenUsed/>
+    <w:rsid w:val="00BC7E58"/>
+    <w:rPr>
+      <w:color w:val="0563C1" w:themeColor="hyperlink"/>
+      <w:u w:val="single"/>
+    </w:rPr>
   </w:style>
 </w:styles>
 </file>
